--- a/课程设计报告.docx
+++ b/课程设计报告.docx
@@ -114,6 +114,27 @@
           <w:szCs w:val="100"/>
         </w:rPr>
         <w:instrText xml:space="preserve"> INCLUDEPICTURE "D:\\Tencent Files\\Tencent Files\\34227565\\nt_qq\\nt_data\\Pic\\2025-05\\Thumb\\94e7174ff3a902943b486dd7bd91ba48_720.png" \* MERGEFORMATINET </w:instrText>
+      </w:r>
+      <w:r>
+        <w:rPr>
+          <w:sz w:val="100"/>
+          <w:szCs w:val="100"/>
+        </w:rPr>
+        <w:fldChar w:fldCharType="separate"/>
+      </w:r>
+      <w:r>
+        <w:rPr>
+          <w:sz w:val="100"/>
+          <w:szCs w:val="100"/>
+        </w:rPr>
+        <w:fldChar w:fldCharType="begin"/>
+      </w:r>
+      <w:r>
+        <w:rPr>
+          <w:sz w:val="100"/>
+          <w:szCs w:val="100"/>
+        </w:rPr>
+        <w:instrText xml:space="preserve"> INCLUDEPICTURE  "D:\\Tencent%20Files\\Tencent%20Files\\34227565\\nt_qq\\nt_data\\Pic\\2025-05\\Thumb\\94e7174ff3a902943b486dd7bd91ba48_720.png" \* MERGEFORMATINET </w:instrText>
       </w:r>
       <w:r>
         <w:rPr>
@@ -193,6 +214,13 @@
             <v:imagedata r:id="rId9" r:href="rId10"/>
           </v:shape>
         </w:pict>
+      </w:r>
+      <w:r>
+        <w:rPr>
+          <w:sz w:val="100"/>
+          <w:szCs w:val="100"/>
+        </w:rPr>
+        <w:fldChar w:fldCharType="end"/>
       </w:r>
       <w:r>
         <w:rPr>
@@ -4642,7 +4670,7 @@
         <w:ind w:firstLineChars="200" w:firstLine="480"/>
         <w:jc w:val="left"/>
         <w:rPr>
-          <w:rFonts w:cs="宋体" w:hint="eastAsia"/>
+          <w:rFonts w:cs="宋体"/>
           <w:szCs w:val="20"/>
         </w:rPr>
       </w:pPr>
@@ -6706,7 +6734,7 @@
           <w:noProof/>
         </w:rPr>
         <w:drawing>
-          <wp:inline distT="0" distB="0" distL="0" distR="0" wp14:anchorId="7FC16C9C" wp14:editId="23D6AD44">
+          <wp:inline distT="0" distB="0" distL="0" distR="0" wp14:anchorId="7FC16C9C" wp14:editId="57647FB8">
             <wp:extent cx="4953000" cy="3503952"/>
             <wp:effectExtent l="0" t="0" r="0" b="1270"/>
             <wp:docPr id="247376027" name="图片 1"/>
@@ -7021,7 +7049,6 @@
       <w:pPr>
         <w:spacing w:after="0" w:line="360" w:lineRule="auto"/>
         <w:rPr>
-          <w:rFonts w:hint="eastAsia"/>
           <w:b/>
           <w:bCs/>
           <w:sz w:val="22"/>
@@ -10802,7 +10829,6 @@
               <w:spacing w:after="0" w:line="0" w:lineRule="atLeast"/>
               <w:jc w:val="both"/>
               <w:rPr>
-                <w:rFonts w:hint="eastAsia"/>
                 <w:sz w:val="15"/>
                 <w:szCs w:val="15"/>
               </w:rPr>
@@ -12259,7 +12285,7 @@
         <w:spacing w:line="360" w:lineRule="auto"/>
         <w:jc w:val="both"/>
         <w:rPr>
-          <w:rFonts w:eastAsia="黑体" w:cs="黑体" w:hint="eastAsia"/>
+          <w:rFonts w:eastAsia="黑体" w:cs="黑体"/>
           <w:b/>
           <w:bCs/>
           <w:sz w:val="28"/>
@@ -13728,6 +13754,7 @@
     </w:tbl>
     <w:p>
       <w:r>
+        <w:lastRenderedPageBreak/>
         <w:br w:type="page"/>
       </w:r>
     </w:p>
@@ -14865,23 +14892,11 @@
           <w:p>
             <w:pPr>
               <w:pStyle w:val="af0"/>
-              <w:rPr>
-                <w:b/>
-                <w:bCs/>
-              </w:rPr>
-            </w:pPr>
-            <w:r>
-              <w:rPr>
-                <w:b/>
-                <w:bCs/>
-              </w:rPr>
+            </w:pPr>
+            <w:r>
               <w:t>键</w:t>
             </w:r>
             <w:r>
-              <w:rPr>
-                <w:b/>
-                <w:bCs/>
-              </w:rPr>
               <w:t>7</w:t>
             </w:r>
           </w:p>
@@ -14900,31 +14915,19 @@
           <w:p>
             <w:pPr>
               <w:pStyle w:val="af0"/>
-              <w:rPr>
-                <w:b/>
-                <w:bCs/>
-              </w:rPr>
             </w:pPr>
             <w:r>
               <w:rPr>
                 <w:rFonts w:hint="eastAsia"/>
-                <w:b/>
-                <w:bCs/>
               </w:rPr>
               <w:t>数值</w:t>
             </w:r>
             <w:r>
-              <w:rPr>
-                <w:b/>
-                <w:bCs/>
-              </w:rPr>
               <w:t>减</w:t>
             </w:r>
             <w:r>
               <w:rPr>
                 <w:rFonts w:hint="eastAsia"/>
-                <w:b/>
-                <w:bCs/>
               </w:rPr>
               <w:t>少</w:t>
             </w:r>
@@ -14945,16 +14948,9 @@
           <w:p>
             <w:pPr>
               <w:pStyle w:val="af0"/>
-              <w:rPr>
-                <w:b/>
-                <w:bCs/>
-              </w:rPr>
-            </w:pPr>
-            <w:r>
-              <w:rPr>
-                <w:b/>
-                <w:bCs/>
-              </w:rPr>
+              <w:jc w:val="left"/>
+            </w:pPr>
+            <w:r>
               <w:t>数值减少</w:t>
             </w:r>
           </w:p>
@@ -15578,7 +15574,7 @@
         <w:ind w:firstLineChars="200" w:firstLine="480"/>
         <w:jc w:val="left"/>
         <w:rPr>
-          <w:rFonts w:cs="宋体" w:hint="eastAsia"/>
+          <w:rFonts w:cs="宋体"/>
           <w:szCs w:val="20"/>
         </w:rPr>
       </w:pPr>
@@ -15617,7 +15613,7 @@
       <w:pPr>
         <w:jc w:val="left"/>
         <w:rPr>
-          <w:rFonts w:cs="宋体" w:hint="eastAsia"/>
+          <w:rFonts w:cs="宋体"/>
           <w:szCs w:val="20"/>
         </w:rPr>
       </w:pPr>
@@ -16016,9 +16012,6 @@
     <w:p>
       <w:pPr>
         <w:jc w:val="left"/>
-        <w:rPr>
-          <w:rFonts w:hint="eastAsia"/>
-        </w:rPr>
       </w:pPr>
       <w:r>
         <w:br w:type="page"/>
@@ -16176,9 +16169,6 @@
         <w:pPr>
           <w:pStyle w:val="a5"/>
           <w:jc w:val="center"/>
-          <w:rPr>
-            <w:rFonts w:hint="eastAsia"/>
-          </w:rPr>
         </w:pPr>
         <w:r>
           <w:fldChar w:fldCharType="begin"/>
@@ -16224,9 +16214,6 @@
         <w:pPr>
           <w:pStyle w:val="a5"/>
           <w:jc w:val="center"/>
-          <w:rPr>
-            <w:rFonts w:hint="eastAsia"/>
-          </w:rPr>
         </w:pPr>
         <w:r>
           <w:fldChar w:fldCharType="begin"/>
@@ -17423,10 +17410,6 @@
 </file>
 
 <file path=customXml/item1.xml><?xml version="1.0" encoding="utf-8"?>
-<b:Sources xmlns:b="http://schemas.openxmlformats.org/officeDocument/2006/bibliography" xmlns="http://schemas.openxmlformats.org/officeDocument/2006/bibliography" SelectedStyle="\APASixthEditionOfficeOnline.xsl" StyleName="APA" Version="6"/>
-</file>
-
-<file path=customXml/item2.xml><?xml version="1.0" encoding="utf-8"?>
 <s:customData xmlns="http://www.wps.cn/officeDocument/2013/wpsCustomData" xmlns:s="http://www.wps.cn/officeDocument/2013/wpsCustomData">
   <customSectProps>
     <customSectPr/>
@@ -17447,18 +17430,22 @@
 </s:customData>
 </file>
 
+<file path=customXml/item2.xml><?xml version="1.0" encoding="utf-8"?>
+<b:Sources xmlns:b="http://schemas.openxmlformats.org/officeDocument/2006/bibliography" xmlns="http://schemas.openxmlformats.org/officeDocument/2006/bibliography" SelectedStyle="\APASixthEditionOfficeOnline.xsl" StyleName="APA" Version="6"/>
+</file>
+
 <file path=customXml/itemProps1.xml><?xml version="1.0" encoding="utf-8"?>
+<ds:datastoreItem xmlns:ds="http://schemas.openxmlformats.org/officeDocument/2006/customXml" ds:itemID="{B1977F7D-205B-4081-913C-38D41E755F92}">
+  <ds:schemaRefs>
+    <ds:schemaRef ds:uri="http://www.wps.cn/officeDocument/2013/wpsCustomData"/>
+  </ds:schemaRefs>
+</ds:datastoreItem>
+</file>
+
+<file path=customXml/itemProps2.xml><?xml version="1.0" encoding="utf-8"?>
 <ds:datastoreItem xmlns:ds="http://schemas.openxmlformats.org/officeDocument/2006/customXml" ds:itemID="{DC3D2AAD-49E5-47EC-AE69-64570E080AE0}">
   <ds:schemaRefs>
     <ds:schemaRef ds:uri="http://schemas.openxmlformats.org/officeDocument/2006/bibliography"/>
   </ds:schemaRefs>
 </ds:datastoreItem>
-</file>
-
-<file path=customXml/itemProps2.xml><?xml version="1.0" encoding="utf-8"?>
-<ds:datastoreItem xmlns:ds="http://schemas.openxmlformats.org/officeDocument/2006/customXml" ds:itemID="{B1977F7D-205B-4081-913C-38D41E755F92}">
-  <ds:schemaRefs>
-    <ds:schemaRef ds:uri="http://www.wps.cn/officeDocument/2013/wpsCustomData"/>
-  </ds:schemaRefs>
-</ds:datastoreItem>
 </file>
--- a/课程设计报告.docx
+++ b/课程设计报告.docx
@@ -114,6 +114,27 @@
           <w:szCs w:val="100"/>
         </w:rPr>
         <w:instrText xml:space="preserve"> INCLUDEPICTURE "D:\\Tencent Files\\Tencent Files\\34227565\\nt_qq\\nt_data\\Pic\\2025-05\\Thumb\\94e7174ff3a902943b486dd7bd91ba48_720.png" \* MERGEFORMATINET </w:instrText>
+      </w:r>
+      <w:r>
+        <w:rPr>
+          <w:sz w:val="100"/>
+          <w:szCs w:val="100"/>
+        </w:rPr>
+        <w:fldChar w:fldCharType="separate"/>
+      </w:r>
+      <w:r>
+        <w:rPr>
+          <w:sz w:val="100"/>
+          <w:szCs w:val="100"/>
+        </w:rPr>
+        <w:fldChar w:fldCharType="begin"/>
+      </w:r>
+      <w:r>
+        <w:rPr>
+          <w:sz w:val="100"/>
+          <w:szCs w:val="100"/>
+        </w:rPr>
+        <w:instrText xml:space="preserve"> INCLUDEPICTURE  "D:\\Tencent%20Files\\Tencent%20Files\\34227565\\nt_qq\\nt_data\\Pic\\2025-05\\Thumb\\94e7174ff3a902943b486dd7bd91ba48_720.png" \* MERGEFORMATINET </w:instrText>
       </w:r>
       <w:r>
         <w:rPr>
@@ -214,6 +235,13 @@
             <v:imagedata r:id="rId9" r:href="rId10"/>
           </v:shape>
         </w:pict>
+      </w:r>
+      <w:r>
+        <w:rPr>
+          <w:sz w:val="100"/>
+          <w:szCs w:val="100"/>
+        </w:rPr>
+        <w:fldChar w:fldCharType="end"/>
       </w:r>
       <w:r>
         <w:rPr>
@@ -3460,7 +3488,7 @@
     </w:p>
     <w:p>
       <w:pPr>
-        <w:spacing w:afterLines="50" w:after="156"/>
+        <w:spacing w:after="0" w:line="360" w:lineRule="auto"/>
         <w:outlineLvl w:val="0"/>
         <w:rPr>
           <w:rFonts w:eastAsia="黑体" w:cs="黑体"/>
@@ -3506,6 +3534,7 @@
     </w:p>
     <w:p>
       <w:pPr>
+        <w:spacing w:after="0" w:line="360" w:lineRule="auto"/>
         <w:outlineLvl w:val="1"/>
         <w:rPr>
           <w:rFonts w:eastAsia="黑体" w:cs="黑体"/>
@@ -3540,7 +3569,7 @@
     </w:p>
     <w:p>
       <w:pPr>
-        <w:spacing w:line="360" w:lineRule="auto"/>
+        <w:spacing w:after="0" w:line="360" w:lineRule="auto"/>
         <w:ind w:firstLineChars="200" w:firstLine="480"/>
         <w:jc w:val="left"/>
         <w:rPr>
@@ -3565,7 +3594,7 @@
     </w:p>
     <w:p>
       <w:pPr>
-        <w:spacing w:line="360" w:lineRule="auto"/>
+        <w:spacing w:after="0" w:line="360" w:lineRule="auto"/>
         <w:ind w:firstLineChars="200" w:firstLine="480"/>
         <w:jc w:val="left"/>
         <w:rPr>
@@ -3626,7 +3655,7 @@
     </w:p>
     <w:p>
       <w:pPr>
-        <w:spacing w:beforeLines="50" w:before="156"/>
+        <w:spacing w:after="0" w:line="360" w:lineRule="auto"/>
         <w:outlineLvl w:val="1"/>
         <w:rPr>
           <w:rFonts w:eastAsia="黑体" w:cs="黑体"/>
@@ -3662,6 +3691,7 @@
     <w:p>
       <w:pPr>
         <w:pStyle w:val="af0"/>
+        <w:spacing w:after="0"/>
         <w:ind w:firstLineChars="200" w:firstLine="480"/>
         <w:jc w:val="left"/>
         <w:rPr>
@@ -3717,7 +3747,7 @@
     </w:p>
     <w:p>
       <w:pPr>
-        <w:spacing w:afterLines="50" w:after="156"/>
+        <w:spacing w:after="0" w:line="360" w:lineRule="auto"/>
         <w:outlineLvl w:val="0"/>
         <w:rPr>
           <w:rFonts w:eastAsia="黑体" w:cs="黑体"/>
@@ -3763,6 +3793,7 @@
     </w:p>
     <w:p>
       <w:pPr>
+        <w:spacing w:after="0" w:line="360" w:lineRule="auto"/>
         <w:outlineLvl w:val="1"/>
         <w:rPr>
           <w:rFonts w:eastAsia="黑体" w:cs="黑体"/>
@@ -3798,6 +3829,7 @@
     <w:p>
       <w:pPr>
         <w:pStyle w:val="af0"/>
+        <w:spacing w:after="0"/>
         <w:ind w:firstLineChars="200" w:firstLine="480"/>
         <w:jc w:val="left"/>
       </w:pPr>
@@ -3860,6 +3892,7 @@
     <w:p>
       <w:pPr>
         <w:pStyle w:val="af0"/>
+        <w:spacing w:after="0"/>
         <w:ind w:firstLineChars="200" w:firstLine="442"/>
         <w:rPr>
           <w:b/>
@@ -4445,7 +4478,7 @@
     </w:tbl>
     <w:p>
       <w:pPr>
-        <w:spacing w:afterLines="50" w:after="156"/>
+        <w:spacing w:after="0" w:line="360" w:lineRule="auto"/>
         <w:outlineLvl w:val="0"/>
         <w:rPr>
           <w:rFonts w:eastAsia="黑体" w:cs="黑体"/>
@@ -4490,7 +4523,7 @@
     </w:p>
     <w:p>
       <w:pPr>
-        <w:spacing w:after="0"/>
+        <w:spacing w:after="0" w:line="360" w:lineRule="auto"/>
         <w:outlineLvl w:val="1"/>
         <w:rPr>
           <w:rFonts w:eastAsia="黑体" w:cs="黑体"/>
@@ -4666,18 +4699,23 @@
     </w:p>
     <w:p>
       <w:pPr>
-        <w:spacing w:after="0" w:line="360" w:lineRule="auto"/>
-        <w:ind w:firstLineChars="200" w:firstLine="480"/>
         <w:jc w:val="left"/>
         <w:rPr>
           <w:rFonts w:cs="宋体"/>
           <w:szCs w:val="20"/>
         </w:rPr>
       </w:pPr>
+      <w:r>
+        <w:rPr>
+          <w:rFonts w:cs="宋体"/>
+          <w:szCs w:val="20"/>
+        </w:rPr>
+        <w:br w:type="page"/>
+      </w:r>
     </w:p>
     <w:p>
       <w:pPr>
-        <w:spacing w:beforeLines="50" w:before="156" w:after="0"/>
+        <w:spacing w:after="0" w:line="360" w:lineRule="auto"/>
         <w:outlineLvl w:val="1"/>
         <w:rPr>
           <w:rFonts w:eastAsia="黑体" w:cs="黑体"/>
@@ -5114,7 +5152,7 @@
     </w:p>
     <w:p>
       <w:pPr>
-        <w:spacing w:beforeLines="50" w:before="156" w:after="0"/>
+        <w:spacing w:after="0" w:line="360" w:lineRule="auto"/>
         <w:outlineLvl w:val="1"/>
         <w:rPr>
           <w:rFonts w:cs="宋体"/>
@@ -5373,7 +5411,7 @@
     </w:p>
     <w:p>
       <w:pPr>
-        <w:spacing w:beforeLines="50" w:before="156" w:after="0"/>
+        <w:spacing w:after="0" w:line="360" w:lineRule="auto"/>
         <w:outlineLvl w:val="1"/>
         <w:rPr>
           <w:rFonts w:eastAsia="黑体" w:cs="黑体"/>
@@ -5549,7 +5587,7 @@
     </w:p>
     <w:p>
       <w:pPr>
-        <w:spacing w:line="360" w:lineRule="auto"/>
+        <w:spacing w:after="0" w:line="360" w:lineRule="auto"/>
         <w:rPr>
           <w14:ligatures w14:val="standardContextual"/>
         </w:rPr>
@@ -5605,49 +5643,62 @@
     </w:p>
     <w:p>
       <w:pPr>
-        <w:spacing w:line="360" w:lineRule="auto"/>
-        <w:rPr>
-          <w:rFonts w:eastAsia="黑体" w:cs="黑体"/>
+        <w:spacing w:after="0" w:line="360" w:lineRule="auto"/>
+        <w:rPr>
+          <w:rFonts w:cs="宋体"/>
+          <w:b/>
+          <w:bCs/>
+          <w:sz w:val="22"/>
+          <w:szCs w:val="18"/>
+        </w:rPr>
+      </w:pPr>
+      <w:r>
+        <w:rPr>
+          <w:rFonts w:cs="宋体" w:hint="eastAsia"/>
+          <w:b/>
+          <w:bCs/>
+          <w:sz w:val="22"/>
+          <w:szCs w:val="18"/>
+        </w:rPr>
+        <w:t>图</w:t>
+      </w:r>
+      <w:r>
+        <w:rPr>
+          <w:rFonts w:cs="宋体" w:hint="eastAsia"/>
+          <w:b/>
+          <w:bCs/>
+          <w:sz w:val="22"/>
+          <w:szCs w:val="18"/>
+        </w:rPr>
+        <w:t xml:space="preserve">3-3 </w:t>
+      </w:r>
+      <w:r>
+        <w:rPr>
+          <w:rFonts w:cs="宋体" w:hint="eastAsia"/>
+          <w:b/>
+          <w:bCs/>
+          <w:sz w:val="22"/>
+          <w:szCs w:val="18"/>
+        </w:rPr>
+        <w:t>有源蜂鸣器仿真图</w:t>
+      </w:r>
+    </w:p>
+    <w:p>
+      <w:pPr>
+        <w:spacing w:after="0" w:line="360" w:lineRule="auto"/>
+        <w:jc w:val="both"/>
+        <w:rPr>
+          <w:rFonts w:eastAsia="黑体" w:cs="黑体" w:hint="eastAsia"/>
           <w:b/>
           <w:bCs/>
           <w:sz w:val="28"/>
           <w:szCs w:val="28"/>
         </w:rPr>
       </w:pPr>
-      <w:r>
-        <w:rPr>
-          <w:rFonts w:cs="宋体" w:hint="eastAsia"/>
-          <w:b/>
-          <w:bCs/>
-          <w:sz w:val="22"/>
-          <w:szCs w:val="18"/>
-        </w:rPr>
-        <w:t>图</w:t>
-      </w:r>
-      <w:r>
-        <w:rPr>
-          <w:rFonts w:cs="宋体" w:hint="eastAsia"/>
-          <w:b/>
-          <w:bCs/>
-          <w:sz w:val="22"/>
-          <w:szCs w:val="18"/>
-        </w:rPr>
-        <w:t xml:space="preserve">3-3 </w:t>
-      </w:r>
-      <w:r>
-        <w:rPr>
-          <w:rFonts w:cs="宋体" w:hint="eastAsia"/>
-          <w:b/>
-          <w:bCs/>
-          <w:sz w:val="22"/>
-          <w:szCs w:val="18"/>
-        </w:rPr>
-        <w:t>有源蜂鸣器仿真图</w:t>
-      </w:r>
     </w:p>
     <w:p>
       <w:pPr>
-        <w:spacing w:after="0"/>
+        <w:spacing w:after="0" w:line="360" w:lineRule="auto"/>
         <w:outlineLvl w:val="1"/>
         <w:rPr>
           <w:rFonts w:eastAsia="黑体" w:cs="黑体"/>
@@ -6083,7 +6134,7 @@
     </w:p>
     <w:p>
       <w:pPr>
-        <w:spacing w:line="360" w:lineRule="auto"/>
+        <w:spacing w:after="0" w:line="360" w:lineRule="auto"/>
         <w:ind w:firstLineChars="200" w:firstLine="480"/>
         <w:jc w:val="left"/>
         <w:rPr>
@@ -6348,7 +6399,7 @@
     </w:tbl>
     <w:p>
       <w:pPr>
-        <w:spacing w:line="360" w:lineRule="auto"/>
+        <w:spacing w:after="0" w:line="360" w:lineRule="auto"/>
         <w:jc w:val="left"/>
         <w:rPr>
           <w:rFonts w:cs="宋体"/>
@@ -6365,7 +6416,7 @@
     </w:p>
     <w:p>
       <w:pPr>
-        <w:spacing w:after="0" w:line="240" w:lineRule="auto"/>
+        <w:spacing w:after="0" w:line="360" w:lineRule="auto"/>
         <w:rPr>
           <w:rFonts w:cs="宋体"/>
           <w:szCs w:val="20"/>
@@ -6422,7 +6473,7 @@
     </w:p>
     <w:p>
       <w:pPr>
-        <w:spacing w:line="360" w:lineRule="auto"/>
+        <w:spacing w:after="0" w:line="360" w:lineRule="auto"/>
         <w:rPr>
           <w:rFonts w:cs="宋体"/>
           <w:szCs w:val="20"/>
@@ -6505,7 +6556,7 @@
     </w:p>
     <w:p>
       <w:pPr>
-        <w:spacing w:after="0"/>
+        <w:spacing w:after="0" w:line="360" w:lineRule="auto"/>
         <w:outlineLvl w:val="1"/>
         <w:rPr>
           <w:rFonts w:eastAsia="黑体" w:cs="黑体"/>
@@ -6727,14 +6778,14 @@
     </w:p>
     <w:p>
       <w:pPr>
-        <w:spacing w:line="360" w:lineRule="auto"/>
+        <w:spacing w:after="0" w:line="360" w:lineRule="auto"/>
       </w:pPr>
       <w:r>
         <w:rPr>
           <w:noProof/>
         </w:rPr>
         <w:drawing>
-          <wp:inline distT="0" distB="0" distL="0" distR="0" wp14:anchorId="7FC16C9C" wp14:editId="57647FB8">
+          <wp:inline distT="0" distB="0" distL="0" distR="0" wp14:anchorId="7FC16C9C" wp14:editId="04B5A6E7">
             <wp:extent cx="4953000" cy="3503952"/>
             <wp:effectExtent l="0" t="0" r="0" b="1270"/>
             <wp:docPr id="247376027" name="图片 1"/>
@@ -6780,7 +6831,7 @@
     </w:p>
     <w:p>
       <w:pPr>
-        <w:spacing w:line="360" w:lineRule="auto"/>
+        <w:spacing w:after="0" w:line="360" w:lineRule="auto"/>
         <w:rPr>
           <w:b/>
           <w:bCs/>
@@ -6825,7 +6876,7 @@
     </w:p>
     <w:p>
       <w:pPr>
-        <w:spacing w:after="0"/>
+        <w:spacing w:after="0" w:line="360" w:lineRule="auto"/>
         <w:outlineLvl w:val="0"/>
         <w:rPr>
           <w:rFonts w:eastAsia="黑体" w:cs="黑体"/>
@@ -6844,7 +6895,6 @@
           <w:sz w:val="36"/>
           <w:szCs w:val="36"/>
         </w:rPr>
-        <w:lastRenderedPageBreak/>
         <w:t>第四章</w:t>
       </w:r>
       <w:r>
@@ -6871,7 +6921,7 @@
     </w:p>
     <w:p>
       <w:pPr>
-        <w:spacing w:after="0"/>
+        <w:spacing w:after="0" w:line="360" w:lineRule="auto"/>
         <w:outlineLvl w:val="1"/>
         <w:rPr>
           <w:rFonts w:eastAsia="黑体" w:cs="黑体"/>
@@ -6890,6 +6940,7 @@
           <w:sz w:val="30"/>
           <w:szCs w:val="30"/>
         </w:rPr>
+        <w:lastRenderedPageBreak/>
         <w:t>4.1</w:t>
       </w:r>
       <w:r>
@@ -7092,7 +7143,7 @@
     </w:p>
     <w:p>
       <w:pPr>
-        <w:spacing w:after="0"/>
+        <w:spacing w:after="0" w:line="360" w:lineRule="auto"/>
         <w:outlineLvl w:val="1"/>
         <w:rPr>
           <w:rFonts w:eastAsia="黑体" w:cs="黑体"/>
@@ -7264,7 +7315,7 @@
     </w:p>
     <w:p>
       <w:pPr>
-        <w:spacing w:line="360" w:lineRule="auto"/>
+        <w:spacing w:after="0" w:line="360" w:lineRule="auto"/>
         <w:ind w:firstLineChars="200" w:firstLine="480"/>
         <w:jc w:val="left"/>
         <w:rPr>
@@ -7707,7 +7758,7 @@
     </w:tbl>
     <w:p>
       <w:pPr>
-        <w:spacing w:beforeLines="50" w:before="156" w:after="0"/>
+        <w:spacing w:after="0" w:line="360" w:lineRule="auto"/>
         <w:outlineLvl w:val="1"/>
         <w:rPr>
           <w:rFonts w:eastAsia="黑体" w:cs="黑体"/>
@@ -7928,6 +7979,7 @@
     </w:p>
     <w:p>
       <w:pPr>
+        <w:spacing w:after="0"/>
         <w:outlineLvl w:val="1"/>
         <w:rPr>
           <w:rFonts w:eastAsia="黑体" w:cs="黑体"/>
@@ -7963,7 +8015,7 @@
     </w:p>
     <w:p>
       <w:pPr>
-        <w:spacing w:line="360" w:lineRule="auto"/>
+        <w:spacing w:after="0" w:line="360" w:lineRule="auto"/>
         <w:ind w:firstLineChars="200" w:firstLine="480"/>
         <w:jc w:val="left"/>
         <w:rPr>
@@ -8079,7 +8131,7 @@
     </w:p>
     <w:p>
       <w:pPr>
-        <w:spacing w:line="360" w:lineRule="auto"/>
+        <w:spacing w:after="0" w:line="360" w:lineRule="auto"/>
         <w:ind w:firstLineChars="200" w:firstLine="480"/>
         <w:jc w:val="left"/>
         <w:rPr>
@@ -8710,6 +8762,7 @@
     </w:p>
     <w:p>
       <w:pPr>
+        <w:spacing w:after="0" w:line="360" w:lineRule="auto"/>
         <w:outlineLvl w:val="1"/>
         <w:rPr>
           <w:rFonts w:eastAsia="黑体" w:cs="黑体"/>
@@ -8745,7 +8798,7 @@
     </w:p>
     <w:p>
       <w:pPr>
-        <w:spacing w:line="360" w:lineRule="auto"/>
+        <w:spacing w:after="0" w:line="360" w:lineRule="auto"/>
         <w:ind w:firstLineChars="200" w:firstLine="480"/>
         <w:jc w:val="left"/>
         <w:rPr>
@@ -8777,6 +8830,7 @@
     </w:p>
     <w:p>
       <w:pPr>
+        <w:spacing w:after="0" w:line="360" w:lineRule="auto"/>
         <w:outlineLvl w:val="2"/>
         <w:rPr>
           <w:rFonts w:eastAsia="黑体" w:cs="黑体"/>
@@ -8812,6 +8866,7 @@
     <w:p>
       <w:pPr>
         <w:pStyle w:val="af0"/>
+        <w:spacing w:after="0"/>
         <w:ind w:firstLineChars="200" w:firstLine="480"/>
         <w:jc w:val="left"/>
       </w:pPr>
@@ -8860,6 +8915,7 @@
     <w:p>
       <w:pPr>
         <w:pStyle w:val="af0"/>
+        <w:spacing w:after="0"/>
         <w:ind w:firstLineChars="200" w:firstLine="480"/>
         <w:jc w:val="left"/>
       </w:pPr>
@@ -9380,6 +9436,19 @@
     </w:p>
     <w:p>
       <w:pPr>
+        <w:jc w:val="both"/>
+        <w:rPr>
+          <w:rFonts w:eastAsia="黑体" w:cs="黑体" w:hint="eastAsia"/>
+          <w:b/>
+          <w:bCs/>
+          <w:sz w:val="28"/>
+          <w:szCs w:val="28"/>
+        </w:rPr>
+      </w:pPr>
+    </w:p>
+    <w:p>
+      <w:pPr>
+        <w:spacing w:after="0" w:line="360" w:lineRule="auto"/>
         <w:outlineLvl w:val="2"/>
         <w:rPr>
           <w:rFonts w:eastAsia="黑体" w:cs="黑体"/>
@@ -9416,6 +9485,7 @@
     <w:p>
       <w:pPr>
         <w:pStyle w:val="af0"/>
+        <w:spacing w:after="0"/>
         <w:ind w:firstLineChars="200" w:firstLine="480"/>
         <w:jc w:val="left"/>
       </w:pPr>
@@ -9945,7 +10015,7 @@
     </w:tbl>
     <w:p>
       <w:pPr>
-        <w:spacing w:line="360" w:lineRule="auto"/>
+        <w:spacing w:after="0" w:line="360" w:lineRule="auto"/>
         <w:jc w:val="left"/>
         <w:rPr>
           <w14:ligatures w14:val="standardContextual"/>
@@ -11832,6 +11902,7 @@
     </w:tbl>
     <w:p>
       <w:pPr>
+        <w:spacing w:after="0" w:line="360" w:lineRule="auto"/>
         <w:outlineLvl w:val="2"/>
         <w:rPr>
           <w:rFonts w:eastAsia="黑体" w:cs="黑体"/>
@@ -11868,6 +11939,7 @@
     <w:p>
       <w:pPr>
         <w:pStyle w:val="af0"/>
+        <w:spacing w:after="0"/>
         <w:ind w:firstLineChars="200" w:firstLine="480"/>
         <w:jc w:val="left"/>
       </w:pPr>
@@ -13754,13 +13826,12 @@
     </w:tbl>
     <w:p>
       <w:r>
-        <w:lastRenderedPageBreak/>
         <w:br w:type="page"/>
       </w:r>
     </w:p>
     <w:p>
       <w:pPr>
-        <w:spacing w:after="0"/>
+        <w:spacing w:after="0" w:line="360" w:lineRule="auto"/>
         <w:outlineLvl w:val="0"/>
       </w:pPr>
       <w:bookmarkStart w:id="31" w:name="_Toc13153"/>
@@ -13799,7 +13870,7 @@
     </w:p>
     <w:p>
       <w:pPr>
-        <w:spacing w:beforeLines="50" w:before="156" w:after="0"/>
+        <w:spacing w:after="0" w:line="360" w:lineRule="auto"/>
         <w:outlineLvl w:val="1"/>
         <w:rPr>
           <w:rFonts w:eastAsia="黑体" w:cs="黑体"/>
@@ -14050,7 +14121,7 @@
     </w:p>
     <w:p>
       <w:pPr>
-        <w:spacing w:beforeLines="50" w:before="156" w:after="0"/>
+        <w:spacing w:after="0" w:line="360" w:lineRule="auto"/>
         <w:outlineLvl w:val="1"/>
         <w:rPr>
           <w:rFonts w:eastAsia="黑体" w:cs="黑体"/>
@@ -14108,6 +14179,7 @@
     <w:p>
       <w:pPr>
         <w:pStyle w:val="af0"/>
+        <w:spacing w:after="0"/>
         <w:rPr>
           <w:rFonts w:ascii="Segoe UI" w:hAnsi="Segoe UI" w:cs="Segoe UI"/>
           <w:color w:val="0F1115"/>
@@ -14978,7 +15050,7 @@
     </w:p>
     <w:p>
       <w:pPr>
-        <w:spacing w:beforeLines="50" w:before="156"/>
+        <w:spacing w:after="0" w:line="360" w:lineRule="auto"/>
         <w:outlineLvl w:val="1"/>
         <w:rPr>
           <w:rFonts w:eastAsia="黑体" w:cs="黑体"/>
@@ -15019,7 +15091,7 @@
           <w:numId w:val="2"/>
         </w:numPr>
         <w:snapToGrid w:val="0"/>
-        <w:spacing w:line="360" w:lineRule="auto"/>
+        <w:spacing w:after="0" w:line="360" w:lineRule="auto"/>
         <w:jc w:val="both"/>
         <w:rPr>
           <w:rFonts w:asciiTheme="minorEastAsia" w:eastAsiaTheme="minorEastAsia" w:hAnsiTheme="minorEastAsia" w:cstheme="minorEastAsia" w:hint="eastAsia"/>
@@ -15041,7 +15113,7 @@
           <w:numId w:val="2"/>
         </w:numPr>
         <w:snapToGrid w:val="0"/>
-        <w:spacing w:line="360" w:lineRule="auto"/>
+        <w:spacing w:after="0" w:line="360" w:lineRule="auto"/>
         <w:jc w:val="both"/>
         <w:rPr>
           <w:rFonts w:asciiTheme="minorEastAsia" w:eastAsiaTheme="minorEastAsia" w:hAnsiTheme="minorEastAsia" w:cstheme="minorEastAsia" w:hint="eastAsia"/>
@@ -15063,7 +15135,7 @@
           <w:numId w:val="2"/>
         </w:numPr>
         <w:snapToGrid w:val="0"/>
-        <w:spacing w:line="360" w:lineRule="auto"/>
+        <w:spacing w:after="0" w:line="360" w:lineRule="auto"/>
         <w:jc w:val="both"/>
         <w:rPr>
           <w:rFonts w:asciiTheme="minorEastAsia" w:eastAsiaTheme="minorEastAsia" w:hAnsiTheme="minorEastAsia" w:cstheme="minorEastAsia" w:hint="eastAsia"/>
@@ -15085,7 +15157,7 @@
           <w:numId w:val="2"/>
         </w:numPr>
         <w:snapToGrid w:val="0"/>
-        <w:spacing w:line="360" w:lineRule="auto"/>
+        <w:spacing w:after="0" w:line="360" w:lineRule="auto"/>
         <w:jc w:val="both"/>
         <w:rPr>
           <w:rFonts w:asciiTheme="minorEastAsia" w:eastAsiaTheme="minorEastAsia" w:hAnsiTheme="minorEastAsia" w:cstheme="minorEastAsia" w:hint="eastAsia"/>
@@ -15107,7 +15179,7 @@
           <w:numId w:val="2"/>
         </w:numPr>
         <w:snapToGrid w:val="0"/>
-        <w:spacing w:line="360" w:lineRule="auto"/>
+        <w:spacing w:after="0" w:line="360" w:lineRule="auto"/>
         <w:jc w:val="both"/>
         <w:rPr>
           <w:rFonts w:asciiTheme="minorEastAsia" w:eastAsiaTheme="minorEastAsia" w:hAnsiTheme="minorEastAsia" w:cstheme="minorEastAsia" w:hint="eastAsia"/>
@@ -15129,7 +15201,7 @@
           <w:numId w:val="2"/>
         </w:numPr>
         <w:snapToGrid w:val="0"/>
-        <w:spacing w:line="360" w:lineRule="auto"/>
+        <w:spacing w:after="0" w:line="360" w:lineRule="auto"/>
         <w:jc w:val="both"/>
         <w:rPr>
           <w:rFonts w:asciiTheme="minorEastAsia" w:eastAsiaTheme="minorEastAsia" w:hAnsiTheme="minorEastAsia" w:cstheme="minorEastAsia" w:hint="eastAsia"/>
@@ -15146,7 +15218,7 @@
     </w:p>
     <w:p>
       <w:pPr>
-        <w:spacing w:beforeLines="50" w:before="156"/>
+        <w:spacing w:after="0" w:line="360" w:lineRule="auto"/>
         <w:outlineLvl w:val="1"/>
         <w:rPr>
           <w:rFonts w:eastAsia="黑体" w:cs="黑体"/>
@@ -15186,7 +15258,7 @@
           <w:numId w:val="3"/>
         </w:numPr>
         <w:snapToGrid w:val="0"/>
-        <w:spacing w:line="360" w:lineRule="auto"/>
+        <w:spacing w:after="0" w:line="360" w:lineRule="auto"/>
         <w:jc w:val="left"/>
         <w:rPr>
           <w:rFonts w:asciiTheme="minorEastAsia" w:eastAsiaTheme="minorEastAsia" w:hAnsiTheme="minorEastAsia" w:cstheme="minorEastAsia" w:hint="eastAsia"/>
@@ -15208,7 +15280,7 @@
           <w:numId w:val="3"/>
         </w:numPr>
         <w:snapToGrid w:val="0"/>
-        <w:spacing w:line="360" w:lineRule="auto"/>
+        <w:spacing w:after="0" w:line="360" w:lineRule="auto"/>
         <w:jc w:val="left"/>
         <w:rPr>
           <w:rFonts w:asciiTheme="minorEastAsia" w:eastAsiaTheme="minorEastAsia" w:hAnsiTheme="minorEastAsia" w:cstheme="minorEastAsia" w:hint="eastAsia"/>
@@ -15230,7 +15302,7 @@
           <w:numId w:val="3"/>
         </w:numPr>
         <w:snapToGrid w:val="0"/>
-        <w:spacing w:line="360" w:lineRule="auto"/>
+        <w:spacing w:after="0" w:line="360" w:lineRule="auto"/>
         <w:jc w:val="left"/>
         <w:rPr>
           <w:rFonts w:asciiTheme="minorEastAsia" w:eastAsiaTheme="minorEastAsia" w:hAnsiTheme="minorEastAsia" w:cstheme="minorEastAsia" w:hint="eastAsia"/>
@@ -15252,7 +15324,7 @@
           <w:numId w:val="3"/>
         </w:numPr>
         <w:snapToGrid w:val="0"/>
-        <w:spacing w:line="360" w:lineRule="auto"/>
+        <w:spacing w:after="0" w:line="360" w:lineRule="auto"/>
         <w:jc w:val="left"/>
         <w:rPr>
           <w:rFonts w:asciiTheme="minorEastAsia" w:eastAsiaTheme="minorEastAsia" w:hAnsiTheme="minorEastAsia" w:cstheme="minorEastAsia" w:hint="eastAsia"/>
@@ -15270,7 +15342,7 @@
     <w:p>
       <w:pPr>
         <w:snapToGrid w:val="0"/>
-        <w:spacing w:line="360" w:lineRule="auto"/>
+        <w:spacing w:after="0" w:line="360" w:lineRule="auto"/>
         <w:rPr>
           <w:rFonts w:cs="宋体"/>
           <w:szCs w:val="20"/>
@@ -15304,7 +15376,7 @@
           <w:numId w:val="5"/>
         </w:numPr>
         <w:snapToGrid w:val="0"/>
-        <w:spacing w:line="360" w:lineRule="auto"/>
+        <w:spacing w:after="0" w:line="360" w:lineRule="auto"/>
         <w:jc w:val="left"/>
         <w:rPr>
           <w:rFonts w:asciiTheme="minorEastAsia" w:eastAsiaTheme="minorEastAsia" w:hAnsiTheme="minorEastAsia" w:cstheme="minorEastAsia" w:hint="eastAsia"/>
@@ -15326,7 +15398,7 @@
           <w:numId w:val="5"/>
         </w:numPr>
         <w:snapToGrid w:val="0"/>
-        <w:spacing w:line="360" w:lineRule="auto"/>
+        <w:spacing w:after="0" w:line="360" w:lineRule="auto"/>
         <w:jc w:val="left"/>
         <w:rPr>
           <w:rFonts w:asciiTheme="minorEastAsia" w:eastAsiaTheme="minorEastAsia" w:hAnsiTheme="minorEastAsia" w:cstheme="minorEastAsia" w:hint="eastAsia"/>
@@ -15348,7 +15420,7 @@
           <w:numId w:val="5"/>
         </w:numPr>
         <w:snapToGrid w:val="0"/>
-        <w:spacing w:line="360" w:lineRule="auto"/>
+        <w:spacing w:after="0" w:line="360" w:lineRule="auto"/>
         <w:jc w:val="left"/>
         <w:rPr>
           <w:rFonts w:asciiTheme="minorEastAsia" w:eastAsiaTheme="minorEastAsia" w:hAnsiTheme="minorEastAsia" w:cstheme="minorEastAsia" w:hint="eastAsia"/>
@@ -15370,7 +15442,7 @@
           <w:numId w:val="5"/>
         </w:numPr>
         <w:snapToGrid w:val="0"/>
-        <w:spacing w:line="360" w:lineRule="auto"/>
+        <w:spacing w:after="0" w:line="360" w:lineRule="auto"/>
         <w:jc w:val="left"/>
         <w:rPr>
           <w:rFonts w:asciiTheme="minorEastAsia" w:eastAsiaTheme="minorEastAsia" w:hAnsiTheme="minorEastAsia" w:cstheme="minorEastAsia" w:hint="eastAsia"/>
@@ -15393,7 +15465,7 @@
     </w:p>
     <w:p>
       <w:pPr>
-        <w:spacing w:afterLines="50" w:after="156"/>
+        <w:spacing w:after="0" w:line="360" w:lineRule="auto"/>
         <w:outlineLvl w:val="0"/>
         <w:rPr>
           <w:rFonts w:eastAsia="黑体" w:cs="黑体"/>
@@ -15442,7 +15514,7 @@
         <w:tabs>
           <w:tab w:val="left" w:pos="5873"/>
         </w:tabs>
-        <w:spacing w:line="360" w:lineRule="auto"/>
+        <w:spacing w:after="0" w:line="360" w:lineRule="auto"/>
         <w:ind w:firstLineChars="200" w:firstLine="480"/>
         <w:jc w:val="left"/>
       </w:pPr>
@@ -15494,7 +15566,7 @@
         <w:tabs>
           <w:tab w:val="left" w:pos="5873"/>
         </w:tabs>
-        <w:spacing w:line="360" w:lineRule="auto"/>
+        <w:spacing w:after="0" w:line="360" w:lineRule="auto"/>
         <w:ind w:firstLineChars="200" w:firstLine="480"/>
         <w:jc w:val="left"/>
       </w:pPr>
@@ -15570,7 +15642,7 @@
         <w:tabs>
           <w:tab w:val="left" w:pos="5873"/>
         </w:tabs>
-        <w:spacing w:line="360" w:lineRule="auto"/>
+        <w:spacing w:after="0" w:line="360" w:lineRule="auto"/>
         <w:ind w:firstLineChars="200" w:firstLine="480"/>
         <w:jc w:val="left"/>
         <w:rPr>
@@ -15611,6 +15683,7 @@
     </w:p>
     <w:p>
       <w:pPr>
+        <w:spacing w:after="0" w:line="360" w:lineRule="auto"/>
         <w:jc w:val="left"/>
         <w:rPr>
           <w:rFonts w:cs="宋体"/>
@@ -15627,7 +15700,7 @@
     </w:p>
     <w:p>
       <w:pPr>
-        <w:spacing w:afterLines="50" w:after="156"/>
+        <w:spacing w:after="0" w:line="360" w:lineRule="auto"/>
         <w:outlineLvl w:val="0"/>
         <w:rPr>
           <w:rFonts w:eastAsia="黑体" w:cs="黑体"/>
@@ -15675,7 +15748,7 @@
       <w:pPr>
         <w:pStyle w:val="ab"/>
         <w:shd w:val="clear" w:color="auto" w:fill="FFFFFF"/>
-        <w:spacing w:before="240" w:after="240"/>
+        <w:spacing w:after="0" w:line="360" w:lineRule="auto"/>
         <w:jc w:val="left"/>
       </w:pPr>
       <w:r>
@@ -15710,7 +15783,7 @@
       <w:pPr>
         <w:pStyle w:val="ab"/>
         <w:shd w:val="clear" w:color="auto" w:fill="FFFFFF"/>
-        <w:spacing w:before="240" w:after="240"/>
+        <w:spacing w:after="0" w:line="360" w:lineRule="auto"/>
         <w:jc w:val="left"/>
       </w:pPr>
       <w:r>
@@ -15757,7 +15830,7 @@
       <w:pPr>
         <w:pStyle w:val="ab"/>
         <w:shd w:val="clear" w:color="auto" w:fill="FFFFFF"/>
-        <w:spacing w:before="240" w:after="240"/>
+        <w:spacing w:after="0" w:line="360" w:lineRule="auto"/>
         <w:jc w:val="left"/>
       </w:pPr>
       <w:r>
@@ -15786,7 +15859,7 @@
       <w:pPr>
         <w:pStyle w:val="ab"/>
         <w:shd w:val="clear" w:color="auto" w:fill="FFFFFF"/>
-        <w:spacing w:before="240" w:after="240"/>
+        <w:spacing w:after="0" w:line="360" w:lineRule="auto"/>
         <w:jc w:val="left"/>
       </w:pPr>
       <w:r>
@@ -15815,7 +15888,7 @@
       <w:pPr>
         <w:pStyle w:val="ab"/>
         <w:shd w:val="clear" w:color="auto" w:fill="FFFFFF"/>
-        <w:spacing w:before="240" w:after="240"/>
+        <w:spacing w:after="0" w:line="360" w:lineRule="auto"/>
         <w:jc w:val="left"/>
       </w:pPr>
       <w:r>
@@ -15850,7 +15923,7 @@
       <w:pPr>
         <w:pStyle w:val="ab"/>
         <w:shd w:val="clear" w:color="auto" w:fill="FFFFFF"/>
-        <w:spacing w:before="240" w:after="240"/>
+        <w:spacing w:after="0" w:line="360" w:lineRule="auto"/>
         <w:jc w:val="left"/>
       </w:pPr>
       <w:r>
@@ -15885,7 +15958,7 @@
       <w:pPr>
         <w:pStyle w:val="ab"/>
         <w:shd w:val="clear" w:color="auto" w:fill="FFFFFF"/>
-        <w:spacing w:before="240" w:after="240"/>
+        <w:spacing w:after="0" w:line="360" w:lineRule="auto"/>
         <w:jc w:val="left"/>
       </w:pPr>
       <w:r>
@@ -15914,7 +15987,7 @@
       <w:pPr>
         <w:pStyle w:val="ab"/>
         <w:shd w:val="clear" w:color="auto" w:fill="FFFFFF"/>
-        <w:spacing w:before="240" w:after="240"/>
+        <w:spacing w:after="0" w:line="360" w:lineRule="auto"/>
         <w:jc w:val="left"/>
       </w:pPr>
       <w:r>
@@ -15955,7 +16028,7 @@
       <w:pPr>
         <w:pStyle w:val="ab"/>
         <w:shd w:val="clear" w:color="auto" w:fill="FFFFFF"/>
-        <w:spacing w:before="240" w:after="240"/>
+        <w:spacing w:after="0" w:line="360" w:lineRule="auto"/>
         <w:jc w:val="left"/>
       </w:pPr>
       <w:r>
@@ -15984,7 +16057,7 @@
       <w:pPr>
         <w:pStyle w:val="ab"/>
         <w:shd w:val="clear" w:color="auto" w:fill="FFFFFF"/>
-        <w:spacing w:before="240" w:after="240"/>
+        <w:spacing w:after="0" w:line="360" w:lineRule="auto"/>
         <w:jc w:val="left"/>
       </w:pPr>
       <w:r>
@@ -16019,7 +16092,7 @@
     </w:p>
     <w:p>
       <w:pPr>
-        <w:spacing w:afterLines="50" w:after="156"/>
+        <w:spacing w:after="0" w:line="360" w:lineRule="auto"/>
         <w:outlineLvl w:val="0"/>
       </w:pPr>
       <w:bookmarkStart w:id="38" w:name="_Toc20310"/>
@@ -16057,6 +16130,9 @@
       <w:bookmarkEnd w:id="38"/>
     </w:p>
     <w:p>
+      <w:pPr>
+        <w:spacing w:after="0" w:line="360" w:lineRule="auto"/>
+      </w:pPr>
       <w:r>
         <w:rPr>
           <w:rFonts w:hint="eastAsia"/>
@@ -16077,6 +16153,9 @@
       </w:r>
     </w:p>
     <w:p>
+      <w:pPr>
+        <w:spacing w:after="0" w:line="360" w:lineRule="auto"/>
+      </w:pPr>
       <w:hyperlink r:id="rId23" w:history="1">
         <w:r>
           <w:rPr>
@@ -16088,6 +16167,9 @@
       </w:hyperlink>
     </w:p>
     <w:p>
+      <w:pPr>
+        <w:spacing w:after="0" w:line="360" w:lineRule="auto"/>
+      </w:pPr>
       <w:r>
         <w:rPr>
           <w:rFonts w:hint="eastAsia"/>
@@ -17410,6 +17492,10 @@
 </file>
 
 <file path=customXml/item1.xml><?xml version="1.0" encoding="utf-8"?>
+<b:Sources xmlns:b="http://schemas.openxmlformats.org/officeDocument/2006/bibliography" xmlns="http://schemas.openxmlformats.org/officeDocument/2006/bibliography" SelectedStyle="\APASixthEditionOfficeOnline.xsl" StyleName="APA" Version="6"/>
+</file>
+
+<file path=customXml/item2.xml><?xml version="1.0" encoding="utf-8"?>
 <s:customData xmlns="http://www.wps.cn/officeDocument/2013/wpsCustomData" xmlns:s="http://www.wps.cn/officeDocument/2013/wpsCustomData">
   <customSectProps>
     <customSectPr/>
@@ -17430,22 +17516,18 @@
 </s:customData>
 </file>
 
-<file path=customXml/item2.xml><?xml version="1.0" encoding="utf-8"?>
-<b:Sources xmlns:b="http://schemas.openxmlformats.org/officeDocument/2006/bibliography" xmlns="http://schemas.openxmlformats.org/officeDocument/2006/bibliography" SelectedStyle="\APASixthEditionOfficeOnline.xsl" StyleName="APA" Version="6"/>
+<file path=customXml/itemProps1.xml><?xml version="1.0" encoding="utf-8"?>
+<ds:datastoreItem xmlns:ds="http://schemas.openxmlformats.org/officeDocument/2006/customXml" ds:itemID="{DC3D2AAD-49E5-47EC-AE69-64570E080AE0}">
+  <ds:schemaRefs>
+    <ds:schemaRef ds:uri="http://schemas.openxmlformats.org/officeDocument/2006/bibliography"/>
+  </ds:schemaRefs>
+</ds:datastoreItem>
 </file>
 
-<file path=customXml/itemProps1.xml><?xml version="1.0" encoding="utf-8"?>
+<file path=customXml/itemProps2.xml><?xml version="1.0" encoding="utf-8"?>
 <ds:datastoreItem xmlns:ds="http://schemas.openxmlformats.org/officeDocument/2006/customXml" ds:itemID="{B1977F7D-205B-4081-913C-38D41E755F92}">
   <ds:schemaRefs>
     <ds:schemaRef ds:uri="http://www.wps.cn/officeDocument/2013/wpsCustomData"/>
   </ds:schemaRefs>
 </ds:datastoreItem>
-</file>
-
-<file path=customXml/itemProps2.xml><?xml version="1.0" encoding="utf-8"?>
-<ds:datastoreItem xmlns:ds="http://schemas.openxmlformats.org/officeDocument/2006/customXml" ds:itemID="{DC3D2AAD-49E5-47EC-AE69-64570E080AE0}">
-  <ds:schemaRefs>
-    <ds:schemaRef ds:uri="http://schemas.openxmlformats.org/officeDocument/2006/bibliography"/>
-  </ds:schemaRefs>
-</ds:datastoreItem>
 </file>
--- a/课程设计报告.docx
+++ b/课程设计报告.docx
@@ -114,6 +114,27 @@
           <w:szCs w:val="100"/>
         </w:rPr>
         <w:instrText xml:space="preserve"> INCLUDEPICTURE "D:\\Tencent Files\\Tencent Files\\34227565\\nt_qq\\nt_data\\Pic\\2025-05\\Thumb\\94e7174ff3a902943b486dd7bd91ba48_720.png" \* MERGEFORMATINET </w:instrText>
+      </w:r>
+      <w:r>
+        <w:rPr>
+          <w:sz w:val="100"/>
+          <w:szCs w:val="100"/>
+        </w:rPr>
+        <w:fldChar w:fldCharType="separate"/>
+      </w:r>
+      <w:r>
+        <w:rPr>
+          <w:sz w:val="100"/>
+          <w:szCs w:val="100"/>
+        </w:rPr>
+        <w:fldChar w:fldCharType="begin"/>
+      </w:r>
+      <w:r>
+        <w:rPr>
+          <w:sz w:val="100"/>
+          <w:szCs w:val="100"/>
+        </w:rPr>
+        <w:instrText xml:space="preserve"> INCLUDEPICTURE  "D:\\Tencent%20Files\\Tencent%20Files\\34227565\\nt_qq\\nt_data\\Pic\\2025-05\\Thumb\\94e7174ff3a902943b486dd7bd91ba48_720.png" \* MERGEFORMATINET </w:instrText>
       </w:r>
       <w:r>
         <w:rPr>
@@ -235,6 +256,13 @@
             <v:imagedata r:id="rId9" r:href="rId10"/>
           </v:shape>
         </w:pict>
+      </w:r>
+      <w:r>
+        <w:rPr>
+          <w:sz w:val="100"/>
+          <w:szCs w:val="100"/>
+        </w:rPr>
+        <w:fldChar w:fldCharType="end"/>
       </w:r>
       <w:r>
         <w:rPr>
@@ -5688,7 +5716,7 @@
         <w:spacing w:after="0" w:line="360" w:lineRule="auto"/>
         <w:jc w:val="both"/>
         <w:rPr>
-          <w:rFonts w:eastAsia="黑体" w:cs="黑体" w:hint="eastAsia"/>
+          <w:rFonts w:eastAsia="黑体" w:cs="黑体"/>
           <w:b/>
           <w:bCs/>
           <w:sz w:val="28"/>
@@ -6785,7 +6813,7 @@
           <w:noProof/>
         </w:rPr>
         <w:drawing>
-          <wp:inline distT="0" distB="0" distL="0" distR="0" wp14:anchorId="7FC16C9C" wp14:editId="04B5A6E7">
+          <wp:inline distT="0" distB="0" distL="0" distR="0" wp14:anchorId="7FC16C9C" wp14:editId="1971D5ED">
             <wp:extent cx="4953000" cy="3503952"/>
             <wp:effectExtent l="0" t="0" r="0" b="1270"/>
             <wp:docPr id="247376027" name="图片 1"/>
@@ -9438,7 +9466,7 @@
       <w:pPr>
         <w:jc w:val="both"/>
         <w:rPr>
-          <w:rFonts w:eastAsia="黑体" w:cs="黑体" w:hint="eastAsia"/>
+          <w:rFonts w:eastAsia="黑体" w:cs="黑体"/>
           <w:b/>
           <w:bCs/>
           <w:sz w:val="28"/>
@@ -12031,6 +12059,7 @@
               <w:spacing w:line="0" w:lineRule="atLeast"/>
               <w:jc w:val="both"/>
               <w:rPr>
+                <w:rFonts w:hint="eastAsia"/>
                 <w:sz w:val="15"/>
                 <w:szCs w:val="15"/>
               </w:rPr>
@@ -12337,17 +12366,6 @@
               <w:br/>
               <w:t>}</w:t>
             </w:r>
-          </w:p>
-          <w:p>
-            <w:pPr>
-              <w:pStyle w:val="af0"/>
-              <w:spacing w:line="0" w:lineRule="atLeast"/>
-              <w:jc w:val="both"/>
-              <w:rPr>
-                <w:sz w:val="15"/>
-                <w:szCs w:val="15"/>
-              </w:rPr>
-            </w:pPr>
           </w:p>
         </w:tc>
       </w:tr>
@@ -12538,7 +12556,7 @@
           <w:p>
             <w:pPr>
               <w:pStyle w:val="af0"/>
-              <w:spacing w:line="0" w:lineRule="atLeast"/>
+              <w:spacing w:after="0" w:line="0" w:lineRule="atLeast"/>
               <w:jc w:val="both"/>
               <w:rPr>
                 <w:sz w:val="15"/>
@@ -12573,7 +12591,7 @@
           <w:p>
             <w:pPr>
               <w:pStyle w:val="af0"/>
-              <w:spacing w:line="0" w:lineRule="atLeast"/>
+              <w:spacing w:after="0" w:line="0" w:lineRule="atLeast"/>
               <w:jc w:val="both"/>
               <w:rPr>
                 <w:sz w:val="15"/>
@@ -12592,7 +12610,7 @@
           <w:p>
             <w:pPr>
               <w:pStyle w:val="af0"/>
-              <w:spacing w:line="0" w:lineRule="atLeast"/>
+              <w:spacing w:after="0" w:line="0" w:lineRule="atLeast"/>
               <w:jc w:val="both"/>
               <w:rPr>
                 <w:sz w:val="15"/>
@@ -12611,7 +12629,7 @@
           <w:p>
             <w:pPr>
               <w:pStyle w:val="af0"/>
-              <w:spacing w:line="0" w:lineRule="atLeast"/>
+              <w:spacing w:after="0" w:line="0" w:lineRule="atLeast"/>
               <w:jc w:val="both"/>
               <w:rPr>
                 <w:sz w:val="15"/>
@@ -12638,7 +12656,7 @@
           <w:p>
             <w:pPr>
               <w:pStyle w:val="af0"/>
-              <w:spacing w:line="0" w:lineRule="atLeast"/>
+              <w:spacing w:after="0" w:line="0" w:lineRule="atLeast"/>
               <w:jc w:val="both"/>
               <w:rPr>
                 <w:sz w:val="15"/>
@@ -12657,7 +12675,7 @@
           <w:p>
             <w:pPr>
               <w:pStyle w:val="af0"/>
-              <w:spacing w:line="0" w:lineRule="atLeast"/>
+              <w:spacing w:after="0" w:line="0" w:lineRule="atLeast"/>
               <w:jc w:val="both"/>
               <w:rPr>
                 <w:sz w:val="15"/>
@@ -12676,7 +12694,7 @@
           <w:p>
             <w:pPr>
               <w:pStyle w:val="af0"/>
-              <w:spacing w:line="0" w:lineRule="atLeast"/>
+              <w:spacing w:after="0" w:line="0" w:lineRule="atLeast"/>
               <w:jc w:val="both"/>
               <w:rPr>
                 <w:sz w:val="15"/>
@@ -12695,7 +12713,7 @@
           <w:p>
             <w:pPr>
               <w:pStyle w:val="af0"/>
-              <w:spacing w:line="0" w:lineRule="atLeast"/>
+              <w:spacing w:after="0" w:line="0" w:lineRule="atLeast"/>
               <w:jc w:val="both"/>
               <w:rPr>
                 <w:sz w:val="15"/>
@@ -12738,7 +12756,7 @@
           <w:p>
             <w:pPr>
               <w:pStyle w:val="af0"/>
-              <w:spacing w:line="0" w:lineRule="atLeast"/>
+              <w:spacing w:after="0" w:line="0" w:lineRule="atLeast"/>
               <w:jc w:val="both"/>
               <w:rPr>
                 <w:sz w:val="15"/>
@@ -12757,7 +12775,7 @@
           <w:p>
             <w:pPr>
               <w:pStyle w:val="af0"/>
-              <w:spacing w:line="0" w:lineRule="atLeast"/>
+              <w:spacing w:after="0" w:line="0" w:lineRule="atLeast"/>
               <w:jc w:val="both"/>
               <w:rPr>
                 <w:sz w:val="15"/>
@@ -12776,7 +12794,7 @@
           <w:p>
             <w:pPr>
               <w:pStyle w:val="af0"/>
-              <w:spacing w:line="0" w:lineRule="atLeast"/>
+              <w:spacing w:after="0" w:line="0" w:lineRule="atLeast"/>
               <w:jc w:val="both"/>
               <w:rPr>
                 <w:sz w:val="15"/>
@@ -12795,7 +12813,7 @@
           <w:p>
             <w:pPr>
               <w:pStyle w:val="af0"/>
-              <w:spacing w:line="0" w:lineRule="atLeast"/>
+              <w:spacing w:after="0" w:line="0" w:lineRule="atLeast"/>
               <w:jc w:val="both"/>
               <w:rPr>
                 <w:sz w:val="15"/>
@@ -12814,7 +12832,7 @@
           <w:p>
             <w:pPr>
               <w:pStyle w:val="af0"/>
-              <w:spacing w:line="0" w:lineRule="atLeast"/>
+              <w:spacing w:after="0" w:line="0" w:lineRule="atLeast"/>
               <w:jc w:val="both"/>
               <w:rPr>
                 <w:sz w:val="15"/>
@@ -12833,7 +12851,7 @@
           <w:p>
             <w:pPr>
               <w:pStyle w:val="af0"/>
-              <w:spacing w:line="0" w:lineRule="atLeast"/>
+              <w:spacing w:after="0" w:line="0" w:lineRule="atLeast"/>
               <w:jc w:val="both"/>
               <w:rPr>
                 <w:sz w:val="15"/>
@@ -12860,7 +12878,7 @@
           <w:p>
             <w:pPr>
               <w:pStyle w:val="af0"/>
-              <w:spacing w:line="0" w:lineRule="atLeast"/>
+              <w:spacing w:after="0" w:line="0" w:lineRule="atLeast"/>
               <w:jc w:val="both"/>
               <w:rPr>
                 <w:sz w:val="15"/>
@@ -12879,7 +12897,7 @@
           <w:p>
             <w:pPr>
               <w:pStyle w:val="af0"/>
-              <w:spacing w:line="0" w:lineRule="atLeast"/>
+              <w:spacing w:after="0" w:line="0" w:lineRule="atLeast"/>
               <w:jc w:val="both"/>
               <w:rPr>
                 <w:sz w:val="15"/>
@@ -12898,7 +12916,7 @@
           <w:p>
             <w:pPr>
               <w:pStyle w:val="af0"/>
-              <w:spacing w:line="0" w:lineRule="atLeast"/>
+              <w:spacing w:after="0" w:line="0" w:lineRule="atLeast"/>
               <w:jc w:val="both"/>
               <w:rPr>
                 <w:sz w:val="15"/>
@@ -12925,7 +12943,7 @@
           <w:p>
             <w:pPr>
               <w:pStyle w:val="af0"/>
-              <w:spacing w:line="0" w:lineRule="atLeast"/>
+              <w:spacing w:after="0" w:line="0" w:lineRule="atLeast"/>
               <w:jc w:val="both"/>
               <w:rPr>
                 <w:sz w:val="15"/>
@@ -12944,7 +12962,7 @@
           <w:p>
             <w:pPr>
               <w:pStyle w:val="af0"/>
-              <w:spacing w:line="0" w:lineRule="atLeast"/>
+              <w:spacing w:after="0" w:line="0" w:lineRule="atLeast"/>
               <w:jc w:val="both"/>
               <w:rPr>
                 <w:sz w:val="15"/>
@@ -12963,7 +12981,7 @@
           <w:p>
             <w:pPr>
               <w:pStyle w:val="af0"/>
-              <w:spacing w:line="0" w:lineRule="atLeast"/>
+              <w:spacing w:after="0" w:line="0" w:lineRule="atLeast"/>
               <w:jc w:val="both"/>
               <w:rPr>
                 <w:sz w:val="15"/>
@@ -12982,7 +13000,7 @@
           <w:p>
             <w:pPr>
               <w:pStyle w:val="af0"/>
-              <w:spacing w:line="0" w:lineRule="atLeast"/>
+              <w:spacing w:after="0" w:line="0" w:lineRule="atLeast"/>
               <w:jc w:val="both"/>
               <w:rPr>
                 <w:sz w:val="15"/>
@@ -13001,7 +13019,7 @@
           <w:p>
             <w:pPr>
               <w:pStyle w:val="af0"/>
-              <w:spacing w:line="0" w:lineRule="atLeast"/>
+              <w:spacing w:after="0" w:line="0" w:lineRule="atLeast"/>
               <w:jc w:val="both"/>
               <w:rPr>
                 <w:sz w:val="15"/>
@@ -13020,7 +13038,7 @@
           <w:p>
             <w:pPr>
               <w:pStyle w:val="af0"/>
-              <w:spacing w:line="0" w:lineRule="atLeast"/>
+              <w:spacing w:after="0" w:line="0" w:lineRule="atLeast"/>
               <w:jc w:val="both"/>
               <w:rPr>
                 <w:sz w:val="15"/>
@@ -13039,7 +13057,7 @@
           <w:p>
             <w:pPr>
               <w:pStyle w:val="af0"/>
-              <w:spacing w:line="0" w:lineRule="atLeast"/>
+              <w:spacing w:after="0" w:line="0" w:lineRule="atLeast"/>
               <w:jc w:val="both"/>
               <w:rPr>
                 <w:sz w:val="15"/>
@@ -13058,7 +13076,7 @@
           <w:p>
             <w:pPr>
               <w:pStyle w:val="af0"/>
-              <w:spacing w:line="0" w:lineRule="atLeast"/>
+              <w:spacing w:after="0" w:line="0" w:lineRule="atLeast"/>
               <w:jc w:val="both"/>
               <w:rPr>
                 <w:sz w:val="15"/>
@@ -13077,7 +13095,7 @@
           <w:p>
             <w:pPr>
               <w:pStyle w:val="af0"/>
-              <w:spacing w:line="0" w:lineRule="atLeast"/>
+              <w:spacing w:after="0" w:line="0" w:lineRule="atLeast"/>
               <w:jc w:val="both"/>
               <w:rPr>
                 <w:sz w:val="15"/>
@@ -13096,7 +13114,7 @@
           <w:p>
             <w:pPr>
               <w:pStyle w:val="af0"/>
-              <w:spacing w:line="0" w:lineRule="atLeast"/>
+              <w:spacing w:after="0" w:line="0" w:lineRule="atLeast"/>
               <w:jc w:val="both"/>
               <w:rPr>
                 <w:sz w:val="15"/>
@@ -13115,7 +13133,7 @@
           <w:p>
             <w:pPr>
               <w:pStyle w:val="af0"/>
-              <w:spacing w:line="0" w:lineRule="atLeast"/>
+              <w:spacing w:after="0" w:line="0" w:lineRule="atLeast"/>
               <w:jc w:val="both"/>
               <w:rPr>
                 <w:sz w:val="15"/>
@@ -13134,7 +13152,7 @@
           <w:p>
             <w:pPr>
               <w:pStyle w:val="af0"/>
-              <w:spacing w:line="0" w:lineRule="atLeast"/>
+              <w:spacing w:after="0" w:line="0" w:lineRule="atLeast"/>
               <w:jc w:val="both"/>
               <w:rPr>
                 <w:sz w:val="15"/>
@@ -13153,7 +13171,7 @@
           <w:p>
             <w:pPr>
               <w:pStyle w:val="af0"/>
-              <w:spacing w:line="0" w:lineRule="atLeast"/>
+              <w:spacing w:after="0" w:line="0" w:lineRule="atLeast"/>
               <w:jc w:val="both"/>
               <w:rPr>
                 <w:sz w:val="15"/>
@@ -13172,7 +13190,7 @@
           <w:p>
             <w:pPr>
               <w:pStyle w:val="af0"/>
-              <w:spacing w:line="0" w:lineRule="atLeast"/>
+              <w:spacing w:after="0" w:line="0" w:lineRule="atLeast"/>
               <w:jc w:val="both"/>
               <w:rPr>
                 <w:sz w:val="15"/>
@@ -13191,7 +13209,7 @@
           <w:p>
             <w:pPr>
               <w:pStyle w:val="af0"/>
-              <w:spacing w:line="0" w:lineRule="atLeast"/>
+              <w:spacing w:after="0" w:line="0" w:lineRule="atLeast"/>
               <w:jc w:val="both"/>
               <w:rPr>
                 <w:sz w:val="15"/>
@@ -13210,7 +13228,7 @@
           <w:p>
             <w:pPr>
               <w:pStyle w:val="af0"/>
-              <w:spacing w:line="0" w:lineRule="atLeast"/>
+              <w:spacing w:after="0" w:line="0" w:lineRule="atLeast"/>
               <w:jc w:val="both"/>
               <w:rPr>
                 <w:sz w:val="15"/>
@@ -13229,7 +13247,7 @@
           <w:p>
             <w:pPr>
               <w:pStyle w:val="af0"/>
-              <w:spacing w:line="0" w:lineRule="atLeast"/>
+              <w:spacing w:after="0" w:line="0" w:lineRule="atLeast"/>
               <w:jc w:val="both"/>
               <w:rPr>
                 <w:sz w:val="15"/>
@@ -13242,14 +13260,13 @@
                 <w:sz w:val="15"/>
                 <w:szCs w:val="15"/>
               </w:rPr>
-              <w:lastRenderedPageBreak/>
               <w:t xml:space="preserve">            break;</w:t>
             </w:r>
           </w:p>
           <w:p>
             <w:pPr>
               <w:pStyle w:val="af0"/>
-              <w:spacing w:line="0" w:lineRule="atLeast"/>
+              <w:spacing w:after="0" w:line="0" w:lineRule="atLeast"/>
               <w:jc w:val="both"/>
               <w:rPr>
                 <w:sz w:val="15"/>
@@ -13276,7 +13293,7 @@
           <w:p>
             <w:pPr>
               <w:pStyle w:val="af0"/>
-              <w:spacing w:line="0" w:lineRule="atLeast"/>
+              <w:spacing w:after="0" w:line="0" w:lineRule="atLeast"/>
               <w:jc w:val="both"/>
               <w:rPr>
                 <w:sz w:val="15"/>
@@ -13295,7 +13312,7 @@
           <w:p>
             <w:pPr>
               <w:pStyle w:val="af0"/>
-              <w:spacing w:line="0" w:lineRule="atLeast"/>
+              <w:spacing w:after="0" w:line="0" w:lineRule="atLeast"/>
               <w:jc w:val="both"/>
               <w:rPr>
                 <w:sz w:val="15"/>
@@ -13314,7 +13331,7 @@
           <w:p>
             <w:pPr>
               <w:pStyle w:val="af0"/>
-              <w:spacing w:line="0" w:lineRule="atLeast"/>
+              <w:spacing w:after="0" w:line="0" w:lineRule="atLeast"/>
               <w:jc w:val="both"/>
               <w:rPr>
                 <w:sz w:val="15"/>
@@ -13333,7 +13350,7 @@
           <w:p>
             <w:pPr>
               <w:pStyle w:val="af0"/>
-              <w:spacing w:line="0" w:lineRule="atLeast"/>
+              <w:spacing w:after="0" w:line="0" w:lineRule="atLeast"/>
               <w:jc w:val="both"/>
               <w:rPr>
                 <w:sz w:val="15"/>
@@ -13352,7 +13369,7 @@
           <w:p>
             <w:pPr>
               <w:pStyle w:val="af0"/>
-              <w:spacing w:line="0" w:lineRule="atLeast"/>
+              <w:spacing w:after="0" w:line="0" w:lineRule="atLeast"/>
               <w:jc w:val="both"/>
               <w:rPr>
                 <w:sz w:val="15"/>
@@ -13371,7 +13388,7 @@
           <w:p>
             <w:pPr>
               <w:pStyle w:val="af0"/>
-              <w:spacing w:line="0" w:lineRule="atLeast"/>
+              <w:spacing w:after="0" w:line="0" w:lineRule="atLeast"/>
               <w:jc w:val="both"/>
               <w:rPr>
                 <w:sz w:val="15"/>
@@ -13390,7 +13407,7 @@
           <w:p>
             <w:pPr>
               <w:pStyle w:val="af0"/>
-              <w:spacing w:line="0" w:lineRule="atLeast"/>
+              <w:spacing w:after="0" w:line="0" w:lineRule="atLeast"/>
               <w:jc w:val="both"/>
               <w:rPr>
                 <w:sz w:val="15"/>
@@ -13409,7 +13426,7 @@
           <w:p>
             <w:pPr>
               <w:pStyle w:val="af0"/>
-              <w:spacing w:line="0" w:lineRule="atLeast"/>
+              <w:spacing w:after="0" w:line="0" w:lineRule="atLeast"/>
               <w:jc w:val="both"/>
               <w:rPr>
                 <w:sz w:val="15"/>
@@ -13428,7 +13445,7 @@
           <w:p>
             <w:pPr>
               <w:pStyle w:val="af0"/>
-              <w:spacing w:line="0" w:lineRule="atLeast"/>
+              <w:spacing w:after="0" w:line="0" w:lineRule="atLeast"/>
               <w:jc w:val="both"/>
               <w:rPr>
                 <w:sz w:val="15"/>
@@ -13447,7 +13464,7 @@
           <w:p>
             <w:pPr>
               <w:pStyle w:val="af0"/>
-              <w:spacing w:line="0" w:lineRule="atLeast"/>
+              <w:spacing w:after="0" w:line="0" w:lineRule="atLeast"/>
               <w:jc w:val="both"/>
               <w:rPr>
                 <w:sz w:val="15"/>
@@ -13466,7 +13483,7 @@
           <w:p>
             <w:pPr>
               <w:pStyle w:val="af0"/>
-              <w:spacing w:line="0" w:lineRule="atLeast"/>
+              <w:spacing w:after="0" w:line="0" w:lineRule="atLeast"/>
               <w:jc w:val="both"/>
               <w:rPr>
                 <w:sz w:val="15"/>
@@ -13485,7 +13502,7 @@
           <w:p>
             <w:pPr>
               <w:pStyle w:val="af0"/>
-              <w:spacing w:line="0" w:lineRule="atLeast"/>
+              <w:spacing w:after="0" w:line="0" w:lineRule="atLeast"/>
               <w:jc w:val="both"/>
               <w:rPr>
                 <w:sz w:val="15"/>
@@ -13504,7 +13521,7 @@
           <w:p>
             <w:pPr>
               <w:pStyle w:val="af0"/>
-              <w:spacing w:line="0" w:lineRule="atLeast"/>
+              <w:spacing w:after="0" w:line="0" w:lineRule="atLeast"/>
               <w:jc w:val="both"/>
               <w:rPr>
                 <w:sz w:val="15"/>
@@ -13523,7 +13540,7 @@
           <w:p>
             <w:pPr>
               <w:pStyle w:val="af0"/>
-              <w:spacing w:line="0" w:lineRule="atLeast"/>
+              <w:spacing w:after="0" w:line="0" w:lineRule="atLeast"/>
               <w:jc w:val="both"/>
               <w:rPr>
                 <w:sz w:val="15"/>
@@ -13542,7 +13559,7 @@
           <w:p>
             <w:pPr>
               <w:pStyle w:val="af0"/>
-              <w:spacing w:line="0" w:lineRule="atLeast"/>
+              <w:spacing w:after="0" w:line="0" w:lineRule="atLeast"/>
               <w:jc w:val="both"/>
               <w:rPr>
                 <w:sz w:val="15"/>
@@ -13561,7 +13578,7 @@
           <w:p>
             <w:pPr>
               <w:pStyle w:val="af0"/>
-              <w:spacing w:line="0" w:lineRule="atLeast"/>
+              <w:spacing w:after="0" w:line="0" w:lineRule="atLeast"/>
               <w:jc w:val="both"/>
               <w:rPr>
                 <w:sz w:val="15"/>
@@ -13580,7 +13597,7 @@
           <w:p>
             <w:pPr>
               <w:pStyle w:val="af0"/>
-              <w:spacing w:line="0" w:lineRule="atLeast"/>
+              <w:spacing w:after="0" w:line="0" w:lineRule="atLeast"/>
               <w:jc w:val="both"/>
               <w:rPr>
                 <w:sz w:val="15"/>
@@ -13599,7 +13616,7 @@
           <w:p>
             <w:pPr>
               <w:pStyle w:val="af0"/>
-              <w:spacing w:line="0" w:lineRule="atLeast"/>
+              <w:spacing w:after="0" w:line="0" w:lineRule="atLeast"/>
               <w:jc w:val="both"/>
               <w:rPr>
                 <w:sz w:val="15"/>
@@ -13626,7 +13643,7 @@
           <w:p>
             <w:pPr>
               <w:pStyle w:val="af0"/>
-              <w:spacing w:line="0" w:lineRule="atLeast"/>
+              <w:spacing w:after="0" w:line="0" w:lineRule="atLeast"/>
               <w:jc w:val="both"/>
               <w:rPr>
                 <w:sz w:val="15"/>
@@ -13645,7 +13662,7 @@
           <w:p>
             <w:pPr>
               <w:pStyle w:val="af0"/>
-              <w:spacing w:line="0" w:lineRule="atLeast"/>
+              <w:spacing w:after="0" w:line="0" w:lineRule="atLeast"/>
               <w:jc w:val="both"/>
               <w:rPr>
                 <w:sz w:val="15"/>
@@ -13664,7 +13681,7 @@
           <w:p>
             <w:pPr>
               <w:pStyle w:val="af0"/>
-              <w:spacing w:line="0" w:lineRule="atLeast"/>
+              <w:spacing w:after="0" w:line="0" w:lineRule="atLeast"/>
               <w:jc w:val="both"/>
               <w:rPr>
                 <w:sz w:val="15"/>
@@ -13683,7 +13700,7 @@
           <w:p>
             <w:pPr>
               <w:pStyle w:val="af0"/>
-              <w:spacing w:line="0" w:lineRule="atLeast"/>
+              <w:spacing w:after="0" w:line="0" w:lineRule="atLeast"/>
               <w:jc w:val="both"/>
               <w:rPr>
                 <w:sz w:val="15"/>
@@ -13710,7 +13727,7 @@
           <w:p>
             <w:pPr>
               <w:pStyle w:val="af0"/>
-              <w:spacing w:line="0" w:lineRule="atLeast"/>
+              <w:spacing w:after="0" w:line="0" w:lineRule="atLeast"/>
               <w:jc w:val="both"/>
               <w:rPr>
                 <w:sz w:val="15"/>
@@ -13729,7 +13746,7 @@
           <w:p>
             <w:pPr>
               <w:pStyle w:val="af0"/>
-              <w:spacing w:line="0" w:lineRule="atLeast"/>
+              <w:spacing w:after="0" w:line="0" w:lineRule="atLeast"/>
               <w:jc w:val="both"/>
               <w:rPr>
                 <w:sz w:val="15"/>
@@ -13748,7 +13765,7 @@
           <w:p>
             <w:pPr>
               <w:pStyle w:val="af0"/>
-              <w:spacing w:line="0" w:lineRule="atLeast"/>
+              <w:spacing w:after="0" w:line="0" w:lineRule="atLeast"/>
               <w:jc w:val="both"/>
               <w:rPr>
                 <w:sz w:val="15"/>
@@ -13767,7 +13784,7 @@
           <w:p>
             <w:pPr>
               <w:pStyle w:val="af0"/>
-              <w:spacing w:line="0" w:lineRule="atLeast"/>
+              <w:spacing w:after="0" w:line="0" w:lineRule="atLeast"/>
               <w:jc w:val="both"/>
               <w:rPr>
                 <w:sz w:val="15"/>
@@ -13786,7 +13803,7 @@
           <w:p>
             <w:pPr>
               <w:pStyle w:val="af0"/>
-              <w:spacing w:line="0" w:lineRule="atLeast"/>
+              <w:spacing w:after="0" w:line="0" w:lineRule="atLeast"/>
               <w:jc w:val="both"/>
               <w:rPr>
                 <w:sz w:val="15"/>
@@ -13805,7 +13822,7 @@
           <w:p>
             <w:pPr>
               <w:pStyle w:val="af0"/>
-              <w:spacing w:line="0" w:lineRule="atLeast"/>
+              <w:spacing w:after="0" w:line="0" w:lineRule="atLeast"/>
               <w:jc w:val="both"/>
               <w:rPr>
                 <w:sz w:val="15"/>
@@ -13824,11 +13841,6 @@
         </w:tc>
       </w:tr>
     </w:tbl>
-    <w:p>
-      <w:r>
-        <w:br w:type="page"/>
-      </w:r>
-    </w:p>
     <w:p>
       <w:pPr>
         <w:spacing w:after="0" w:line="360" w:lineRule="auto"/>
@@ -17492,10 +17504,6 @@
 </file>
 
 <file path=customXml/item1.xml><?xml version="1.0" encoding="utf-8"?>
-<b:Sources xmlns:b="http://schemas.openxmlformats.org/officeDocument/2006/bibliography" xmlns="http://schemas.openxmlformats.org/officeDocument/2006/bibliography" SelectedStyle="\APASixthEditionOfficeOnline.xsl" StyleName="APA" Version="6"/>
-</file>
-
-<file path=customXml/item2.xml><?xml version="1.0" encoding="utf-8"?>
 <s:customData xmlns="http://www.wps.cn/officeDocument/2013/wpsCustomData" xmlns:s="http://www.wps.cn/officeDocument/2013/wpsCustomData">
   <customSectProps>
     <customSectPr/>
@@ -17516,18 +17524,22 @@
 </s:customData>
 </file>
 
+<file path=customXml/item2.xml><?xml version="1.0" encoding="utf-8"?>
+<b:Sources xmlns:b="http://schemas.openxmlformats.org/officeDocument/2006/bibliography" xmlns="http://schemas.openxmlformats.org/officeDocument/2006/bibliography" SelectedStyle="\APASixthEditionOfficeOnline.xsl" StyleName="APA" Version="6"/>
+</file>
+
 <file path=customXml/itemProps1.xml><?xml version="1.0" encoding="utf-8"?>
+<ds:datastoreItem xmlns:ds="http://schemas.openxmlformats.org/officeDocument/2006/customXml" ds:itemID="{B1977F7D-205B-4081-913C-38D41E755F92}">
+  <ds:schemaRefs>
+    <ds:schemaRef ds:uri="http://www.wps.cn/officeDocument/2013/wpsCustomData"/>
+  </ds:schemaRefs>
+</ds:datastoreItem>
+</file>
+
+<file path=customXml/itemProps2.xml><?xml version="1.0" encoding="utf-8"?>
 <ds:datastoreItem xmlns:ds="http://schemas.openxmlformats.org/officeDocument/2006/customXml" ds:itemID="{DC3D2AAD-49E5-47EC-AE69-64570E080AE0}">
   <ds:schemaRefs>
     <ds:schemaRef ds:uri="http://schemas.openxmlformats.org/officeDocument/2006/bibliography"/>
   </ds:schemaRefs>
 </ds:datastoreItem>
-</file>
-
-<file path=customXml/itemProps2.xml><?xml version="1.0" encoding="utf-8"?>
-<ds:datastoreItem xmlns:ds="http://schemas.openxmlformats.org/officeDocument/2006/customXml" ds:itemID="{B1977F7D-205B-4081-913C-38D41E755F92}">
-  <ds:schemaRefs>
-    <ds:schemaRef ds:uri="http://www.wps.cn/officeDocument/2013/wpsCustomData"/>
-  </ds:schemaRefs>
-</ds:datastoreItem>
 </file>
--- a/课程设计报告.docx
+++ b/课程设计报告.docx
@@ -6752,7 +6752,29 @@
           <w:szCs w:val="22"/>
           <w14:ligatures w14:val="standardContextual"/>
         </w:rPr>
-        <w:t xml:space="preserve">3-6 </w:t>
+        <w:t>3-</w:t>
+      </w:r>
+      <w:r>
+        <w:rPr>
+          <w:rFonts w:hint="eastAsia"/>
+          <w:b/>
+          <w:bCs/>
+          <w:sz w:val="22"/>
+          <w:szCs w:val="22"/>
+          <w14:ligatures w14:val="standardContextual"/>
+        </w:rPr>
+        <w:t>7</w:t>
+      </w:r>
+      <w:r>
+        <w:rPr>
+          <w:rFonts w:hint="eastAsia"/>
+          <w:b/>
+          <w:bCs/>
+          <w:sz w:val="22"/>
+          <w:szCs w:val="22"/>
+          <w14:ligatures w14:val="standardContextual"/>
+        </w:rPr>
+        <w:t xml:space="preserve"> </w:t>
       </w:r>
       <w:r>
         <w:rPr>
@@ -6888,7 +6910,7 @@
           <w:szCs w:val="22"/>
           <w14:ligatures w14:val="standardContextual"/>
         </w:rPr>
-        <w:t>3-7 Proteus</w:t>
+        <w:t>3-</w:t>
       </w:r>
       <w:r>
         <w:rPr>
@@ -6899,8 +6921,43 @@
           <w:szCs w:val="22"/>
           <w14:ligatures w14:val="standardContextual"/>
         </w:rPr>
+        <w:t>8</w:t>
+      </w:r>
+      <w:r>
+        <w:rPr>
+          <w:rFonts w:hint="eastAsia"/>
+          <w:b/>
+          <w:bCs/>
+          <w:sz w:val="22"/>
+          <w:szCs w:val="22"/>
+          <w14:ligatures w14:val="standardContextual"/>
+        </w:rPr>
+        <w:t xml:space="preserve"> Proteus</w:t>
+      </w:r>
+      <w:r>
+        <w:rPr>
+          <w:rFonts w:hint="eastAsia"/>
+          <w:b/>
+          <w:bCs/>
+          <w:sz w:val="22"/>
+          <w:szCs w:val="22"/>
+          <w14:ligatures w14:val="standardContextual"/>
+        </w:rPr>
         <w:t>仿真设计绘制效果图</w:t>
       </w:r>
+    </w:p>
+    <w:p>
+      <w:pPr>
+        <w:spacing w:after="0" w:line="360" w:lineRule="auto"/>
+        <w:rPr>
+          <w:rFonts w:hint="eastAsia"/>
+          <w:b/>
+          <w:bCs/>
+          <w:sz w:val="22"/>
+          <w:szCs w:val="22"/>
+          <w14:ligatures w14:val="standardContextual"/>
+        </w:rPr>
+      </w:pPr>
     </w:p>
     <w:p>
       <w:pPr>
@@ -6923,6 +6980,7 @@
           <w:sz w:val="36"/>
           <w:szCs w:val="36"/>
         </w:rPr>
+        <w:lastRenderedPageBreak/>
         <w:t>第四章</w:t>
       </w:r>
       <w:r>
@@ -6968,7 +7026,6 @@
           <w:sz w:val="30"/>
           <w:szCs w:val="30"/>
         </w:rPr>
-        <w:lastRenderedPageBreak/>
         <w:t>4.1</w:t>
       </w:r>
       <w:r>
@@ -14217,7 +14274,17 @@
           <w:sz w:val="22"/>
           <w:szCs w:val="18"/>
         </w:rPr>
-        <w:t>6-2</w:t>
+        <w:t>6-</w:t>
+      </w:r>
+      <w:r>
+        <w:rPr>
+          <w:rFonts w:hint="eastAsia"/>
+          <w:b/>
+          <w:bCs/>
+          <w:sz w:val="22"/>
+          <w:szCs w:val="18"/>
+        </w:rPr>
+        <w:t>1</w:t>
       </w:r>
       <w:r>
         <w:rPr>

--- a/课程设计报告.docx
+++ b/课程设计报告.docx
@@ -9691,7 +9691,7 @@
             <w:tcBorders>
               <w:top w:val="single" w:sz="12" w:space="0" w:color="auto"/>
               <w:bottom w:val="single" w:sz="12" w:space="0" w:color="auto"/>
-              <w:right w:val="nil"/>
+              <w:right w:val="single" w:sz="4" w:space="0" w:color="auto"/>
             </w:tcBorders>
             <w:vAlign w:val="center"/>
           </w:tcPr>
@@ -9717,9 +9717,9 @@
             <w:tcW w:w="807" w:type="pct"/>
             <w:tcBorders>
               <w:top w:val="single" w:sz="12" w:space="0" w:color="auto"/>
-              <w:left w:val="nil"/>
+              <w:left w:val="single" w:sz="4" w:space="0" w:color="auto"/>
               <w:bottom w:val="single" w:sz="12" w:space="0" w:color="auto"/>
-              <w:right w:val="nil"/>
+              <w:right w:val="single" w:sz="4" w:space="0" w:color="auto"/>
             </w:tcBorders>
           </w:tcPr>
           <w:p>
@@ -9744,7 +9744,7 @@
             <w:tcW w:w="2976" w:type="pct"/>
             <w:tcBorders>
               <w:top w:val="single" w:sz="12" w:space="0" w:color="auto"/>
-              <w:left w:val="nil"/>
+              <w:left w:val="single" w:sz="4" w:space="0" w:color="auto"/>
               <w:bottom w:val="single" w:sz="12" w:space="0" w:color="auto"/>
             </w:tcBorders>
             <w:vAlign w:val="center"/>
@@ -9778,7 +9778,7 @@
             <w:tcBorders>
               <w:top w:val="single" w:sz="12" w:space="0" w:color="auto"/>
               <w:bottom w:val="nil"/>
-              <w:right w:val="nil"/>
+              <w:right w:val="single" w:sz="4" w:space="0" w:color="auto"/>
             </w:tcBorders>
             <w:vAlign w:val="center"/>
           </w:tcPr>
@@ -9804,9 +9804,9 @@
             <w:tcW w:w="807" w:type="pct"/>
             <w:tcBorders>
               <w:top w:val="single" w:sz="12" w:space="0" w:color="auto"/>
-              <w:left w:val="nil"/>
+              <w:left w:val="single" w:sz="4" w:space="0" w:color="auto"/>
               <w:bottom w:val="nil"/>
-              <w:right w:val="nil"/>
+              <w:right w:val="single" w:sz="4" w:space="0" w:color="auto"/>
             </w:tcBorders>
           </w:tcPr>
           <w:p>
@@ -9832,7 +9832,7 @@
             <w:tcW w:w="2976" w:type="pct"/>
             <w:tcBorders>
               <w:top w:val="single" w:sz="12" w:space="0" w:color="auto"/>
-              <w:left w:val="nil"/>
+              <w:left w:val="single" w:sz="4" w:space="0" w:color="auto"/>
               <w:bottom w:val="nil"/>
             </w:tcBorders>
             <w:vAlign w:val="center"/>
@@ -9886,7 +9886,7 @@
             <w:tcBorders>
               <w:top w:val="nil"/>
               <w:bottom w:val="nil"/>
-              <w:right w:val="nil"/>
+              <w:right w:val="single" w:sz="4" w:space="0" w:color="auto"/>
               <w:tl2br w:val="nil"/>
               <w:tr2bl w:val="nil"/>
             </w:tcBorders>
@@ -9914,9 +9914,9 @@
             <w:tcW w:w="807" w:type="pct"/>
             <w:tcBorders>
               <w:top w:val="nil"/>
-              <w:left w:val="nil"/>
+              <w:left w:val="single" w:sz="4" w:space="0" w:color="auto"/>
               <w:bottom w:val="nil"/>
-              <w:right w:val="nil"/>
+              <w:right w:val="single" w:sz="4" w:space="0" w:color="auto"/>
               <w:tl2br w:val="nil"/>
               <w:tr2bl w:val="nil"/>
             </w:tcBorders>
@@ -9943,7 +9943,7 @@
             <w:tcW w:w="2976" w:type="pct"/>
             <w:tcBorders>
               <w:top w:val="nil"/>
-              <w:left w:val="nil"/>
+              <w:left w:val="single" w:sz="4" w:space="0" w:color="auto"/>
               <w:bottom w:val="nil"/>
               <w:tl2br w:val="nil"/>
               <w:tr2bl w:val="nil"/>
@@ -9999,7 +9999,7 @@
             <w:tcBorders>
               <w:top w:val="nil"/>
               <w:bottom w:val="single" w:sz="12" w:space="0" w:color="auto"/>
-              <w:right w:val="nil"/>
+              <w:right w:val="single" w:sz="4" w:space="0" w:color="auto"/>
             </w:tcBorders>
             <w:vAlign w:val="center"/>
           </w:tcPr>
@@ -10025,9 +10025,9 @@
             <w:tcW w:w="807" w:type="pct"/>
             <w:tcBorders>
               <w:top w:val="nil"/>
-              <w:left w:val="nil"/>
+              <w:left w:val="single" w:sz="4" w:space="0" w:color="auto"/>
               <w:bottom w:val="single" w:sz="12" w:space="0" w:color="auto"/>
-              <w:right w:val="nil"/>
+              <w:right w:val="single" w:sz="4" w:space="0" w:color="auto"/>
             </w:tcBorders>
           </w:tcPr>
           <w:p>
@@ -10053,7 +10053,7 @@
             <w:tcW w:w="2976" w:type="pct"/>
             <w:tcBorders>
               <w:top w:val="nil"/>
-              <w:left w:val="nil"/>
+              <w:left w:val="single" w:sz="4" w:space="0" w:color="auto"/>
               <w:bottom w:val="single" w:sz="12" w:space="0" w:color="auto"/>
             </w:tcBorders>
             <w:vAlign w:val="center"/>
@@ -14326,7 +14326,7 @@
             <w:tcW w:w="1116" w:type="pct"/>
             <w:tcBorders>
               <w:bottom w:val="single" w:sz="12" w:space="0" w:color="auto"/>
-              <w:right w:val="nil"/>
+              <w:right w:val="single" w:sz="4" w:space="0" w:color="auto"/>
             </w:tcBorders>
             <w:vAlign w:val="center"/>
           </w:tcPr>
@@ -14351,9 +14351,10 @@
           <w:tcPr>
             <w:tcW w:w="906" w:type="pct"/>
             <w:tcBorders>
-              <w:left w:val="nil"/>
+              <w:top w:val="single" w:sz="12" w:space="0" w:color="auto"/>
+              <w:left w:val="single" w:sz="4" w:space="0" w:color="auto"/>
               <w:bottom w:val="single" w:sz="12" w:space="0" w:color="auto"/>
-              <w:right w:val="nil"/>
+              <w:right w:val="single" w:sz="4" w:space="0" w:color="auto"/>
             </w:tcBorders>
           </w:tcPr>
           <w:p>
@@ -14377,7 +14378,7 @@
           <w:tcPr>
             <w:tcW w:w="2976" w:type="pct"/>
             <w:tcBorders>
-              <w:left w:val="nil"/>
+              <w:left w:val="single" w:sz="4" w:space="0" w:color="auto"/>
               <w:bottom w:val="single" w:sz="12" w:space="0" w:color="auto"/>
             </w:tcBorders>
             <w:vAlign w:val="center"/>
@@ -14411,7 +14412,7 @@
             <w:tcBorders>
               <w:top w:val="single" w:sz="12" w:space="0" w:color="auto"/>
               <w:bottom w:val="nil"/>
-              <w:right w:val="nil"/>
+              <w:right w:val="single" w:sz="4" w:space="0" w:color="auto"/>
             </w:tcBorders>
             <w:vAlign w:val="center"/>
           </w:tcPr>
@@ -14445,9 +14446,9 @@
             <w:tcW w:w="906" w:type="pct"/>
             <w:tcBorders>
               <w:top w:val="single" w:sz="12" w:space="0" w:color="auto"/>
-              <w:left w:val="nil"/>
+              <w:left w:val="single" w:sz="4" w:space="0" w:color="auto"/>
               <w:bottom w:val="nil"/>
-              <w:right w:val="nil"/>
+              <w:right w:val="single" w:sz="4" w:space="0" w:color="auto"/>
             </w:tcBorders>
             <w:vAlign w:val="center"/>
           </w:tcPr>
@@ -14474,7 +14475,7 @@
             <w:tcW w:w="2976" w:type="pct"/>
             <w:tcBorders>
               <w:top w:val="single" w:sz="12" w:space="0" w:color="auto"/>
-              <w:left w:val="nil"/>
+              <w:left w:val="single" w:sz="4" w:space="0" w:color="auto"/>
               <w:bottom w:val="nil"/>
             </w:tcBorders>
             <w:vAlign w:val="center"/>
@@ -14508,7 +14509,7 @@
             <w:tcW w:w="1116" w:type="pct"/>
             <w:tcBorders>
               <w:top w:val="nil"/>
-              <w:right w:val="nil"/>
+              <w:right w:val="single" w:sz="4" w:space="0" w:color="auto"/>
               <w:tl2br w:val="nil"/>
               <w:tr2bl w:val="nil"/>
             </w:tcBorders>
@@ -14544,9 +14545,9 @@
             <w:tcW w:w="906" w:type="pct"/>
             <w:tcBorders>
               <w:top w:val="nil"/>
-              <w:left w:val="nil"/>
+              <w:left w:val="single" w:sz="4" w:space="0" w:color="auto"/>
               <w:bottom w:val="nil"/>
-              <w:right w:val="nil"/>
+              <w:right w:val="single" w:sz="4" w:space="0" w:color="auto"/>
             </w:tcBorders>
             <w:vAlign w:val="center"/>
           </w:tcPr>
@@ -14573,7 +14574,7 @@
             <w:tcW w:w="2976" w:type="pct"/>
             <w:tcBorders>
               <w:top w:val="nil"/>
-              <w:left w:val="nil"/>
+              <w:left w:val="single" w:sz="4" w:space="0" w:color="auto"/>
               <w:tl2br w:val="nil"/>
               <w:tr2bl w:val="nil"/>
             </w:tcBorders>
@@ -14607,7 +14608,7 @@
           <w:tcPr>
             <w:tcW w:w="1116" w:type="pct"/>
             <w:tcBorders>
-              <w:right w:val="nil"/>
+              <w:right w:val="single" w:sz="4" w:space="0" w:color="auto"/>
               <w:tl2br w:val="nil"/>
               <w:tr2bl w:val="nil"/>
             </w:tcBorders>
@@ -14643,9 +14644,9 @@
             <w:tcW w:w="906" w:type="pct"/>
             <w:tcBorders>
               <w:top w:val="nil"/>
-              <w:left w:val="nil"/>
+              <w:left w:val="single" w:sz="4" w:space="0" w:color="auto"/>
               <w:bottom w:val="nil"/>
-              <w:right w:val="nil"/>
+              <w:right w:val="single" w:sz="4" w:space="0" w:color="auto"/>
             </w:tcBorders>
             <w:vAlign w:val="center"/>
           </w:tcPr>
@@ -14671,7 +14672,7 @@
           <w:tcPr>
             <w:tcW w:w="2976" w:type="pct"/>
             <w:tcBorders>
-              <w:left w:val="nil"/>
+              <w:left w:val="single" w:sz="4" w:space="0" w:color="auto"/>
               <w:tl2br w:val="nil"/>
               <w:tr2bl w:val="nil"/>
             </w:tcBorders>
@@ -14720,7 +14721,7 @@
           <w:tcPr>
             <w:tcW w:w="1116" w:type="pct"/>
             <w:tcBorders>
-              <w:right w:val="nil"/>
+              <w:right w:val="single" w:sz="4" w:space="0" w:color="auto"/>
               <w:tl2br w:val="nil"/>
               <w:tr2bl w:val="nil"/>
             </w:tcBorders>
@@ -14756,9 +14757,9 @@
             <w:tcW w:w="906" w:type="pct"/>
             <w:tcBorders>
               <w:top w:val="nil"/>
-              <w:left w:val="nil"/>
+              <w:left w:val="single" w:sz="4" w:space="0" w:color="auto"/>
               <w:bottom w:val="nil"/>
-              <w:right w:val="nil"/>
+              <w:right w:val="single" w:sz="4" w:space="0" w:color="auto"/>
             </w:tcBorders>
             <w:vAlign w:val="center"/>
           </w:tcPr>
@@ -14784,7 +14785,7 @@
           <w:tcPr>
             <w:tcW w:w="2976" w:type="pct"/>
             <w:tcBorders>
-              <w:left w:val="nil"/>
+              <w:left w:val="single" w:sz="4" w:space="0" w:color="auto"/>
               <w:tl2br w:val="nil"/>
               <w:tr2bl w:val="nil"/>
             </w:tcBorders>
@@ -14819,7 +14820,7 @@
           <w:tcPr>
             <w:tcW w:w="1116" w:type="pct"/>
             <w:tcBorders>
-              <w:right w:val="nil"/>
+              <w:right w:val="single" w:sz="4" w:space="0" w:color="auto"/>
               <w:tl2br w:val="nil"/>
               <w:tr2bl w:val="nil"/>
             </w:tcBorders>
@@ -14855,9 +14856,9 @@
             <w:tcW w:w="906" w:type="pct"/>
             <w:tcBorders>
               <w:top w:val="nil"/>
-              <w:left w:val="nil"/>
+              <w:left w:val="single" w:sz="4" w:space="0" w:color="auto"/>
               <w:bottom w:val="nil"/>
-              <w:right w:val="nil"/>
+              <w:right w:val="single" w:sz="4" w:space="0" w:color="auto"/>
             </w:tcBorders>
             <w:vAlign w:val="center"/>
           </w:tcPr>
@@ -14890,7 +14891,7 @@
           <w:tcPr>
             <w:tcW w:w="2976" w:type="pct"/>
             <w:tcBorders>
-              <w:left w:val="nil"/>
+              <w:left w:val="single" w:sz="4" w:space="0" w:color="auto"/>
               <w:tl2br w:val="nil"/>
               <w:tr2bl w:val="nil"/>
             </w:tcBorders>
@@ -14926,7 +14927,7 @@
             <w:tcW w:w="1116" w:type="pct"/>
             <w:tcBorders>
               <w:bottom w:val="nil"/>
-              <w:right w:val="nil"/>
+              <w:right w:val="single" w:sz="4" w:space="0" w:color="auto"/>
               <w:tl2br w:val="nil"/>
               <w:tr2bl w:val="nil"/>
             </w:tcBorders>
@@ -14962,9 +14963,9 @@
             <w:tcW w:w="906" w:type="pct"/>
             <w:tcBorders>
               <w:top w:val="nil"/>
-              <w:left w:val="nil"/>
+              <w:left w:val="single" w:sz="4" w:space="0" w:color="auto"/>
               <w:bottom w:val="nil"/>
-              <w:right w:val="nil"/>
+              <w:right w:val="single" w:sz="4" w:space="0" w:color="auto"/>
             </w:tcBorders>
             <w:vAlign w:val="center"/>
           </w:tcPr>
@@ -14997,7 +14998,7 @@
           <w:tcPr>
             <w:tcW w:w="2976" w:type="pct"/>
             <w:tcBorders>
-              <w:left w:val="nil"/>
+              <w:left w:val="single" w:sz="4" w:space="0" w:color="auto"/>
               <w:bottom w:val="nil"/>
               <w:tl2br w:val="nil"/>
               <w:tr2bl w:val="nil"/>
@@ -15034,7 +15035,7 @@
             <w:tcBorders>
               <w:top w:val="nil"/>
               <w:bottom w:val="single" w:sz="12" w:space="0" w:color="auto"/>
-              <w:right w:val="nil"/>
+              <w:right w:val="single" w:sz="4" w:space="0" w:color="auto"/>
               <w:tl2br w:val="nil"/>
               <w:tr2bl w:val="nil"/>
             </w:tcBorders>
@@ -15057,9 +15058,9 @@
             <w:tcW w:w="906" w:type="pct"/>
             <w:tcBorders>
               <w:top w:val="nil"/>
-              <w:left w:val="nil"/>
+              <w:left w:val="single" w:sz="4" w:space="0" w:color="auto"/>
               <w:bottom w:val="single" w:sz="12" w:space="0" w:color="auto"/>
-              <w:right w:val="nil"/>
+              <w:right w:val="single" w:sz="4" w:space="0" w:color="auto"/>
             </w:tcBorders>
             <w:vAlign w:val="center"/>
           </w:tcPr>
@@ -15089,7 +15090,7 @@
             <w:tcW w:w="2976" w:type="pct"/>
             <w:tcBorders>
               <w:top w:val="nil"/>
-              <w:left w:val="nil"/>
+              <w:left w:val="single" w:sz="4" w:space="0" w:color="auto"/>
               <w:bottom w:val="single" w:sz="12" w:space="0" w:color="auto"/>
               <w:tl2br w:val="nil"/>
               <w:tr2bl w:val="nil"/>

--- a/课程设计报告.docx
+++ b/课程设计报告.docx
@@ -16212,6 +16212,8 @@
     <w:p>
       <w:pPr>
         <w:spacing w:after="0" w:line="360" w:lineRule="auto"/>
+        <w:ind w:firstLineChars="200" w:firstLine="480"/>
+        <w:jc w:val="left"/>
       </w:pPr>
       <w:r>
         <w:rPr>
@@ -16249,12 +16251,13 @@
     <w:p>
       <w:pPr>
         <w:spacing w:after="0" w:line="360" w:lineRule="auto"/>
+        <w:ind w:firstLineChars="200" w:firstLine="480"/>
       </w:pPr>
       <w:r>
         <w:rPr>
           <w:rFonts w:hint="eastAsia"/>
         </w:rPr>
-        <w:t>通过开源项目，希望为学习嵌入式开发、单片机应用和人机交互技术的爱好者提供一个实践案例，同时也为相关领域的研究者和开发者提供参考与灵感。欢迎通过评论或提交</w:t>
+        <w:t>通过开源项目，希望为学习嵌入式开发、单片机应用和人机交互技术的爱好者提供一个实践案例，同时也为相关领域的研究者和开发者提供参考。欢迎通过评论或提交</w:t>
       </w:r>
       <w:r>
         <w:rPr>

--- a/课程设计报告.docx
+++ b/课程设计报告.docx
@@ -114,6 +114,27 @@
           <w:szCs w:val="100"/>
         </w:rPr>
         <w:instrText xml:space="preserve"> INCLUDEPICTURE "D:\\Tencent Files\\Tencent Files\\34227565\\nt_qq\\nt_data\\Pic\\2025-05\\Thumb\\94e7174ff3a902943b486dd7bd91ba48_720.png" \* MERGEFORMATINET </w:instrText>
+      </w:r>
+      <w:r>
+        <w:rPr>
+          <w:sz w:val="100"/>
+          <w:szCs w:val="100"/>
+        </w:rPr>
+        <w:fldChar w:fldCharType="separate"/>
+      </w:r>
+      <w:r>
+        <w:rPr>
+          <w:sz w:val="100"/>
+          <w:szCs w:val="100"/>
+        </w:rPr>
+        <w:fldChar w:fldCharType="begin"/>
+      </w:r>
+      <w:r>
+        <w:rPr>
+          <w:sz w:val="100"/>
+          <w:szCs w:val="100"/>
+        </w:rPr>
+        <w:instrText xml:space="preserve"> INCLUDEPICTURE  "D:\\Tencent%20Files\\Tencent%20Files\\34227565\\nt_qq\\nt_data\\Pic\\2025-05\\Thumb\\94e7174ff3a902943b486dd7bd91ba48_720.png" \* MERGEFORMATINET </w:instrText>
       </w:r>
       <w:r>
         <w:rPr>
@@ -256,6 +277,13 @@
             <v:imagedata r:id="rId9" r:href="rId10"/>
           </v:shape>
         </w:pict>
+      </w:r>
+      <w:r>
+        <w:rPr>
+          <w:sz w:val="100"/>
+          <w:szCs w:val="100"/>
+        </w:rPr>
+        <w:fldChar w:fldCharType="end"/>
       </w:r>
       <w:r>
         <w:rPr>
@@ -1590,14 +1618,18 @@
             <w:r>
               <w:rPr>
                 <w:rFonts w:ascii="宋体" w:hAnsi="宋体" w:cs="黑体" w:hint="eastAsia"/>
-                <w:bCs/>
-                <w:szCs w:val="36"/>
+                <w:b/>
+                <w:sz w:val="28"/>
+                <w:szCs w:val="28"/>
               </w:rPr>
               <w:t>第一章 前言</w:t>
             </w:r>
             <w:r>
               <w:rPr>
                 <w:rFonts w:ascii="宋体" w:hAnsi="宋体"/>
+                <w:b/>
+                <w:sz w:val="28"/>
+                <w:szCs w:val="28"/>
               </w:rPr>
               <w:tab/>
             </w:r>
@@ -1768,50 +1800,80 @@
             <w:spacing w:after="0" w:line="360" w:lineRule="auto"/>
             <w:rPr>
               <w:rFonts w:ascii="宋体" w:hAnsi="宋体" w:hint="eastAsia"/>
+              <w:b/>
+              <w:bCs/>
+              <w:sz w:val="28"/>
+              <w:szCs w:val="28"/>
             </w:rPr>
           </w:pPr>
           <w:hyperlink w:anchor="_Toc6144" w:history="1">
             <w:r>
               <w:rPr>
                 <w:rFonts w:ascii="宋体" w:hAnsi="宋体" w:cs="黑体" w:hint="eastAsia"/>
+                <w:b/>
                 <w:bCs/>
-                <w:szCs w:val="36"/>
+                <w:sz w:val="28"/>
+                <w:szCs w:val="28"/>
               </w:rPr>
               <w:t>第二章 系统整体概述</w:t>
             </w:r>
             <w:r>
               <w:rPr>
                 <w:rFonts w:ascii="宋体" w:hAnsi="宋体"/>
+                <w:b/>
+                <w:bCs/>
+                <w:sz w:val="28"/>
+                <w:szCs w:val="28"/>
               </w:rPr>
               <w:tab/>
             </w:r>
             <w:r>
               <w:rPr>
                 <w:rFonts w:ascii="宋体" w:hAnsi="宋体"/>
+                <w:b/>
+                <w:bCs/>
+                <w:sz w:val="28"/>
+                <w:szCs w:val="28"/>
               </w:rPr>
               <w:fldChar w:fldCharType="begin"/>
             </w:r>
             <w:r>
               <w:rPr>
                 <w:rFonts w:ascii="宋体" w:hAnsi="宋体"/>
+                <w:b/>
+                <w:bCs/>
+                <w:sz w:val="28"/>
+                <w:szCs w:val="28"/>
               </w:rPr>
               <w:instrText xml:space="preserve"> PAGEREF _Toc6144 </w:instrText>
             </w:r>
             <w:r>
               <w:rPr>
                 <w:rFonts w:ascii="宋体" w:hAnsi="宋体"/>
+                <w:b/>
+                <w:bCs/>
+                <w:sz w:val="28"/>
+                <w:szCs w:val="28"/>
               </w:rPr>
               <w:fldChar w:fldCharType="separate"/>
             </w:r>
             <w:r>
               <w:rPr>
                 <w:rFonts w:ascii="宋体" w:hAnsi="宋体"/>
+                <w:b/>
+                <w:bCs/>
+                <w:sz w:val="28"/>
+                <w:szCs w:val="28"/>
               </w:rPr>
               <w:t>2</w:t>
             </w:r>
             <w:r>
               <w:rPr>
                 <w:rFonts w:ascii="宋体" w:hAnsi="宋体"/>
+                <w:b/>
+                <w:bCs/>
+                <w:sz w:val="28"/>
+                <w:szCs w:val="28"/>
               </w:rPr>
               <w:fldChar w:fldCharType="end"/>
             </w:r>
@@ -1885,50 +1947,80 @@
             <w:spacing w:after="0" w:line="360" w:lineRule="auto"/>
             <w:rPr>
               <w:rFonts w:ascii="宋体" w:hAnsi="宋体" w:hint="eastAsia"/>
+              <w:b/>
+              <w:bCs/>
+              <w:sz w:val="28"/>
+              <w:szCs w:val="28"/>
             </w:rPr>
           </w:pPr>
           <w:hyperlink w:anchor="_Toc15970" w:history="1">
             <w:r>
               <w:rPr>
                 <w:rFonts w:ascii="宋体" w:hAnsi="宋体" w:cs="黑体" w:hint="eastAsia"/>
+                <w:b/>
                 <w:bCs/>
-                <w:szCs w:val="36"/>
+                <w:sz w:val="28"/>
+                <w:szCs w:val="28"/>
               </w:rPr>
               <w:t>第三章 系统硬件设计</w:t>
             </w:r>
             <w:r>
               <w:rPr>
                 <w:rFonts w:ascii="宋体" w:hAnsi="宋体"/>
+                <w:b/>
+                <w:bCs/>
+                <w:sz w:val="28"/>
+                <w:szCs w:val="28"/>
               </w:rPr>
               <w:tab/>
             </w:r>
             <w:r>
               <w:rPr>
                 <w:rFonts w:ascii="宋体" w:hAnsi="宋体"/>
+                <w:b/>
+                <w:bCs/>
+                <w:sz w:val="28"/>
+                <w:szCs w:val="28"/>
               </w:rPr>
               <w:fldChar w:fldCharType="begin"/>
             </w:r>
             <w:r>
               <w:rPr>
                 <w:rFonts w:ascii="宋体" w:hAnsi="宋体"/>
+                <w:b/>
+                <w:bCs/>
+                <w:sz w:val="28"/>
+                <w:szCs w:val="28"/>
               </w:rPr>
               <w:instrText xml:space="preserve"> PAGEREF _Toc15970 </w:instrText>
             </w:r>
             <w:r>
               <w:rPr>
                 <w:rFonts w:ascii="宋体" w:hAnsi="宋体"/>
+                <w:b/>
+                <w:bCs/>
+                <w:sz w:val="28"/>
+                <w:szCs w:val="28"/>
               </w:rPr>
               <w:fldChar w:fldCharType="separate"/>
             </w:r>
             <w:r>
               <w:rPr>
                 <w:rFonts w:ascii="宋体" w:hAnsi="宋体"/>
+                <w:b/>
+                <w:bCs/>
+                <w:sz w:val="28"/>
+                <w:szCs w:val="28"/>
               </w:rPr>
               <w:t>2</w:t>
             </w:r>
             <w:r>
               <w:rPr>
                 <w:rFonts w:ascii="宋体" w:hAnsi="宋体"/>
+                <w:b/>
+                <w:bCs/>
+                <w:sz w:val="28"/>
+                <w:szCs w:val="28"/>
               </w:rPr>
               <w:fldChar w:fldCharType="end"/>
             </w:r>
@@ -2297,50 +2389,80 @@
             <w:spacing w:after="0" w:line="360" w:lineRule="auto"/>
             <w:rPr>
               <w:rFonts w:ascii="宋体" w:hAnsi="宋体" w:hint="eastAsia"/>
+              <w:b/>
+              <w:bCs/>
+              <w:sz w:val="28"/>
+              <w:szCs w:val="28"/>
             </w:rPr>
           </w:pPr>
           <w:hyperlink w:anchor="_Toc15112" w:history="1">
             <w:r>
               <w:rPr>
                 <w:rFonts w:ascii="宋体" w:hAnsi="宋体" w:cs="黑体" w:hint="eastAsia"/>
+                <w:b/>
                 <w:bCs/>
-                <w:szCs w:val="36"/>
+                <w:sz w:val="28"/>
+                <w:szCs w:val="28"/>
               </w:rPr>
               <w:t>第四章 系统软件设计</w:t>
             </w:r>
             <w:r>
               <w:rPr>
                 <w:rFonts w:ascii="宋体" w:hAnsi="宋体"/>
+                <w:b/>
+                <w:bCs/>
+                <w:sz w:val="28"/>
+                <w:szCs w:val="28"/>
               </w:rPr>
               <w:tab/>
             </w:r>
             <w:r>
               <w:rPr>
                 <w:rFonts w:ascii="宋体" w:hAnsi="宋体"/>
+                <w:b/>
+                <w:bCs/>
+                <w:sz w:val="28"/>
+                <w:szCs w:val="28"/>
               </w:rPr>
               <w:fldChar w:fldCharType="begin"/>
             </w:r>
             <w:r>
               <w:rPr>
                 <w:rFonts w:ascii="宋体" w:hAnsi="宋体"/>
+                <w:b/>
+                <w:bCs/>
+                <w:sz w:val="28"/>
+                <w:szCs w:val="28"/>
               </w:rPr>
               <w:instrText xml:space="preserve"> PAGEREF _Toc15112 </w:instrText>
             </w:r>
             <w:r>
               <w:rPr>
                 <w:rFonts w:ascii="宋体" w:hAnsi="宋体"/>
+                <w:b/>
+                <w:bCs/>
+                <w:sz w:val="28"/>
+                <w:szCs w:val="28"/>
               </w:rPr>
               <w:fldChar w:fldCharType="separate"/>
             </w:r>
             <w:r>
               <w:rPr>
                 <w:rFonts w:ascii="宋体" w:hAnsi="宋体"/>
+                <w:b/>
+                <w:bCs/>
+                <w:sz w:val="28"/>
+                <w:szCs w:val="28"/>
               </w:rPr>
               <w:t>7</w:t>
             </w:r>
             <w:r>
               <w:rPr>
                 <w:rFonts w:ascii="宋体" w:hAnsi="宋体"/>
+                <w:b/>
+                <w:bCs/>
+                <w:sz w:val="28"/>
+                <w:szCs w:val="28"/>
               </w:rPr>
               <w:fldChar w:fldCharType="end"/>
             </w:r>
@@ -2768,50 +2890,80 @@
             <w:spacing w:after="0" w:line="360" w:lineRule="auto"/>
             <w:rPr>
               <w:rFonts w:ascii="宋体" w:hAnsi="宋体" w:hint="eastAsia"/>
+              <w:b/>
+              <w:bCs/>
+              <w:sz w:val="28"/>
+              <w:szCs w:val="28"/>
             </w:rPr>
           </w:pPr>
           <w:hyperlink w:anchor="_Toc13825" w:history="1">
             <w:r>
               <w:rPr>
                 <w:rFonts w:ascii="宋体" w:hAnsi="宋体" w:cs="黑体" w:hint="eastAsia"/>
+                <w:b/>
                 <w:bCs/>
-                <w:szCs w:val="36"/>
+                <w:sz w:val="28"/>
+                <w:szCs w:val="28"/>
               </w:rPr>
               <w:t>第五章 核心算法</w:t>
             </w:r>
             <w:r>
               <w:rPr>
                 <w:rFonts w:ascii="宋体" w:hAnsi="宋体"/>
+                <w:b/>
+                <w:bCs/>
+                <w:sz w:val="28"/>
+                <w:szCs w:val="28"/>
               </w:rPr>
               <w:tab/>
             </w:r>
             <w:r>
               <w:rPr>
                 <w:rFonts w:ascii="宋体" w:hAnsi="宋体"/>
+                <w:b/>
+                <w:bCs/>
+                <w:sz w:val="28"/>
+                <w:szCs w:val="28"/>
               </w:rPr>
               <w:fldChar w:fldCharType="begin"/>
             </w:r>
             <w:r>
               <w:rPr>
                 <w:rFonts w:ascii="宋体" w:hAnsi="宋体"/>
+                <w:b/>
+                <w:bCs/>
+                <w:sz w:val="28"/>
+                <w:szCs w:val="28"/>
               </w:rPr>
               <w:instrText xml:space="preserve"> PAGEREF _Toc13825 </w:instrText>
             </w:r>
             <w:r>
               <w:rPr>
                 <w:rFonts w:ascii="宋体" w:hAnsi="宋体"/>
+                <w:b/>
+                <w:bCs/>
+                <w:sz w:val="28"/>
+                <w:szCs w:val="28"/>
               </w:rPr>
               <w:fldChar w:fldCharType="separate"/>
             </w:r>
             <w:r>
               <w:rPr>
                 <w:rFonts w:ascii="宋体" w:hAnsi="宋体"/>
+                <w:b/>
+                <w:bCs/>
+                <w:sz w:val="28"/>
+                <w:szCs w:val="28"/>
               </w:rPr>
               <w:t>12</w:t>
             </w:r>
             <w:r>
               <w:rPr>
                 <w:rFonts w:ascii="宋体" w:hAnsi="宋体"/>
+                <w:b/>
+                <w:bCs/>
+                <w:sz w:val="28"/>
+                <w:szCs w:val="28"/>
               </w:rPr>
               <w:fldChar w:fldCharType="end"/>
             </w:r>
@@ -3019,50 +3171,80 @@
             <w:spacing w:after="0" w:line="360" w:lineRule="auto"/>
             <w:rPr>
               <w:rFonts w:ascii="宋体" w:hAnsi="宋体" w:hint="eastAsia"/>
+              <w:b/>
+              <w:bCs/>
+              <w:sz w:val="28"/>
+              <w:szCs w:val="28"/>
             </w:rPr>
           </w:pPr>
           <w:hyperlink w:anchor="_Toc13153" w:history="1">
             <w:r>
               <w:rPr>
                 <w:rFonts w:ascii="宋体" w:hAnsi="宋体" w:cs="黑体" w:hint="eastAsia"/>
+                <w:b/>
                 <w:bCs/>
-                <w:szCs w:val="36"/>
+                <w:sz w:val="28"/>
+                <w:szCs w:val="28"/>
               </w:rPr>
               <w:t>第六章 调试与实现</w:t>
             </w:r>
             <w:r>
               <w:rPr>
                 <w:rFonts w:ascii="宋体" w:hAnsi="宋体"/>
+                <w:b/>
+                <w:bCs/>
+                <w:sz w:val="28"/>
+                <w:szCs w:val="28"/>
               </w:rPr>
               <w:tab/>
             </w:r>
             <w:r>
               <w:rPr>
                 <w:rFonts w:ascii="宋体" w:hAnsi="宋体"/>
+                <w:b/>
+                <w:bCs/>
+                <w:sz w:val="28"/>
+                <w:szCs w:val="28"/>
               </w:rPr>
               <w:fldChar w:fldCharType="begin"/>
             </w:r>
             <w:r>
               <w:rPr>
                 <w:rFonts w:ascii="宋体" w:hAnsi="宋体"/>
+                <w:b/>
+                <w:bCs/>
+                <w:sz w:val="28"/>
+                <w:szCs w:val="28"/>
               </w:rPr>
               <w:instrText xml:space="preserve"> PAGEREF _Toc13153 </w:instrText>
             </w:r>
             <w:r>
               <w:rPr>
                 <w:rFonts w:ascii="宋体" w:hAnsi="宋体"/>
+                <w:b/>
+                <w:bCs/>
+                <w:sz w:val="28"/>
+                <w:szCs w:val="28"/>
               </w:rPr>
               <w:fldChar w:fldCharType="separate"/>
             </w:r>
             <w:r>
               <w:rPr>
                 <w:rFonts w:ascii="宋体" w:hAnsi="宋体"/>
+                <w:b/>
+                <w:bCs/>
+                <w:sz w:val="28"/>
+                <w:szCs w:val="28"/>
               </w:rPr>
               <w:t>15</w:t>
             </w:r>
             <w:r>
               <w:rPr>
                 <w:rFonts w:ascii="宋体" w:hAnsi="宋体"/>
+                <w:b/>
+                <w:bCs/>
+                <w:sz w:val="28"/>
+                <w:szCs w:val="28"/>
               </w:rPr>
               <w:fldChar w:fldCharType="end"/>
             </w:r>
@@ -3313,50 +3495,80 @@
             <w:spacing w:after="0" w:line="360" w:lineRule="auto"/>
             <w:rPr>
               <w:rFonts w:ascii="宋体" w:hAnsi="宋体" w:hint="eastAsia"/>
+              <w:b/>
+              <w:bCs/>
+              <w:sz w:val="28"/>
+              <w:szCs w:val="28"/>
             </w:rPr>
           </w:pPr>
           <w:hyperlink w:anchor="_Toc10084" w:history="1">
             <w:r>
               <w:rPr>
                 <w:rFonts w:ascii="宋体" w:hAnsi="宋体" w:cs="黑体" w:hint="eastAsia"/>
+                <w:b/>
                 <w:bCs/>
-                <w:szCs w:val="36"/>
+                <w:sz w:val="28"/>
+                <w:szCs w:val="28"/>
               </w:rPr>
               <w:t>第七章 总结</w:t>
             </w:r>
             <w:r>
               <w:rPr>
                 <w:rFonts w:ascii="宋体" w:hAnsi="宋体"/>
+                <w:b/>
+                <w:bCs/>
+                <w:sz w:val="28"/>
+                <w:szCs w:val="28"/>
               </w:rPr>
               <w:tab/>
             </w:r>
             <w:r>
               <w:rPr>
                 <w:rFonts w:ascii="宋体" w:hAnsi="宋体"/>
+                <w:b/>
+                <w:bCs/>
+                <w:sz w:val="28"/>
+                <w:szCs w:val="28"/>
               </w:rPr>
               <w:fldChar w:fldCharType="begin"/>
             </w:r>
             <w:r>
               <w:rPr>
                 <w:rFonts w:ascii="宋体" w:hAnsi="宋体"/>
+                <w:b/>
+                <w:bCs/>
+                <w:sz w:val="28"/>
+                <w:szCs w:val="28"/>
               </w:rPr>
               <w:instrText xml:space="preserve"> PAGEREF _Toc10084 </w:instrText>
             </w:r>
             <w:r>
               <w:rPr>
                 <w:rFonts w:ascii="宋体" w:hAnsi="宋体"/>
+                <w:b/>
+                <w:bCs/>
+                <w:sz w:val="28"/>
+                <w:szCs w:val="28"/>
               </w:rPr>
               <w:fldChar w:fldCharType="separate"/>
             </w:r>
             <w:r>
               <w:rPr>
                 <w:rFonts w:ascii="宋体" w:hAnsi="宋体"/>
+                <w:b/>
+                <w:bCs/>
+                <w:sz w:val="28"/>
+                <w:szCs w:val="28"/>
               </w:rPr>
               <w:t>17</w:t>
             </w:r>
             <w:r>
               <w:rPr>
                 <w:rFonts w:ascii="宋体" w:hAnsi="宋体"/>
+                <w:b/>
+                <w:bCs/>
+                <w:sz w:val="28"/>
+                <w:szCs w:val="28"/>
               </w:rPr>
               <w:fldChar w:fldCharType="end"/>
             </w:r>
@@ -3371,50 +3583,80 @@
             <w:spacing w:after="0" w:line="360" w:lineRule="auto"/>
             <w:rPr>
               <w:rFonts w:ascii="宋体" w:hAnsi="宋体" w:hint="eastAsia"/>
+              <w:b/>
+              <w:bCs/>
+              <w:sz w:val="28"/>
+              <w:szCs w:val="28"/>
             </w:rPr>
           </w:pPr>
           <w:hyperlink w:anchor="_Toc17594" w:history="1">
             <w:r>
               <w:rPr>
                 <w:rFonts w:ascii="宋体" w:hAnsi="宋体" w:cs="黑体" w:hint="eastAsia"/>
+                <w:b/>
                 <w:bCs/>
-                <w:szCs w:val="36"/>
+                <w:sz w:val="28"/>
+                <w:szCs w:val="28"/>
               </w:rPr>
               <w:t>第八章 参考文献</w:t>
             </w:r>
             <w:r>
               <w:rPr>
                 <w:rFonts w:ascii="宋体" w:hAnsi="宋体"/>
+                <w:b/>
+                <w:bCs/>
+                <w:sz w:val="28"/>
+                <w:szCs w:val="28"/>
               </w:rPr>
               <w:tab/>
             </w:r>
             <w:r>
               <w:rPr>
                 <w:rFonts w:ascii="宋体" w:hAnsi="宋体"/>
+                <w:b/>
+                <w:bCs/>
+                <w:sz w:val="28"/>
+                <w:szCs w:val="28"/>
               </w:rPr>
               <w:fldChar w:fldCharType="begin"/>
             </w:r>
             <w:r>
               <w:rPr>
                 <w:rFonts w:ascii="宋体" w:hAnsi="宋体"/>
+                <w:b/>
+                <w:bCs/>
+                <w:sz w:val="28"/>
+                <w:szCs w:val="28"/>
               </w:rPr>
               <w:instrText xml:space="preserve"> PAGEREF _Toc17594 </w:instrText>
             </w:r>
             <w:r>
               <w:rPr>
                 <w:rFonts w:ascii="宋体" w:hAnsi="宋体"/>
+                <w:b/>
+                <w:bCs/>
+                <w:sz w:val="28"/>
+                <w:szCs w:val="28"/>
               </w:rPr>
               <w:fldChar w:fldCharType="separate"/>
             </w:r>
             <w:r>
               <w:rPr>
                 <w:rFonts w:ascii="宋体" w:hAnsi="宋体"/>
+                <w:b/>
+                <w:bCs/>
+                <w:sz w:val="28"/>
+                <w:szCs w:val="28"/>
               </w:rPr>
               <w:t>18</w:t>
             </w:r>
             <w:r>
               <w:rPr>
                 <w:rFonts w:ascii="宋体" w:hAnsi="宋体"/>
+                <w:b/>
+                <w:bCs/>
+                <w:sz w:val="28"/>
+                <w:szCs w:val="28"/>
               </w:rPr>
               <w:fldChar w:fldCharType="end"/>
             </w:r>
@@ -3429,50 +3671,80 @@
             <w:spacing w:after="0" w:line="360" w:lineRule="auto"/>
             <w:rPr>
               <w:rFonts w:ascii="宋体" w:hAnsi="宋体" w:hint="eastAsia"/>
+              <w:b/>
+              <w:bCs/>
+              <w:sz w:val="28"/>
+              <w:szCs w:val="28"/>
             </w:rPr>
           </w:pPr>
           <w:hyperlink w:anchor="_Toc20310" w:history="1">
             <w:r>
               <w:rPr>
                 <w:rFonts w:ascii="宋体" w:hAnsi="宋体" w:cs="黑体" w:hint="eastAsia"/>
+                <w:b/>
                 <w:bCs/>
-                <w:szCs w:val="36"/>
+                <w:sz w:val="28"/>
+                <w:szCs w:val="28"/>
               </w:rPr>
               <w:t>第九章 附录</w:t>
             </w:r>
             <w:r>
               <w:rPr>
                 <w:rFonts w:ascii="宋体" w:hAnsi="宋体"/>
+                <w:b/>
+                <w:bCs/>
+                <w:sz w:val="28"/>
+                <w:szCs w:val="28"/>
               </w:rPr>
               <w:tab/>
             </w:r>
             <w:r>
               <w:rPr>
                 <w:rFonts w:ascii="宋体" w:hAnsi="宋体"/>
+                <w:b/>
+                <w:bCs/>
+                <w:sz w:val="28"/>
+                <w:szCs w:val="28"/>
               </w:rPr>
               <w:fldChar w:fldCharType="begin"/>
             </w:r>
             <w:r>
               <w:rPr>
                 <w:rFonts w:ascii="宋体" w:hAnsi="宋体"/>
+                <w:b/>
+                <w:bCs/>
+                <w:sz w:val="28"/>
+                <w:szCs w:val="28"/>
               </w:rPr>
               <w:instrText xml:space="preserve"> PAGEREF _Toc20310 </w:instrText>
             </w:r>
             <w:r>
               <w:rPr>
                 <w:rFonts w:ascii="宋体" w:hAnsi="宋体"/>
+                <w:b/>
+                <w:bCs/>
+                <w:sz w:val="28"/>
+                <w:szCs w:val="28"/>
               </w:rPr>
               <w:fldChar w:fldCharType="separate"/>
             </w:r>
             <w:r>
               <w:rPr>
                 <w:rFonts w:ascii="宋体" w:hAnsi="宋体"/>
+                <w:b/>
+                <w:bCs/>
+                <w:sz w:val="28"/>
+                <w:szCs w:val="28"/>
               </w:rPr>
               <w:t>19</w:t>
             </w:r>
             <w:r>
               <w:rPr>
                 <w:rFonts w:ascii="宋体" w:hAnsi="宋体"/>
+                <w:b/>
+                <w:bCs/>
+                <w:sz w:val="28"/>
+                <w:szCs w:val="28"/>
               </w:rPr>
               <w:fldChar w:fldCharType="end"/>
             </w:r>
@@ -6835,7 +7107,7 @@
           <w:noProof/>
         </w:rPr>
         <w:drawing>
-          <wp:inline distT="0" distB="0" distL="0" distR="0" wp14:anchorId="7FC16C9C" wp14:editId="1971D5ED">
+          <wp:inline distT="0" distB="0" distL="0" distR="0" wp14:anchorId="7FC16C9C" wp14:editId="441A02A8">
             <wp:extent cx="4953000" cy="3503952"/>
             <wp:effectExtent l="0" t="0" r="0" b="1270"/>
             <wp:docPr id="247376027" name="图片 1"/>
@@ -6950,7 +7222,6 @@
       <w:pPr>
         <w:spacing w:after="0" w:line="360" w:lineRule="auto"/>
         <w:rPr>
-          <w:rFonts w:hint="eastAsia"/>
           <w:b/>
           <w:bCs/>
           <w:sz w:val="22"/>
@@ -7132,9 +7403,9 @@
           <w:noProof/>
         </w:rPr>
         <w:drawing>
-          <wp:inline distT="0" distB="0" distL="0" distR="0" wp14:anchorId="0DC908EB" wp14:editId="7467D35E">
-            <wp:extent cx="5008245" cy="3394075"/>
-            <wp:effectExtent l="0" t="0" r="1905" b="0"/>
+          <wp:inline distT="0" distB="0" distL="0" distR="0" wp14:anchorId="0DC908EB" wp14:editId="26175F26">
+            <wp:extent cx="5014613" cy="3371134"/>
+            <wp:effectExtent l="0" t="0" r="0" b="1270"/>
             <wp:docPr id="677069244" name="图片 13"/>
             <wp:cNvGraphicFramePr>
               <a:graphicFrameLocks xmlns:a="http://schemas.openxmlformats.org/drawingml/2006/main" noChangeAspect="1"/>
@@ -7156,7 +7427,6 @@
                         </a:ext>
                       </a:extLst>
                     </a:blip>
-                    <a:srcRect/>
                     <a:stretch>
                       <a:fillRect/>
                     </a:stretch>
@@ -7164,7 +7434,7 @@
                   <pic:spPr>
                     <a:xfrm>
                       <a:off x="0" y="0"/>
-                      <a:ext cx="5014613" cy="3398417"/>
+                      <a:ext cx="5014613" cy="3371134"/>
                     </a:xfrm>
                     <a:prstGeom prst="rect">
                       <a:avLst/>
@@ -12116,7 +12386,6 @@
               <w:spacing w:line="0" w:lineRule="atLeast"/>
               <w:jc w:val="both"/>
               <w:rPr>
-                <w:rFonts w:hint="eastAsia"/>
                 <w:sz w:val="15"/>
                 <w:szCs w:val="15"/>
               </w:rPr>
@@ -15339,6 +15608,7 @@
         </w:numPr>
         <w:snapToGrid w:val="0"/>
         <w:spacing w:after="0" w:line="360" w:lineRule="auto"/>
+        <w:ind w:firstLine="403"/>
         <w:jc w:val="left"/>
         <w:rPr>
           <w:rFonts w:asciiTheme="minorEastAsia" w:eastAsiaTheme="minorEastAsia" w:hAnsiTheme="minorEastAsia" w:cstheme="minorEastAsia" w:hint="eastAsia"/>
@@ -15350,7 +15620,21 @@
           <w:rFonts w:asciiTheme="minorEastAsia" w:eastAsiaTheme="minorEastAsia" w:hAnsiTheme="minorEastAsia" w:cstheme="minorEastAsia" w:hint="eastAsia"/>
           <w:szCs w:val="20"/>
         </w:rPr>
-        <w:t>按 键5/键6：左右移动光标，可选择 秒→分→时→日→月→年 字段。</w:t>
+        <w:t>按 键5/键6</w:t>
+      </w:r>
+      <w:r>
+        <w:rPr>
+          <w:rFonts w:asciiTheme="minorEastAsia" w:eastAsiaTheme="minorEastAsia" w:hAnsiTheme="minorEastAsia" w:cstheme="minorEastAsia" w:hint="eastAsia"/>
+          <w:szCs w:val="20"/>
+        </w:rPr>
+        <w:t>：</w:t>
+      </w:r>
+      <w:r>
+        <w:rPr>
+          <w:rFonts w:asciiTheme="minorEastAsia" w:eastAsiaTheme="minorEastAsia" w:hAnsiTheme="minorEastAsia" w:cstheme="minorEastAsia" w:hint="eastAsia"/>
+          <w:szCs w:val="20"/>
+        </w:rPr>
+        <w:t>左右移动光标，可选择 秒→分→时→日→月→年 字段。</w:t>
       </w:r>
     </w:p>
     <w:p>
@@ -15361,6 +15645,7 @@
         </w:numPr>
         <w:snapToGrid w:val="0"/>
         <w:spacing w:after="0" w:line="360" w:lineRule="auto"/>
+        <w:ind w:firstLine="403"/>
         <w:jc w:val="left"/>
         <w:rPr>
           <w:rFonts w:asciiTheme="minorEastAsia" w:eastAsiaTheme="minorEastAsia" w:hAnsiTheme="minorEastAsia" w:cstheme="minorEastAsia" w:hint="eastAsia"/>
@@ -15372,7 +15657,21 @@
           <w:rFonts w:asciiTheme="minorEastAsia" w:eastAsiaTheme="minorEastAsia" w:hAnsiTheme="minorEastAsia" w:cstheme="minorEastAsia" w:hint="eastAsia"/>
           <w:szCs w:val="20"/>
         </w:rPr>
-        <w:t>按 键4/键7：对光标所在字段进行 加/减 操作，数值自动进位或回绕。</w:t>
+        <w:t>按 键4/键7</w:t>
+      </w:r>
+      <w:r>
+        <w:rPr>
+          <w:rFonts w:asciiTheme="minorEastAsia" w:eastAsiaTheme="minorEastAsia" w:hAnsiTheme="minorEastAsia" w:cstheme="minorEastAsia" w:hint="eastAsia"/>
+          <w:szCs w:val="20"/>
+        </w:rPr>
+        <w:t>：</w:t>
+      </w:r>
+      <w:r>
+        <w:rPr>
+          <w:rFonts w:asciiTheme="minorEastAsia" w:eastAsiaTheme="minorEastAsia" w:hAnsiTheme="minorEastAsia" w:cstheme="minorEastAsia" w:hint="eastAsia"/>
+          <w:szCs w:val="20"/>
+        </w:rPr>
+        <w:t>对光标所在字段进行 加/减 操作，数值自动进位或回绕。</w:t>
       </w:r>
     </w:p>
     <w:p>
@@ -17575,6 +17874,10 @@
 </file>
 
 <file path=customXml/item1.xml><?xml version="1.0" encoding="utf-8"?>
+<b:Sources xmlns:b="http://schemas.openxmlformats.org/officeDocument/2006/bibliography" xmlns="http://schemas.openxmlformats.org/officeDocument/2006/bibliography" SelectedStyle="\APASixthEditionOfficeOnline.xsl" StyleName="APA" Version="6"/>
+</file>
+
+<file path=customXml/item2.xml><?xml version="1.0" encoding="utf-8"?>
 <s:customData xmlns="http://www.wps.cn/officeDocument/2013/wpsCustomData" xmlns:s="http://www.wps.cn/officeDocument/2013/wpsCustomData">
   <customSectProps>
     <customSectPr/>
@@ -17595,22 +17898,18 @@
 </s:customData>
 </file>
 
-<file path=customXml/item2.xml><?xml version="1.0" encoding="utf-8"?>
-<b:Sources xmlns:b="http://schemas.openxmlformats.org/officeDocument/2006/bibliography" xmlns="http://schemas.openxmlformats.org/officeDocument/2006/bibliography" SelectedStyle="\APASixthEditionOfficeOnline.xsl" StyleName="APA" Version="6"/>
+<file path=customXml/itemProps1.xml><?xml version="1.0" encoding="utf-8"?>
+<ds:datastoreItem xmlns:ds="http://schemas.openxmlformats.org/officeDocument/2006/customXml" ds:itemID="{DC3D2AAD-49E5-47EC-AE69-64570E080AE0}">
+  <ds:schemaRefs>
+    <ds:schemaRef ds:uri="http://schemas.openxmlformats.org/officeDocument/2006/bibliography"/>
+  </ds:schemaRefs>
+</ds:datastoreItem>
 </file>
 
-<file path=customXml/itemProps1.xml><?xml version="1.0" encoding="utf-8"?>
+<file path=customXml/itemProps2.xml><?xml version="1.0" encoding="utf-8"?>
 <ds:datastoreItem xmlns:ds="http://schemas.openxmlformats.org/officeDocument/2006/customXml" ds:itemID="{B1977F7D-205B-4081-913C-38D41E755F92}">
   <ds:schemaRefs>
     <ds:schemaRef ds:uri="http://www.wps.cn/officeDocument/2013/wpsCustomData"/>
   </ds:schemaRefs>
 </ds:datastoreItem>
-</file>
-
-<file path=customXml/itemProps2.xml><?xml version="1.0" encoding="utf-8"?>
-<ds:datastoreItem xmlns:ds="http://schemas.openxmlformats.org/officeDocument/2006/customXml" ds:itemID="{DC3D2AAD-49E5-47EC-AE69-64570E080AE0}">
-  <ds:schemaRefs>
-    <ds:schemaRef ds:uri="http://schemas.openxmlformats.org/officeDocument/2006/bibliography"/>
-  </ds:schemaRefs>
-</ds:datastoreItem>
 </file>
--- a/课程设计报告.docx
+++ b/课程设计报告.docx
@@ -114,6 +114,69 @@
           <w:szCs w:val="100"/>
         </w:rPr>
         <w:instrText xml:space="preserve"> INCLUDEPICTURE "D:\\Tencent Files\\Tencent Files\\34227565\\nt_qq\\nt_data\\Pic\\2025-05\\Thumb\\94e7174ff3a902943b486dd7bd91ba48_720.png" \* MERGEFORMATINET </w:instrText>
+      </w:r>
+      <w:r>
+        <w:rPr>
+          <w:sz w:val="100"/>
+          <w:szCs w:val="100"/>
+        </w:rPr>
+        <w:fldChar w:fldCharType="separate"/>
+      </w:r>
+      <w:r>
+        <w:rPr>
+          <w:sz w:val="100"/>
+          <w:szCs w:val="100"/>
+        </w:rPr>
+        <w:fldChar w:fldCharType="begin"/>
+      </w:r>
+      <w:r>
+        <w:rPr>
+          <w:sz w:val="100"/>
+          <w:szCs w:val="100"/>
+        </w:rPr>
+        <w:instrText xml:space="preserve"> INCLUDEPICTURE  "D:\\Tencent%20Files\\Tencent%20Files\\34227565\\nt_qq\\nt_data\\Pic\\2025-05\\Thumb\\94e7174ff3a902943b486dd7bd91ba48_720.png" \* MERGEFORMATINET </w:instrText>
+      </w:r>
+      <w:r>
+        <w:rPr>
+          <w:sz w:val="100"/>
+          <w:szCs w:val="100"/>
+        </w:rPr>
+        <w:fldChar w:fldCharType="separate"/>
+      </w:r>
+      <w:r>
+        <w:rPr>
+          <w:sz w:val="100"/>
+          <w:szCs w:val="100"/>
+        </w:rPr>
+        <w:fldChar w:fldCharType="begin"/>
+      </w:r>
+      <w:r>
+        <w:rPr>
+          <w:sz w:val="100"/>
+          <w:szCs w:val="100"/>
+        </w:rPr>
+        <w:instrText xml:space="preserve"> INCLUDEPICTURE  "D:\\Tencent%20Files\\Tencent%20Files\\34227565\\nt_qq\\nt_data\\Pic\\2025-05\\Thumb\\94e7174ff3a902943b486dd7bd91ba48_720.png" \* MERGEFORMATINET </w:instrText>
+      </w:r>
+      <w:r>
+        <w:rPr>
+          <w:sz w:val="100"/>
+          <w:szCs w:val="100"/>
+        </w:rPr>
+        <w:fldChar w:fldCharType="separate"/>
+      </w:r>
+      <w:r>
+        <w:rPr>
+          <w:sz w:val="100"/>
+          <w:szCs w:val="100"/>
+        </w:rPr>
+        <w:fldChar w:fldCharType="begin"/>
+      </w:r>
+      <w:r>
+        <w:rPr>
+          <w:sz w:val="100"/>
+          <w:szCs w:val="100"/>
+        </w:rPr>
+        <w:instrText xml:space="preserve"> INCLUDEPICTURE  "D:\\Tencent%20Files\\Tencent%20Files\\34227565\\nt_qq\\nt_data\\Pic\\2025-05\\Thumb\\94e7174ff3a902943b486dd7bd91ba48_720.png" \* MERGEFORMATINET </w:instrText>
       </w:r>
       <w:r>
         <w:rPr>
@@ -277,6 +340,27 @@
             <v:imagedata r:id="rId9" r:href="rId10"/>
           </v:shape>
         </w:pict>
+      </w:r>
+      <w:r>
+        <w:rPr>
+          <w:sz w:val="100"/>
+          <w:szCs w:val="100"/>
+        </w:rPr>
+        <w:fldChar w:fldCharType="end"/>
+      </w:r>
+      <w:r>
+        <w:rPr>
+          <w:sz w:val="100"/>
+          <w:szCs w:val="100"/>
+        </w:rPr>
+        <w:fldChar w:fldCharType="end"/>
+      </w:r>
+      <w:r>
+        <w:rPr>
+          <w:sz w:val="100"/>
+          <w:szCs w:val="100"/>
+        </w:rPr>
+        <w:fldChar w:fldCharType="end"/>
       </w:r>
       <w:r>
         <w:rPr>
@@ -1539,7 +1623,7 @@
           <w:bCs/>
           <w:szCs w:val="20"/>
         </w:rPr>
-        <w:t>信；</w:t>
+        <w:t>信</w:t>
       </w:r>
     </w:p>
     <w:sdt>
@@ -1589,11 +1673,14 @@
           <w:pPr>
             <w:pStyle w:val="TOC1"/>
             <w:tabs>
-              <w:tab w:val="right" w:leader="dot" w:pos="8306"/>
+              <w:tab w:val="right" w:leader="dot" w:pos="8296"/>
             </w:tabs>
             <w:spacing w:after="0" w:line="360" w:lineRule="auto"/>
             <w:rPr>
-              <w:rFonts w:ascii="宋体" w:hAnsi="宋体" w:hint="eastAsia"/>
+              <w:rFonts w:ascii="宋体" w:hAnsi="宋体" w:cstheme="minorBidi" w:hint="eastAsia"/>
+              <w:noProof/>
+              <w:sz w:val="22"/>
+              <w14:ligatures w14:val="standardContextual"/>
             </w:rPr>
           </w:pPr>
           <w:r>
@@ -1614,11 +1701,14 @@
             </w:rPr>
             <w:fldChar w:fldCharType="separate"/>
           </w:r>
-          <w:hyperlink w:anchor="_Toc25105" w:history="1">
-            <w:r>
-              <w:rPr>
-                <w:rFonts w:ascii="宋体" w:hAnsi="宋体" w:cs="黑体" w:hint="eastAsia"/>
+          <w:hyperlink w:anchor="_Toc230907479" w:history="1">
+            <w:r>
+              <w:rPr>
+                <w:rStyle w:val="ae"/>
+                <w:rFonts w:ascii="宋体" w:hAnsi="宋体" w:cs="黑体"/>
                 <w:b/>
+                <w:bCs/>
+                <w:noProof/>
                 <w:sz w:val="28"/>
                 <w:szCs w:val="28"/>
               </w:rPr>
@@ -1626,8 +1716,10 @@
             </w:r>
             <w:r>
               <w:rPr>
-                <w:rFonts w:ascii="宋体" w:hAnsi="宋体"/>
+                <w:rFonts w:ascii="宋体" w:hAnsi="宋体" w:hint="eastAsia"/>
                 <w:b/>
+                <w:bCs/>
+                <w:noProof/>
                 <w:sz w:val="28"/>
                 <w:szCs w:val="28"/>
               </w:rPr>
@@ -1635,31 +1727,56 @@
             </w:r>
             <w:r>
               <w:rPr>
+                <w:rFonts w:ascii="宋体" w:hAnsi="宋体" w:hint="eastAsia"/>
+                <w:noProof/>
+              </w:rPr>
+              <w:fldChar w:fldCharType="begin"/>
+            </w:r>
+            <w:r>
+              <w:rPr>
+                <w:rFonts w:ascii="宋体" w:hAnsi="宋体" w:hint="eastAsia"/>
+                <w:noProof/>
+              </w:rPr>
+              <w:instrText xml:space="preserve"> </w:instrText>
+            </w:r>
+            <w:r>
+              <w:rPr>
                 <w:rFonts w:ascii="宋体" w:hAnsi="宋体"/>
-              </w:rPr>
-              <w:fldChar w:fldCharType="begin"/>
+                <w:noProof/>
+              </w:rPr>
+              <w:instrText>PAGEREF _Toc230907479 \h</w:instrText>
+            </w:r>
+            <w:r>
+              <w:rPr>
+                <w:rFonts w:ascii="宋体" w:hAnsi="宋体" w:hint="eastAsia"/>
+                <w:noProof/>
+              </w:rPr>
+              <w:instrText xml:space="preserve"> </w:instrText>
+            </w:r>
+            <w:r>
+              <w:rPr>
+                <w:rFonts w:ascii="宋体" w:hAnsi="宋体" w:hint="eastAsia"/>
+                <w:noProof/>
+              </w:rPr>
+            </w:r>
+            <w:r>
+              <w:rPr>
+                <w:rFonts w:ascii="宋体" w:hAnsi="宋体" w:hint="eastAsia"/>
+                <w:noProof/>
+              </w:rPr>
+              <w:fldChar w:fldCharType="separate"/>
             </w:r>
             <w:r>
               <w:rPr>
                 <w:rFonts w:ascii="宋体" w:hAnsi="宋体"/>
-              </w:rPr>
-              <w:instrText xml:space="preserve"> PAGEREF _Toc25105 </w:instrText>
-            </w:r>
-            <w:r>
-              <w:rPr>
-                <w:rFonts w:ascii="宋体" w:hAnsi="宋体"/>
-              </w:rPr>
-              <w:fldChar w:fldCharType="separate"/>
-            </w:r>
-            <w:r>
-              <w:rPr>
-                <w:rFonts w:ascii="宋体" w:hAnsi="宋体"/>
+                <w:noProof/>
               </w:rPr>
               <w:t>1</w:t>
             </w:r>
             <w:r>
               <w:rPr>
-                <w:rFonts w:ascii="宋体" w:hAnsi="宋体"/>
+                <w:rFonts w:ascii="宋体" w:hAnsi="宋体" w:hint="eastAsia"/>
+                <w:noProof/>
               </w:rPr>
               <w:fldChar w:fldCharType="end"/>
             </w:r>
@@ -1669,56 +1786,85 @@
           <w:pPr>
             <w:pStyle w:val="TOC2"/>
             <w:tabs>
-              <w:tab w:val="right" w:leader="dot" w:pos="8306"/>
+              <w:tab w:val="right" w:leader="dot" w:pos="8296"/>
             </w:tabs>
             <w:spacing w:after="0" w:line="360" w:lineRule="auto"/>
             <w:ind w:left="480"/>
             <w:rPr>
-              <w:rFonts w:ascii="宋体" w:hAnsi="宋体" w:hint="eastAsia"/>
+              <w:rFonts w:ascii="宋体" w:hAnsi="宋体" w:cstheme="minorBidi" w:hint="eastAsia"/>
+              <w:noProof/>
+              <w:sz w:val="22"/>
+              <w14:ligatures w14:val="standardContextual"/>
             </w:rPr>
           </w:pPr>
-          <w:hyperlink w:anchor="_Toc18040" w:history="1">
-            <w:r>
-              <w:rPr>
-                <w:rFonts w:ascii="宋体" w:hAnsi="宋体" w:cs="黑体" w:hint="eastAsia"/>
-                <w:bCs/>
-                <w:szCs w:val="30"/>
+          <w:hyperlink w:anchor="_Toc230907480" w:history="1">
+            <w:r>
+              <w:rPr>
+                <w:rStyle w:val="ae"/>
+                <w:rFonts w:ascii="宋体" w:hAnsi="宋体" w:cs="黑体"/>
+                <w:noProof/>
               </w:rPr>
               <w:t>1.1 研究背景</w:t>
             </w:r>
             <w:r>
               <w:rPr>
+                <w:rFonts w:ascii="宋体" w:hAnsi="宋体" w:hint="eastAsia"/>
+                <w:noProof/>
+              </w:rPr>
+              <w:tab/>
+            </w:r>
+            <w:r>
+              <w:rPr>
+                <w:rFonts w:ascii="宋体" w:hAnsi="宋体" w:hint="eastAsia"/>
+                <w:noProof/>
+              </w:rPr>
+              <w:fldChar w:fldCharType="begin"/>
+            </w:r>
+            <w:r>
+              <w:rPr>
+                <w:rFonts w:ascii="宋体" w:hAnsi="宋体" w:hint="eastAsia"/>
+                <w:noProof/>
+              </w:rPr>
+              <w:instrText xml:space="preserve"> </w:instrText>
+            </w:r>
+            <w:r>
+              <w:rPr>
                 <w:rFonts w:ascii="宋体" w:hAnsi="宋体"/>
-              </w:rPr>
-              <w:tab/>
+                <w:noProof/>
+              </w:rPr>
+              <w:instrText>PAGEREF _Toc230907480 \h</w:instrText>
+            </w:r>
+            <w:r>
+              <w:rPr>
+                <w:rFonts w:ascii="宋体" w:hAnsi="宋体" w:hint="eastAsia"/>
+                <w:noProof/>
+              </w:rPr>
+              <w:instrText xml:space="preserve"> </w:instrText>
+            </w:r>
+            <w:r>
+              <w:rPr>
+                <w:rFonts w:ascii="宋体" w:hAnsi="宋体" w:hint="eastAsia"/>
+                <w:noProof/>
+              </w:rPr>
+            </w:r>
+            <w:r>
+              <w:rPr>
+                <w:rFonts w:ascii="宋体" w:hAnsi="宋体" w:hint="eastAsia"/>
+                <w:noProof/>
+              </w:rPr>
+              <w:fldChar w:fldCharType="separate"/>
             </w:r>
             <w:r>
               <w:rPr>
                 <w:rFonts w:ascii="宋体" w:hAnsi="宋体"/>
-              </w:rPr>
-              <w:fldChar w:fldCharType="begin"/>
-            </w:r>
-            <w:r>
-              <w:rPr>
-                <w:rFonts w:ascii="宋体" w:hAnsi="宋体"/>
-              </w:rPr>
-              <w:instrText xml:space="preserve"> PAGEREF _Toc18040 </w:instrText>
-            </w:r>
-            <w:r>
-              <w:rPr>
-                <w:rFonts w:ascii="宋体" w:hAnsi="宋体"/>
-              </w:rPr>
-              <w:fldChar w:fldCharType="separate"/>
-            </w:r>
-            <w:r>
-              <w:rPr>
-                <w:rFonts w:ascii="宋体" w:hAnsi="宋体"/>
+                <w:noProof/>
               </w:rPr>
               <w:t>1</w:t>
             </w:r>
             <w:r>
               <w:rPr>
-                <w:rFonts w:ascii="宋体" w:hAnsi="宋体"/>
+                <w:rFonts w:ascii="宋体" w:hAnsi="宋体" w:hint="eastAsia"/>
+                <w:noProof/>
               </w:rPr>
               <w:fldChar w:fldCharType="end"/>
             </w:r>
@@ -1728,64 +1874,85 @@
           <w:pPr>
             <w:pStyle w:val="TOC2"/>
             <w:tabs>
-              <w:tab w:val="right" w:leader="dot" w:pos="8306"/>
+              <w:tab w:val="right" w:leader="dot" w:pos="8296"/>
             </w:tabs>
             <w:spacing w:after="0" w:line="360" w:lineRule="auto"/>
             <w:ind w:left="480"/>
             <w:rPr>
-              <w:rFonts w:ascii="宋体" w:hAnsi="宋体" w:hint="eastAsia"/>
+              <w:rFonts w:ascii="宋体" w:hAnsi="宋体" w:cstheme="minorBidi" w:hint="eastAsia"/>
+              <w:noProof/>
+              <w:sz w:val="22"/>
+              <w14:ligatures w14:val="standardContextual"/>
             </w:rPr>
           </w:pPr>
-          <w:hyperlink w:anchor="_Toc224" w:history="1">
-            <w:r>
-              <w:rPr>
-                <w:rFonts w:ascii="宋体" w:hAnsi="宋体" w:cs="黑体" w:hint="eastAsia"/>
-                <w:bCs/>
-                <w:szCs w:val="30"/>
-              </w:rPr>
-              <w:t xml:space="preserve">1.2 </w:t>
-            </w:r>
-            <w:r>
-              <w:rPr>
+          <w:hyperlink w:anchor="_Toc230907481" w:history="1">
+            <w:r>
+              <w:rPr>
+                <w:rStyle w:val="ae"/>
                 <w:rFonts w:ascii="宋体" w:hAnsi="宋体" w:cs="黑体"/>
-                <w:bCs/>
-                <w:szCs w:val="30"/>
-              </w:rPr>
-              <w:t>设计任务与要求</w:t>
+                <w:noProof/>
+              </w:rPr>
+              <w:t>1.2 设计任务与要求</w:t>
+            </w:r>
+            <w:r>
+              <w:rPr>
+                <w:rFonts w:ascii="宋体" w:hAnsi="宋体" w:hint="eastAsia"/>
+                <w:noProof/>
+              </w:rPr>
+              <w:tab/>
+            </w:r>
+            <w:r>
+              <w:rPr>
+                <w:rFonts w:ascii="宋体" w:hAnsi="宋体" w:hint="eastAsia"/>
+                <w:noProof/>
+              </w:rPr>
+              <w:fldChar w:fldCharType="begin"/>
+            </w:r>
+            <w:r>
+              <w:rPr>
+                <w:rFonts w:ascii="宋体" w:hAnsi="宋体" w:hint="eastAsia"/>
+                <w:noProof/>
+              </w:rPr>
+              <w:instrText xml:space="preserve"> </w:instrText>
             </w:r>
             <w:r>
               <w:rPr>
                 <w:rFonts w:ascii="宋体" w:hAnsi="宋体"/>
-              </w:rPr>
-              <w:tab/>
+                <w:noProof/>
+              </w:rPr>
+              <w:instrText>PAGEREF _Toc230907481 \h</w:instrText>
+            </w:r>
+            <w:r>
+              <w:rPr>
+                <w:rFonts w:ascii="宋体" w:hAnsi="宋体" w:hint="eastAsia"/>
+                <w:noProof/>
+              </w:rPr>
+              <w:instrText xml:space="preserve"> </w:instrText>
+            </w:r>
+            <w:r>
+              <w:rPr>
+                <w:rFonts w:ascii="宋体" w:hAnsi="宋体" w:hint="eastAsia"/>
+                <w:noProof/>
+              </w:rPr>
+            </w:r>
+            <w:r>
+              <w:rPr>
+                <w:rFonts w:ascii="宋体" w:hAnsi="宋体" w:hint="eastAsia"/>
+                <w:noProof/>
+              </w:rPr>
+              <w:fldChar w:fldCharType="separate"/>
             </w:r>
             <w:r>
               <w:rPr>
                 <w:rFonts w:ascii="宋体" w:hAnsi="宋体"/>
-              </w:rPr>
-              <w:fldChar w:fldCharType="begin"/>
-            </w:r>
-            <w:r>
-              <w:rPr>
-                <w:rFonts w:ascii="宋体" w:hAnsi="宋体"/>
-              </w:rPr>
-              <w:instrText xml:space="preserve"> PAGEREF _Toc224 </w:instrText>
-            </w:r>
-            <w:r>
-              <w:rPr>
-                <w:rFonts w:ascii="宋体" w:hAnsi="宋体"/>
-              </w:rPr>
-              <w:fldChar w:fldCharType="separate"/>
-            </w:r>
-            <w:r>
-              <w:rPr>
-                <w:rFonts w:ascii="宋体" w:hAnsi="宋体"/>
+                <w:noProof/>
               </w:rPr>
               <w:t>1</w:t>
             </w:r>
             <w:r>
               <w:rPr>
-                <w:rFonts w:ascii="宋体" w:hAnsi="宋体"/>
+                <w:rFonts w:ascii="宋体" w:hAnsi="宋体" w:hint="eastAsia"/>
+                <w:noProof/>
               </w:rPr>
               <w:fldChar w:fldCharType="end"/>
             </w:r>
@@ -1795,23 +1962,27 @@
           <w:pPr>
             <w:pStyle w:val="TOC1"/>
             <w:tabs>
-              <w:tab w:val="right" w:leader="dot" w:pos="8306"/>
+              <w:tab w:val="right" w:leader="dot" w:pos="8296"/>
             </w:tabs>
             <w:spacing w:after="0" w:line="360" w:lineRule="auto"/>
             <w:rPr>
-              <w:rFonts w:ascii="宋体" w:hAnsi="宋体" w:hint="eastAsia"/>
+              <w:rFonts w:ascii="宋体" w:hAnsi="宋体" w:cstheme="minorBidi" w:hint="eastAsia"/>
               <w:b/>
               <w:bCs/>
+              <w:noProof/>
               <w:sz w:val="28"/>
               <w:szCs w:val="28"/>
+              <w14:ligatures w14:val="standardContextual"/>
             </w:rPr>
           </w:pPr>
-          <w:hyperlink w:anchor="_Toc6144" w:history="1">
-            <w:r>
-              <w:rPr>
-                <w:rFonts w:ascii="宋体" w:hAnsi="宋体" w:cs="黑体" w:hint="eastAsia"/>
+          <w:hyperlink w:anchor="_Toc230907482" w:history="1">
+            <w:r>
+              <w:rPr>
+                <w:rStyle w:val="ae"/>
+                <w:rFonts w:ascii="宋体" w:hAnsi="宋体" w:cs="黑体"/>
                 <w:b/>
                 <w:bCs/>
+                <w:noProof/>
                 <w:sz w:val="28"/>
                 <w:szCs w:val="28"/>
               </w:rPr>
@@ -1819,9 +1990,10 @@
             </w:r>
             <w:r>
               <w:rPr>
-                <w:rFonts w:ascii="宋体" w:hAnsi="宋体"/>
+                <w:rFonts w:ascii="宋体" w:hAnsi="宋体" w:hint="eastAsia"/>
                 <w:b/>
                 <w:bCs/>
+                <w:noProof/>
                 <w:sz w:val="28"/>
                 <w:szCs w:val="28"/>
               </w:rPr>
@@ -1829,51 +2001,56 @@
             </w:r>
             <w:r>
               <w:rPr>
+                <w:rFonts w:ascii="宋体" w:hAnsi="宋体" w:hint="eastAsia"/>
+                <w:noProof/>
+              </w:rPr>
+              <w:fldChar w:fldCharType="begin"/>
+            </w:r>
+            <w:r>
+              <w:rPr>
+                <w:rFonts w:ascii="宋体" w:hAnsi="宋体" w:hint="eastAsia"/>
+                <w:noProof/>
+              </w:rPr>
+              <w:instrText xml:space="preserve"> </w:instrText>
+            </w:r>
+            <w:r>
+              <w:rPr>
                 <w:rFonts w:ascii="宋体" w:hAnsi="宋体"/>
-                <w:b/>
-                <w:bCs/>
-                <w:sz w:val="28"/>
-                <w:szCs w:val="28"/>
-              </w:rPr>
-              <w:fldChar w:fldCharType="begin"/>
+                <w:noProof/>
+              </w:rPr>
+              <w:instrText>PAGEREF _Toc230907482 \h</w:instrText>
+            </w:r>
+            <w:r>
+              <w:rPr>
+                <w:rFonts w:ascii="宋体" w:hAnsi="宋体" w:hint="eastAsia"/>
+                <w:noProof/>
+              </w:rPr>
+              <w:instrText xml:space="preserve"> </w:instrText>
+            </w:r>
+            <w:r>
+              <w:rPr>
+                <w:rFonts w:ascii="宋体" w:hAnsi="宋体" w:hint="eastAsia"/>
+                <w:noProof/>
+              </w:rPr>
+            </w:r>
+            <w:r>
+              <w:rPr>
+                <w:rFonts w:ascii="宋体" w:hAnsi="宋体" w:hint="eastAsia"/>
+                <w:noProof/>
+              </w:rPr>
+              <w:fldChar w:fldCharType="separate"/>
             </w:r>
             <w:r>
               <w:rPr>
                 <w:rFonts w:ascii="宋体" w:hAnsi="宋体"/>
-                <w:b/>
-                <w:bCs/>
-                <w:sz w:val="28"/>
-                <w:szCs w:val="28"/>
-              </w:rPr>
-              <w:instrText xml:space="preserve"> PAGEREF _Toc6144 </w:instrText>
-            </w:r>
-            <w:r>
-              <w:rPr>
-                <w:rFonts w:ascii="宋体" w:hAnsi="宋体"/>
-                <w:b/>
-                <w:bCs/>
-                <w:sz w:val="28"/>
-                <w:szCs w:val="28"/>
-              </w:rPr>
-              <w:fldChar w:fldCharType="separate"/>
-            </w:r>
-            <w:r>
-              <w:rPr>
-                <w:rFonts w:ascii="宋体" w:hAnsi="宋体"/>
-                <w:b/>
-                <w:bCs/>
-                <w:sz w:val="28"/>
-                <w:szCs w:val="28"/>
+                <w:noProof/>
               </w:rPr>
               <w:t>2</w:t>
             </w:r>
             <w:r>
               <w:rPr>
-                <w:rFonts w:ascii="宋体" w:hAnsi="宋体"/>
-                <w:b/>
-                <w:bCs/>
-                <w:sz w:val="28"/>
-                <w:szCs w:val="28"/>
+                <w:rFonts w:ascii="宋体" w:hAnsi="宋体" w:hint="eastAsia"/>
+                <w:noProof/>
               </w:rPr>
               <w:fldChar w:fldCharType="end"/>
             </w:r>
@@ -1883,56 +2060,85 @@
           <w:pPr>
             <w:pStyle w:val="TOC2"/>
             <w:tabs>
-              <w:tab w:val="right" w:leader="dot" w:pos="8306"/>
+              <w:tab w:val="right" w:leader="dot" w:pos="8296"/>
             </w:tabs>
             <w:spacing w:after="0" w:line="360" w:lineRule="auto"/>
             <w:ind w:left="480"/>
             <w:rPr>
-              <w:rFonts w:ascii="宋体" w:hAnsi="宋体" w:hint="eastAsia"/>
+              <w:rFonts w:ascii="宋体" w:hAnsi="宋体" w:cstheme="minorBidi" w:hint="eastAsia"/>
+              <w:noProof/>
+              <w:sz w:val="22"/>
+              <w14:ligatures w14:val="standardContextual"/>
             </w:rPr>
           </w:pPr>
-          <w:hyperlink w:anchor="_Toc18440" w:history="1">
-            <w:r>
-              <w:rPr>
-                <w:rFonts w:ascii="宋体" w:hAnsi="宋体" w:cs="黑体" w:hint="eastAsia"/>
-                <w:bCs/>
-                <w:szCs w:val="30"/>
+          <w:hyperlink w:anchor="_Toc230907483" w:history="1">
+            <w:r>
+              <w:rPr>
+                <w:rStyle w:val="ae"/>
+                <w:rFonts w:ascii="宋体" w:hAnsi="宋体" w:cs="黑体"/>
+                <w:noProof/>
               </w:rPr>
               <w:t>2.1 系统整体方案</w:t>
             </w:r>
             <w:r>
               <w:rPr>
+                <w:rFonts w:ascii="宋体" w:hAnsi="宋体" w:hint="eastAsia"/>
+                <w:noProof/>
+              </w:rPr>
+              <w:tab/>
+            </w:r>
+            <w:r>
+              <w:rPr>
+                <w:rFonts w:ascii="宋体" w:hAnsi="宋体" w:hint="eastAsia"/>
+                <w:noProof/>
+              </w:rPr>
+              <w:fldChar w:fldCharType="begin"/>
+            </w:r>
+            <w:r>
+              <w:rPr>
+                <w:rFonts w:ascii="宋体" w:hAnsi="宋体" w:hint="eastAsia"/>
+                <w:noProof/>
+              </w:rPr>
+              <w:instrText xml:space="preserve"> </w:instrText>
+            </w:r>
+            <w:r>
+              <w:rPr>
                 <w:rFonts w:ascii="宋体" w:hAnsi="宋体"/>
-              </w:rPr>
-              <w:tab/>
+                <w:noProof/>
+              </w:rPr>
+              <w:instrText>PAGEREF _Toc230907483 \h</w:instrText>
+            </w:r>
+            <w:r>
+              <w:rPr>
+                <w:rFonts w:ascii="宋体" w:hAnsi="宋体" w:hint="eastAsia"/>
+                <w:noProof/>
+              </w:rPr>
+              <w:instrText xml:space="preserve"> </w:instrText>
+            </w:r>
+            <w:r>
+              <w:rPr>
+                <w:rFonts w:ascii="宋体" w:hAnsi="宋体" w:hint="eastAsia"/>
+                <w:noProof/>
+              </w:rPr>
+            </w:r>
+            <w:r>
+              <w:rPr>
+                <w:rFonts w:ascii="宋体" w:hAnsi="宋体" w:hint="eastAsia"/>
+                <w:noProof/>
+              </w:rPr>
+              <w:fldChar w:fldCharType="separate"/>
             </w:r>
             <w:r>
               <w:rPr>
                 <w:rFonts w:ascii="宋体" w:hAnsi="宋体"/>
-              </w:rPr>
-              <w:fldChar w:fldCharType="begin"/>
-            </w:r>
-            <w:r>
-              <w:rPr>
-                <w:rFonts w:ascii="宋体" w:hAnsi="宋体"/>
-              </w:rPr>
-              <w:instrText xml:space="preserve"> PAGEREF _Toc18440 </w:instrText>
-            </w:r>
-            <w:r>
-              <w:rPr>
-                <w:rFonts w:ascii="宋体" w:hAnsi="宋体"/>
-              </w:rPr>
-              <w:fldChar w:fldCharType="separate"/>
-            </w:r>
-            <w:r>
-              <w:rPr>
-                <w:rFonts w:ascii="宋体" w:hAnsi="宋体"/>
+                <w:noProof/>
               </w:rPr>
               <w:t>2</w:t>
             </w:r>
             <w:r>
               <w:rPr>
-                <w:rFonts w:ascii="宋体" w:hAnsi="宋体"/>
+                <w:rFonts w:ascii="宋体" w:hAnsi="宋体" w:hint="eastAsia"/>
+                <w:noProof/>
               </w:rPr>
               <w:fldChar w:fldCharType="end"/>
             </w:r>
@@ -1942,23 +2148,27 @@
           <w:pPr>
             <w:pStyle w:val="TOC1"/>
             <w:tabs>
-              <w:tab w:val="right" w:leader="dot" w:pos="8306"/>
+              <w:tab w:val="right" w:leader="dot" w:pos="8296"/>
             </w:tabs>
             <w:spacing w:after="0" w:line="360" w:lineRule="auto"/>
             <w:rPr>
-              <w:rFonts w:ascii="宋体" w:hAnsi="宋体" w:hint="eastAsia"/>
+              <w:rFonts w:ascii="宋体" w:hAnsi="宋体" w:cstheme="minorBidi" w:hint="eastAsia"/>
               <w:b/>
               <w:bCs/>
+              <w:noProof/>
               <w:sz w:val="28"/>
               <w:szCs w:val="28"/>
+              <w14:ligatures w14:val="standardContextual"/>
             </w:rPr>
           </w:pPr>
-          <w:hyperlink w:anchor="_Toc15970" w:history="1">
-            <w:r>
-              <w:rPr>
-                <w:rFonts w:ascii="宋体" w:hAnsi="宋体" w:cs="黑体" w:hint="eastAsia"/>
+          <w:hyperlink w:anchor="_Toc230907484" w:history="1">
+            <w:r>
+              <w:rPr>
+                <w:rStyle w:val="ae"/>
+                <w:rFonts w:ascii="宋体" w:hAnsi="宋体" w:cs="黑体"/>
                 <w:b/>
                 <w:bCs/>
+                <w:noProof/>
                 <w:sz w:val="28"/>
                 <w:szCs w:val="28"/>
               </w:rPr>
@@ -1966,9 +2176,10 @@
             </w:r>
             <w:r>
               <w:rPr>
-                <w:rFonts w:ascii="宋体" w:hAnsi="宋体"/>
+                <w:rFonts w:ascii="宋体" w:hAnsi="宋体" w:hint="eastAsia"/>
                 <w:b/>
                 <w:bCs/>
+                <w:noProof/>
                 <w:sz w:val="28"/>
                 <w:szCs w:val="28"/>
               </w:rPr>
@@ -1976,51 +2187,56 @@
             </w:r>
             <w:r>
               <w:rPr>
+                <w:rFonts w:ascii="宋体" w:hAnsi="宋体" w:hint="eastAsia"/>
+                <w:noProof/>
+              </w:rPr>
+              <w:fldChar w:fldCharType="begin"/>
+            </w:r>
+            <w:r>
+              <w:rPr>
+                <w:rFonts w:ascii="宋体" w:hAnsi="宋体" w:hint="eastAsia"/>
+                <w:noProof/>
+              </w:rPr>
+              <w:instrText xml:space="preserve"> </w:instrText>
+            </w:r>
+            <w:r>
+              <w:rPr>
                 <w:rFonts w:ascii="宋体" w:hAnsi="宋体"/>
-                <w:b/>
-                <w:bCs/>
-                <w:sz w:val="28"/>
-                <w:szCs w:val="28"/>
-              </w:rPr>
-              <w:fldChar w:fldCharType="begin"/>
+                <w:noProof/>
+              </w:rPr>
+              <w:instrText>PAGEREF _Toc230907484 \h</w:instrText>
+            </w:r>
+            <w:r>
+              <w:rPr>
+                <w:rFonts w:ascii="宋体" w:hAnsi="宋体" w:hint="eastAsia"/>
+                <w:noProof/>
+              </w:rPr>
+              <w:instrText xml:space="preserve"> </w:instrText>
+            </w:r>
+            <w:r>
+              <w:rPr>
+                <w:rFonts w:ascii="宋体" w:hAnsi="宋体" w:hint="eastAsia"/>
+                <w:noProof/>
+              </w:rPr>
+            </w:r>
+            <w:r>
+              <w:rPr>
+                <w:rFonts w:ascii="宋体" w:hAnsi="宋体" w:hint="eastAsia"/>
+                <w:noProof/>
+              </w:rPr>
+              <w:fldChar w:fldCharType="separate"/>
             </w:r>
             <w:r>
               <w:rPr>
                 <w:rFonts w:ascii="宋体" w:hAnsi="宋体"/>
-                <w:b/>
-                <w:bCs/>
-                <w:sz w:val="28"/>
-                <w:szCs w:val="28"/>
-              </w:rPr>
-              <w:instrText xml:space="preserve"> PAGEREF _Toc15970 </w:instrText>
-            </w:r>
-            <w:r>
-              <w:rPr>
-                <w:rFonts w:ascii="宋体" w:hAnsi="宋体"/>
-                <w:b/>
-                <w:bCs/>
-                <w:sz w:val="28"/>
-                <w:szCs w:val="28"/>
-              </w:rPr>
-              <w:fldChar w:fldCharType="separate"/>
-            </w:r>
-            <w:r>
-              <w:rPr>
-                <w:rFonts w:ascii="宋体" w:hAnsi="宋体"/>
-                <w:b/>
-                <w:bCs/>
-                <w:sz w:val="28"/>
-                <w:szCs w:val="28"/>
+                <w:noProof/>
               </w:rPr>
               <w:t>2</w:t>
             </w:r>
             <w:r>
               <w:rPr>
-                <w:rFonts w:ascii="宋体" w:hAnsi="宋体"/>
-                <w:b/>
-                <w:bCs/>
-                <w:sz w:val="28"/>
-                <w:szCs w:val="28"/>
+                <w:rFonts w:ascii="宋体" w:hAnsi="宋体" w:hint="eastAsia"/>
+                <w:noProof/>
               </w:rPr>
               <w:fldChar w:fldCharType="end"/>
             </w:r>
@@ -2030,56 +2246,85 @@
           <w:pPr>
             <w:pStyle w:val="TOC2"/>
             <w:tabs>
-              <w:tab w:val="right" w:leader="dot" w:pos="8306"/>
+              <w:tab w:val="right" w:leader="dot" w:pos="8296"/>
             </w:tabs>
             <w:spacing w:after="0" w:line="360" w:lineRule="auto"/>
             <w:ind w:left="480"/>
             <w:rPr>
-              <w:rFonts w:ascii="宋体" w:hAnsi="宋体" w:hint="eastAsia"/>
+              <w:rFonts w:ascii="宋体" w:hAnsi="宋体" w:cstheme="minorBidi" w:hint="eastAsia"/>
+              <w:noProof/>
+              <w:sz w:val="22"/>
+              <w14:ligatures w14:val="standardContextual"/>
             </w:rPr>
           </w:pPr>
-          <w:hyperlink w:anchor="_Toc21486" w:history="1">
-            <w:r>
-              <w:rPr>
-                <w:rFonts w:ascii="宋体" w:hAnsi="宋体" w:cs="黑体" w:hint="eastAsia"/>
-                <w:bCs/>
-                <w:szCs w:val="30"/>
+          <w:hyperlink w:anchor="_Toc230907485" w:history="1">
+            <w:r>
+              <w:rPr>
+                <w:rStyle w:val="ae"/>
+                <w:rFonts w:ascii="宋体" w:hAnsi="宋体" w:cs="黑体"/>
+                <w:noProof/>
               </w:rPr>
               <w:t>3.1 系统主控芯片</w:t>
             </w:r>
             <w:r>
               <w:rPr>
+                <w:rFonts w:ascii="宋体" w:hAnsi="宋体" w:hint="eastAsia"/>
+                <w:noProof/>
+              </w:rPr>
+              <w:tab/>
+            </w:r>
+            <w:r>
+              <w:rPr>
+                <w:rFonts w:ascii="宋体" w:hAnsi="宋体" w:hint="eastAsia"/>
+                <w:noProof/>
+              </w:rPr>
+              <w:fldChar w:fldCharType="begin"/>
+            </w:r>
+            <w:r>
+              <w:rPr>
+                <w:rFonts w:ascii="宋体" w:hAnsi="宋体" w:hint="eastAsia"/>
+                <w:noProof/>
+              </w:rPr>
+              <w:instrText xml:space="preserve"> </w:instrText>
+            </w:r>
+            <w:r>
+              <w:rPr>
                 <w:rFonts w:ascii="宋体" w:hAnsi="宋体"/>
-              </w:rPr>
-              <w:tab/>
+                <w:noProof/>
+              </w:rPr>
+              <w:instrText>PAGEREF _Toc230907485 \h</w:instrText>
+            </w:r>
+            <w:r>
+              <w:rPr>
+                <w:rFonts w:ascii="宋体" w:hAnsi="宋体" w:hint="eastAsia"/>
+                <w:noProof/>
+              </w:rPr>
+              <w:instrText xml:space="preserve"> </w:instrText>
+            </w:r>
+            <w:r>
+              <w:rPr>
+                <w:rFonts w:ascii="宋体" w:hAnsi="宋体" w:hint="eastAsia"/>
+                <w:noProof/>
+              </w:rPr>
+            </w:r>
+            <w:r>
+              <w:rPr>
+                <w:rFonts w:ascii="宋体" w:hAnsi="宋体" w:hint="eastAsia"/>
+                <w:noProof/>
+              </w:rPr>
+              <w:fldChar w:fldCharType="separate"/>
             </w:r>
             <w:r>
               <w:rPr>
                 <w:rFonts w:ascii="宋体" w:hAnsi="宋体"/>
-              </w:rPr>
-              <w:fldChar w:fldCharType="begin"/>
-            </w:r>
-            <w:r>
-              <w:rPr>
-                <w:rFonts w:ascii="宋体" w:hAnsi="宋体"/>
-              </w:rPr>
-              <w:instrText xml:space="preserve"> PAGEREF _Toc21486 </w:instrText>
-            </w:r>
-            <w:r>
-              <w:rPr>
-                <w:rFonts w:ascii="宋体" w:hAnsi="宋体"/>
-              </w:rPr>
-              <w:fldChar w:fldCharType="separate"/>
-            </w:r>
-            <w:r>
-              <w:rPr>
-                <w:rFonts w:ascii="宋体" w:hAnsi="宋体"/>
+                <w:noProof/>
               </w:rPr>
               <w:t>2</w:t>
             </w:r>
             <w:r>
               <w:rPr>
-                <w:rFonts w:ascii="宋体" w:hAnsi="宋体"/>
+                <w:rFonts w:ascii="宋体" w:hAnsi="宋体" w:hint="eastAsia"/>
+                <w:noProof/>
               </w:rPr>
               <w:fldChar w:fldCharType="end"/>
             </w:r>
@@ -2089,56 +2334,85 @@
           <w:pPr>
             <w:pStyle w:val="TOC2"/>
             <w:tabs>
-              <w:tab w:val="right" w:leader="dot" w:pos="8306"/>
+              <w:tab w:val="right" w:leader="dot" w:pos="8296"/>
             </w:tabs>
             <w:spacing w:after="0" w:line="360" w:lineRule="auto"/>
             <w:ind w:left="480"/>
             <w:rPr>
-              <w:rFonts w:ascii="宋体" w:hAnsi="宋体" w:hint="eastAsia"/>
+              <w:rFonts w:ascii="宋体" w:hAnsi="宋体" w:cstheme="minorBidi" w:hint="eastAsia"/>
+              <w:noProof/>
+              <w:sz w:val="22"/>
+              <w14:ligatures w14:val="standardContextual"/>
             </w:rPr>
           </w:pPr>
-          <w:hyperlink w:anchor="_Toc17839" w:history="1">
-            <w:r>
-              <w:rPr>
-                <w:rFonts w:ascii="宋体" w:hAnsi="宋体" w:cs="黑体" w:hint="eastAsia"/>
-                <w:bCs/>
-                <w:szCs w:val="30"/>
+          <w:hyperlink w:anchor="_Toc230907486" w:history="1">
+            <w:r>
+              <w:rPr>
+                <w:rStyle w:val="ae"/>
+                <w:rFonts w:ascii="宋体" w:hAnsi="宋体" w:cs="黑体"/>
+                <w:noProof/>
               </w:rPr>
               <w:t>3.2 LCD1602液晶显示屏</w:t>
             </w:r>
             <w:r>
               <w:rPr>
+                <w:rFonts w:ascii="宋体" w:hAnsi="宋体" w:hint="eastAsia"/>
+                <w:noProof/>
+              </w:rPr>
+              <w:tab/>
+            </w:r>
+            <w:r>
+              <w:rPr>
+                <w:rFonts w:ascii="宋体" w:hAnsi="宋体" w:hint="eastAsia"/>
+                <w:noProof/>
+              </w:rPr>
+              <w:fldChar w:fldCharType="begin"/>
+            </w:r>
+            <w:r>
+              <w:rPr>
+                <w:rFonts w:ascii="宋体" w:hAnsi="宋体" w:hint="eastAsia"/>
+                <w:noProof/>
+              </w:rPr>
+              <w:instrText xml:space="preserve"> </w:instrText>
+            </w:r>
+            <w:r>
+              <w:rPr>
                 <w:rFonts w:ascii="宋体" w:hAnsi="宋体"/>
-              </w:rPr>
-              <w:tab/>
+                <w:noProof/>
+              </w:rPr>
+              <w:instrText>PAGEREF _Toc230907486 \h</w:instrText>
+            </w:r>
+            <w:r>
+              <w:rPr>
+                <w:rFonts w:ascii="宋体" w:hAnsi="宋体" w:hint="eastAsia"/>
+                <w:noProof/>
+              </w:rPr>
+              <w:instrText xml:space="preserve"> </w:instrText>
+            </w:r>
+            <w:r>
+              <w:rPr>
+                <w:rFonts w:ascii="宋体" w:hAnsi="宋体" w:hint="eastAsia"/>
+                <w:noProof/>
+              </w:rPr>
+            </w:r>
+            <w:r>
+              <w:rPr>
+                <w:rFonts w:ascii="宋体" w:hAnsi="宋体" w:hint="eastAsia"/>
+                <w:noProof/>
+              </w:rPr>
+              <w:fldChar w:fldCharType="separate"/>
             </w:r>
             <w:r>
               <w:rPr>
                 <w:rFonts w:ascii="宋体" w:hAnsi="宋体"/>
-              </w:rPr>
-              <w:fldChar w:fldCharType="begin"/>
-            </w:r>
-            <w:r>
-              <w:rPr>
-                <w:rFonts w:ascii="宋体" w:hAnsi="宋体"/>
-              </w:rPr>
-              <w:instrText xml:space="preserve"> PAGEREF _Toc17839 </w:instrText>
-            </w:r>
-            <w:r>
-              <w:rPr>
-                <w:rFonts w:ascii="宋体" w:hAnsi="宋体"/>
-              </w:rPr>
-              <w:fldChar w:fldCharType="separate"/>
-            </w:r>
-            <w:r>
-              <w:rPr>
-                <w:rFonts w:ascii="宋体" w:hAnsi="宋体"/>
+                <w:noProof/>
               </w:rPr>
               <w:t>3</w:t>
             </w:r>
             <w:r>
               <w:rPr>
-                <w:rFonts w:ascii="宋体" w:hAnsi="宋体"/>
+                <w:rFonts w:ascii="宋体" w:hAnsi="宋体" w:hint="eastAsia"/>
+                <w:noProof/>
               </w:rPr>
               <w:fldChar w:fldCharType="end"/>
             </w:r>
@@ -2148,56 +2422,85 @@
           <w:pPr>
             <w:pStyle w:val="TOC2"/>
             <w:tabs>
-              <w:tab w:val="right" w:leader="dot" w:pos="8306"/>
+              <w:tab w:val="right" w:leader="dot" w:pos="8296"/>
             </w:tabs>
             <w:spacing w:after="0" w:line="360" w:lineRule="auto"/>
             <w:ind w:left="480"/>
             <w:rPr>
-              <w:rFonts w:ascii="宋体" w:hAnsi="宋体" w:hint="eastAsia"/>
+              <w:rFonts w:ascii="宋体" w:hAnsi="宋体" w:cstheme="minorBidi" w:hint="eastAsia"/>
+              <w:noProof/>
+              <w:sz w:val="22"/>
+              <w14:ligatures w14:val="standardContextual"/>
             </w:rPr>
           </w:pPr>
-          <w:hyperlink w:anchor="_Toc17584" w:history="1">
-            <w:r>
-              <w:rPr>
-                <w:rFonts w:ascii="宋体" w:hAnsi="宋体" w:cs="黑体" w:hint="eastAsia"/>
-                <w:bCs/>
-                <w:szCs w:val="30"/>
+          <w:hyperlink w:anchor="_Toc230907487" w:history="1">
+            <w:r>
+              <w:rPr>
+                <w:rStyle w:val="ae"/>
+                <w:rFonts w:ascii="宋体" w:hAnsi="宋体" w:cs="黑体"/>
+                <w:noProof/>
               </w:rPr>
               <w:t>3.3 七路独立按键</w:t>
             </w:r>
             <w:r>
               <w:rPr>
+                <w:rFonts w:ascii="宋体" w:hAnsi="宋体" w:hint="eastAsia"/>
+                <w:noProof/>
+              </w:rPr>
+              <w:tab/>
+            </w:r>
+            <w:r>
+              <w:rPr>
+                <w:rFonts w:ascii="宋体" w:hAnsi="宋体" w:hint="eastAsia"/>
+                <w:noProof/>
+              </w:rPr>
+              <w:fldChar w:fldCharType="begin"/>
+            </w:r>
+            <w:r>
+              <w:rPr>
+                <w:rFonts w:ascii="宋体" w:hAnsi="宋体" w:hint="eastAsia"/>
+                <w:noProof/>
+              </w:rPr>
+              <w:instrText xml:space="preserve"> </w:instrText>
+            </w:r>
+            <w:r>
+              <w:rPr>
                 <w:rFonts w:ascii="宋体" w:hAnsi="宋体"/>
-              </w:rPr>
-              <w:tab/>
+                <w:noProof/>
+              </w:rPr>
+              <w:instrText>PAGEREF _Toc230907487 \h</w:instrText>
+            </w:r>
+            <w:r>
+              <w:rPr>
+                <w:rFonts w:ascii="宋体" w:hAnsi="宋体" w:hint="eastAsia"/>
+                <w:noProof/>
+              </w:rPr>
+              <w:instrText xml:space="preserve"> </w:instrText>
+            </w:r>
+            <w:r>
+              <w:rPr>
+                <w:rFonts w:ascii="宋体" w:hAnsi="宋体" w:hint="eastAsia"/>
+                <w:noProof/>
+              </w:rPr>
+            </w:r>
+            <w:r>
+              <w:rPr>
+                <w:rFonts w:ascii="宋体" w:hAnsi="宋体" w:hint="eastAsia"/>
+                <w:noProof/>
+              </w:rPr>
+              <w:fldChar w:fldCharType="separate"/>
             </w:r>
             <w:r>
               <w:rPr>
                 <w:rFonts w:ascii="宋体" w:hAnsi="宋体"/>
-              </w:rPr>
-              <w:fldChar w:fldCharType="begin"/>
-            </w:r>
-            <w:r>
-              <w:rPr>
-                <w:rFonts w:ascii="宋体" w:hAnsi="宋体"/>
-              </w:rPr>
-              <w:instrText xml:space="preserve"> PAGEREF _Toc17584 </w:instrText>
-            </w:r>
-            <w:r>
-              <w:rPr>
-                <w:rFonts w:ascii="宋体" w:hAnsi="宋体"/>
-              </w:rPr>
-              <w:fldChar w:fldCharType="separate"/>
-            </w:r>
-            <w:r>
-              <w:rPr>
-                <w:rFonts w:ascii="宋体" w:hAnsi="宋体"/>
+                <w:noProof/>
               </w:rPr>
               <w:t>3</w:t>
             </w:r>
             <w:r>
               <w:rPr>
-                <w:rFonts w:ascii="宋体" w:hAnsi="宋体"/>
+                <w:rFonts w:ascii="宋体" w:hAnsi="宋体" w:hint="eastAsia"/>
+                <w:noProof/>
               </w:rPr>
               <w:fldChar w:fldCharType="end"/>
             </w:r>
@@ -2207,56 +2510,85 @@
           <w:pPr>
             <w:pStyle w:val="TOC2"/>
             <w:tabs>
-              <w:tab w:val="right" w:leader="dot" w:pos="8306"/>
+              <w:tab w:val="right" w:leader="dot" w:pos="8296"/>
             </w:tabs>
             <w:spacing w:after="0" w:line="360" w:lineRule="auto"/>
             <w:ind w:left="480"/>
             <w:rPr>
-              <w:rFonts w:ascii="宋体" w:hAnsi="宋体" w:hint="eastAsia"/>
+              <w:rFonts w:ascii="宋体" w:hAnsi="宋体" w:cstheme="minorBidi" w:hint="eastAsia"/>
+              <w:noProof/>
+              <w:sz w:val="22"/>
+              <w14:ligatures w14:val="standardContextual"/>
             </w:rPr>
           </w:pPr>
-          <w:hyperlink w:anchor="_Toc18579" w:history="1">
-            <w:r>
-              <w:rPr>
-                <w:rFonts w:ascii="宋体" w:hAnsi="宋体" w:cs="黑体" w:hint="eastAsia"/>
-                <w:bCs/>
-                <w:szCs w:val="30"/>
-              </w:rPr>
-              <w:t>3.4有源蜂鸣器</w:t>
+          <w:hyperlink w:anchor="_Toc230907488" w:history="1">
+            <w:r>
+              <w:rPr>
+                <w:rStyle w:val="ae"/>
+                <w:rFonts w:ascii="宋体" w:hAnsi="宋体" w:cs="黑体"/>
+                <w:noProof/>
+              </w:rPr>
+              <w:t>3.4 有源蜂鸣器</w:t>
+            </w:r>
+            <w:r>
+              <w:rPr>
+                <w:rFonts w:ascii="宋体" w:hAnsi="宋体" w:hint="eastAsia"/>
+                <w:noProof/>
+              </w:rPr>
+              <w:tab/>
+            </w:r>
+            <w:r>
+              <w:rPr>
+                <w:rFonts w:ascii="宋体" w:hAnsi="宋体" w:hint="eastAsia"/>
+                <w:noProof/>
+              </w:rPr>
+              <w:fldChar w:fldCharType="begin"/>
+            </w:r>
+            <w:r>
+              <w:rPr>
+                <w:rFonts w:ascii="宋体" w:hAnsi="宋体" w:hint="eastAsia"/>
+                <w:noProof/>
+              </w:rPr>
+              <w:instrText xml:space="preserve"> </w:instrText>
             </w:r>
             <w:r>
               <w:rPr>
                 <w:rFonts w:ascii="宋体" w:hAnsi="宋体"/>
-              </w:rPr>
-              <w:tab/>
+                <w:noProof/>
+              </w:rPr>
+              <w:instrText>PAGEREF _Toc230907488 \h</w:instrText>
+            </w:r>
+            <w:r>
+              <w:rPr>
+                <w:rFonts w:ascii="宋体" w:hAnsi="宋体" w:hint="eastAsia"/>
+                <w:noProof/>
+              </w:rPr>
+              <w:instrText xml:space="preserve"> </w:instrText>
+            </w:r>
+            <w:r>
+              <w:rPr>
+                <w:rFonts w:ascii="宋体" w:hAnsi="宋体" w:hint="eastAsia"/>
+                <w:noProof/>
+              </w:rPr>
+            </w:r>
+            <w:r>
+              <w:rPr>
+                <w:rFonts w:ascii="宋体" w:hAnsi="宋体" w:hint="eastAsia"/>
+                <w:noProof/>
+              </w:rPr>
+              <w:fldChar w:fldCharType="separate"/>
             </w:r>
             <w:r>
               <w:rPr>
                 <w:rFonts w:ascii="宋体" w:hAnsi="宋体"/>
-              </w:rPr>
-              <w:fldChar w:fldCharType="begin"/>
-            </w:r>
-            <w:r>
-              <w:rPr>
-                <w:rFonts w:ascii="宋体" w:hAnsi="宋体"/>
-              </w:rPr>
-              <w:instrText xml:space="preserve"> PAGEREF _Toc18579 </w:instrText>
-            </w:r>
-            <w:r>
-              <w:rPr>
-                <w:rFonts w:ascii="宋体" w:hAnsi="宋体"/>
-              </w:rPr>
-              <w:fldChar w:fldCharType="separate"/>
-            </w:r>
-            <w:r>
-              <w:rPr>
-                <w:rFonts w:ascii="宋体" w:hAnsi="宋体"/>
+                <w:noProof/>
               </w:rPr>
               <w:t>4</w:t>
             </w:r>
             <w:r>
               <w:rPr>
-                <w:rFonts w:ascii="宋体" w:hAnsi="宋体"/>
+                <w:rFonts w:ascii="宋体" w:hAnsi="宋体" w:hint="eastAsia"/>
+                <w:noProof/>
               </w:rPr>
               <w:fldChar w:fldCharType="end"/>
             </w:r>
@@ -2266,56 +2598,85 @@
           <w:pPr>
             <w:pStyle w:val="TOC2"/>
             <w:tabs>
-              <w:tab w:val="right" w:leader="dot" w:pos="8306"/>
+              <w:tab w:val="right" w:leader="dot" w:pos="8296"/>
             </w:tabs>
             <w:spacing w:after="0" w:line="360" w:lineRule="auto"/>
             <w:ind w:left="480"/>
             <w:rPr>
-              <w:rFonts w:ascii="宋体" w:hAnsi="宋体" w:hint="eastAsia"/>
+              <w:rFonts w:ascii="宋体" w:hAnsi="宋体" w:cstheme="minorBidi" w:hint="eastAsia"/>
+              <w:noProof/>
+              <w:sz w:val="22"/>
+              <w14:ligatures w14:val="standardContextual"/>
             </w:rPr>
           </w:pPr>
-          <w:hyperlink w:anchor="_Toc298" w:history="1">
-            <w:r>
-              <w:rPr>
-                <w:rFonts w:ascii="宋体" w:hAnsi="宋体" w:cs="黑体" w:hint="eastAsia"/>
-                <w:bCs/>
-                <w:szCs w:val="30"/>
+          <w:hyperlink w:anchor="_Toc230907489" w:history="1">
+            <w:r>
+              <w:rPr>
+                <w:rStyle w:val="ae"/>
+                <w:rFonts w:ascii="宋体" w:hAnsi="宋体" w:cs="黑体"/>
+                <w:noProof/>
               </w:rPr>
               <w:t>3.5 语音报时模块</w:t>
             </w:r>
             <w:r>
               <w:rPr>
+                <w:rFonts w:ascii="宋体" w:hAnsi="宋体" w:hint="eastAsia"/>
+                <w:noProof/>
+              </w:rPr>
+              <w:tab/>
+            </w:r>
+            <w:r>
+              <w:rPr>
+                <w:rFonts w:ascii="宋体" w:hAnsi="宋体" w:hint="eastAsia"/>
+                <w:noProof/>
+              </w:rPr>
+              <w:fldChar w:fldCharType="begin"/>
+            </w:r>
+            <w:r>
+              <w:rPr>
+                <w:rFonts w:ascii="宋体" w:hAnsi="宋体" w:hint="eastAsia"/>
+                <w:noProof/>
+              </w:rPr>
+              <w:instrText xml:space="preserve"> </w:instrText>
+            </w:r>
+            <w:r>
+              <w:rPr>
                 <w:rFonts w:ascii="宋体" w:hAnsi="宋体"/>
-              </w:rPr>
-              <w:tab/>
+                <w:noProof/>
+              </w:rPr>
+              <w:instrText>PAGEREF _Toc230907489 \h</w:instrText>
+            </w:r>
+            <w:r>
+              <w:rPr>
+                <w:rFonts w:ascii="宋体" w:hAnsi="宋体" w:hint="eastAsia"/>
+                <w:noProof/>
+              </w:rPr>
+              <w:instrText xml:space="preserve"> </w:instrText>
+            </w:r>
+            <w:r>
+              <w:rPr>
+                <w:rFonts w:ascii="宋体" w:hAnsi="宋体" w:hint="eastAsia"/>
+                <w:noProof/>
+              </w:rPr>
+            </w:r>
+            <w:r>
+              <w:rPr>
+                <w:rFonts w:ascii="宋体" w:hAnsi="宋体" w:hint="eastAsia"/>
+                <w:noProof/>
+              </w:rPr>
+              <w:fldChar w:fldCharType="separate"/>
             </w:r>
             <w:r>
               <w:rPr>
                 <w:rFonts w:ascii="宋体" w:hAnsi="宋体"/>
-              </w:rPr>
-              <w:fldChar w:fldCharType="begin"/>
-            </w:r>
-            <w:r>
-              <w:rPr>
-                <w:rFonts w:ascii="宋体" w:hAnsi="宋体"/>
-              </w:rPr>
-              <w:instrText xml:space="preserve"> PAGEREF _Toc298 </w:instrText>
-            </w:r>
-            <w:r>
-              <w:rPr>
-                <w:rFonts w:ascii="宋体" w:hAnsi="宋体"/>
-              </w:rPr>
-              <w:fldChar w:fldCharType="separate"/>
-            </w:r>
-            <w:r>
-              <w:rPr>
-                <w:rFonts w:ascii="宋体" w:hAnsi="宋体"/>
+                <w:noProof/>
               </w:rPr>
               <w:t>5</w:t>
             </w:r>
             <w:r>
               <w:rPr>
-                <w:rFonts w:ascii="宋体" w:hAnsi="宋体"/>
+                <w:rFonts w:ascii="宋体" w:hAnsi="宋体" w:hint="eastAsia"/>
+                <w:noProof/>
               </w:rPr>
               <w:fldChar w:fldCharType="end"/>
             </w:r>
@@ -2325,56 +2686,85 @@
           <w:pPr>
             <w:pStyle w:val="TOC2"/>
             <w:tabs>
-              <w:tab w:val="right" w:leader="dot" w:pos="8306"/>
+              <w:tab w:val="right" w:leader="dot" w:pos="8296"/>
             </w:tabs>
             <w:spacing w:after="0" w:line="360" w:lineRule="auto"/>
             <w:ind w:left="480"/>
             <w:rPr>
-              <w:rFonts w:ascii="宋体" w:hAnsi="宋体" w:hint="eastAsia"/>
+              <w:rFonts w:ascii="宋体" w:hAnsi="宋体" w:cstheme="minorBidi" w:hint="eastAsia"/>
+              <w:noProof/>
+              <w:sz w:val="22"/>
+              <w14:ligatures w14:val="standardContextual"/>
             </w:rPr>
           </w:pPr>
-          <w:hyperlink w:anchor="_Toc30160" w:history="1">
-            <w:r>
-              <w:rPr>
-                <w:rFonts w:ascii="宋体" w:hAnsi="宋体" w:cs="黑体" w:hint="eastAsia"/>
-                <w:bCs/>
-                <w:szCs w:val="30"/>
+          <w:hyperlink w:anchor="_Toc230907490" w:history="1">
+            <w:r>
+              <w:rPr>
+                <w:rStyle w:val="ae"/>
+                <w:rFonts w:ascii="宋体" w:hAnsi="宋体" w:cs="黑体"/>
+                <w:noProof/>
               </w:rPr>
               <w:t>3.6 Proteus仿真设计</w:t>
             </w:r>
             <w:r>
               <w:rPr>
+                <w:rFonts w:ascii="宋体" w:hAnsi="宋体" w:hint="eastAsia"/>
+                <w:noProof/>
+              </w:rPr>
+              <w:tab/>
+            </w:r>
+            <w:r>
+              <w:rPr>
+                <w:rFonts w:ascii="宋体" w:hAnsi="宋体" w:hint="eastAsia"/>
+                <w:noProof/>
+              </w:rPr>
+              <w:fldChar w:fldCharType="begin"/>
+            </w:r>
+            <w:r>
+              <w:rPr>
+                <w:rFonts w:ascii="宋体" w:hAnsi="宋体" w:hint="eastAsia"/>
+                <w:noProof/>
+              </w:rPr>
+              <w:instrText xml:space="preserve"> </w:instrText>
+            </w:r>
+            <w:r>
+              <w:rPr>
                 <w:rFonts w:ascii="宋体" w:hAnsi="宋体"/>
-              </w:rPr>
-              <w:tab/>
+                <w:noProof/>
+              </w:rPr>
+              <w:instrText>PAGEREF _Toc230907490 \h</w:instrText>
+            </w:r>
+            <w:r>
+              <w:rPr>
+                <w:rFonts w:ascii="宋体" w:hAnsi="宋体" w:hint="eastAsia"/>
+                <w:noProof/>
+              </w:rPr>
+              <w:instrText xml:space="preserve"> </w:instrText>
+            </w:r>
+            <w:r>
+              <w:rPr>
+                <w:rFonts w:ascii="宋体" w:hAnsi="宋体" w:hint="eastAsia"/>
+                <w:noProof/>
+              </w:rPr>
+            </w:r>
+            <w:r>
+              <w:rPr>
+                <w:rFonts w:ascii="宋体" w:hAnsi="宋体" w:hint="eastAsia"/>
+                <w:noProof/>
+              </w:rPr>
+              <w:fldChar w:fldCharType="separate"/>
             </w:r>
             <w:r>
               <w:rPr>
                 <w:rFonts w:ascii="宋体" w:hAnsi="宋体"/>
-              </w:rPr>
-              <w:fldChar w:fldCharType="begin"/>
-            </w:r>
-            <w:r>
-              <w:rPr>
-                <w:rFonts w:ascii="宋体" w:hAnsi="宋体"/>
-              </w:rPr>
-              <w:instrText xml:space="preserve"> PAGEREF _Toc30160 </w:instrText>
-            </w:r>
-            <w:r>
-              <w:rPr>
-                <w:rFonts w:ascii="宋体" w:hAnsi="宋体"/>
-              </w:rPr>
-              <w:fldChar w:fldCharType="separate"/>
-            </w:r>
-            <w:r>
-              <w:rPr>
-                <w:rFonts w:ascii="宋体" w:hAnsi="宋体"/>
+                <w:noProof/>
               </w:rPr>
               <w:t>6</w:t>
             </w:r>
             <w:r>
               <w:rPr>
-                <w:rFonts w:ascii="宋体" w:hAnsi="宋体"/>
+                <w:rFonts w:ascii="宋体" w:hAnsi="宋体" w:hint="eastAsia"/>
+                <w:noProof/>
               </w:rPr>
               <w:fldChar w:fldCharType="end"/>
             </w:r>
@@ -2384,23 +2774,27 @@
           <w:pPr>
             <w:pStyle w:val="TOC1"/>
             <w:tabs>
-              <w:tab w:val="right" w:leader="dot" w:pos="8306"/>
+              <w:tab w:val="right" w:leader="dot" w:pos="8296"/>
             </w:tabs>
             <w:spacing w:after="0" w:line="360" w:lineRule="auto"/>
             <w:rPr>
-              <w:rFonts w:ascii="宋体" w:hAnsi="宋体" w:hint="eastAsia"/>
+              <w:rFonts w:ascii="宋体" w:hAnsi="宋体" w:cstheme="minorBidi" w:hint="eastAsia"/>
               <w:b/>
               <w:bCs/>
+              <w:noProof/>
               <w:sz w:val="28"/>
               <w:szCs w:val="28"/>
+              <w14:ligatures w14:val="standardContextual"/>
             </w:rPr>
           </w:pPr>
-          <w:hyperlink w:anchor="_Toc15112" w:history="1">
-            <w:r>
-              <w:rPr>
-                <w:rFonts w:ascii="宋体" w:hAnsi="宋体" w:cs="黑体" w:hint="eastAsia"/>
+          <w:hyperlink w:anchor="_Toc230907491" w:history="1">
+            <w:r>
+              <w:rPr>
+                <w:rStyle w:val="ae"/>
+                <w:rFonts w:ascii="宋体" w:hAnsi="宋体" w:cs="黑体"/>
                 <w:b/>
                 <w:bCs/>
+                <w:noProof/>
                 <w:sz w:val="28"/>
                 <w:szCs w:val="28"/>
               </w:rPr>
@@ -2408,9 +2802,10 @@
             </w:r>
             <w:r>
               <w:rPr>
-                <w:rFonts w:ascii="宋体" w:hAnsi="宋体"/>
+                <w:rFonts w:ascii="宋体" w:hAnsi="宋体" w:hint="eastAsia"/>
                 <w:b/>
                 <w:bCs/>
+                <w:noProof/>
                 <w:sz w:val="28"/>
                 <w:szCs w:val="28"/>
               </w:rPr>
@@ -2418,51 +2813,56 @@
             </w:r>
             <w:r>
               <w:rPr>
+                <w:rFonts w:ascii="宋体" w:hAnsi="宋体" w:hint="eastAsia"/>
+                <w:noProof/>
+              </w:rPr>
+              <w:fldChar w:fldCharType="begin"/>
+            </w:r>
+            <w:r>
+              <w:rPr>
+                <w:rFonts w:ascii="宋体" w:hAnsi="宋体" w:hint="eastAsia"/>
+                <w:noProof/>
+              </w:rPr>
+              <w:instrText xml:space="preserve"> </w:instrText>
+            </w:r>
+            <w:r>
+              <w:rPr>
                 <w:rFonts w:ascii="宋体" w:hAnsi="宋体"/>
-                <w:b/>
-                <w:bCs/>
-                <w:sz w:val="28"/>
-                <w:szCs w:val="28"/>
-              </w:rPr>
-              <w:fldChar w:fldCharType="begin"/>
+                <w:noProof/>
+              </w:rPr>
+              <w:instrText>PAGEREF _Toc230907491 \h</w:instrText>
+            </w:r>
+            <w:r>
+              <w:rPr>
+                <w:rFonts w:ascii="宋体" w:hAnsi="宋体" w:hint="eastAsia"/>
+                <w:noProof/>
+              </w:rPr>
+              <w:instrText xml:space="preserve"> </w:instrText>
+            </w:r>
+            <w:r>
+              <w:rPr>
+                <w:rFonts w:ascii="宋体" w:hAnsi="宋体" w:hint="eastAsia"/>
+                <w:noProof/>
+              </w:rPr>
+            </w:r>
+            <w:r>
+              <w:rPr>
+                <w:rFonts w:ascii="宋体" w:hAnsi="宋体" w:hint="eastAsia"/>
+                <w:noProof/>
+              </w:rPr>
+              <w:fldChar w:fldCharType="separate"/>
             </w:r>
             <w:r>
               <w:rPr>
                 <w:rFonts w:ascii="宋体" w:hAnsi="宋体"/>
-                <w:b/>
-                <w:bCs/>
-                <w:sz w:val="28"/>
-                <w:szCs w:val="28"/>
-              </w:rPr>
-              <w:instrText xml:space="preserve"> PAGEREF _Toc15112 </w:instrText>
-            </w:r>
-            <w:r>
-              <w:rPr>
-                <w:rFonts w:ascii="宋体" w:hAnsi="宋体"/>
-                <w:b/>
-                <w:bCs/>
-                <w:sz w:val="28"/>
-                <w:szCs w:val="28"/>
-              </w:rPr>
-              <w:fldChar w:fldCharType="separate"/>
-            </w:r>
-            <w:r>
-              <w:rPr>
-                <w:rFonts w:ascii="宋体" w:hAnsi="宋体"/>
-                <w:b/>
-                <w:bCs/>
-                <w:sz w:val="28"/>
-                <w:szCs w:val="28"/>
+                <w:noProof/>
               </w:rPr>
               <w:t>7</w:t>
             </w:r>
             <w:r>
               <w:rPr>
-                <w:rFonts w:ascii="宋体" w:hAnsi="宋体"/>
-                <w:b/>
-                <w:bCs/>
-                <w:sz w:val="28"/>
-                <w:szCs w:val="28"/>
+                <w:rFonts w:ascii="宋体" w:hAnsi="宋体" w:hint="eastAsia"/>
+                <w:noProof/>
               </w:rPr>
               <w:fldChar w:fldCharType="end"/>
             </w:r>
@@ -2472,56 +2872,85 @@
           <w:pPr>
             <w:pStyle w:val="TOC2"/>
             <w:tabs>
-              <w:tab w:val="right" w:leader="dot" w:pos="8306"/>
+              <w:tab w:val="right" w:leader="dot" w:pos="8296"/>
             </w:tabs>
             <w:spacing w:after="0" w:line="360" w:lineRule="auto"/>
             <w:ind w:left="480"/>
             <w:rPr>
-              <w:rFonts w:ascii="宋体" w:hAnsi="宋体" w:hint="eastAsia"/>
+              <w:rFonts w:ascii="宋体" w:hAnsi="宋体" w:cstheme="minorBidi" w:hint="eastAsia"/>
+              <w:noProof/>
+              <w:sz w:val="22"/>
+              <w14:ligatures w14:val="standardContextual"/>
             </w:rPr>
           </w:pPr>
-          <w:hyperlink w:anchor="_Toc18069" w:history="1">
-            <w:r>
-              <w:rPr>
-                <w:rFonts w:ascii="宋体" w:hAnsi="宋体" w:cs="黑体" w:hint="eastAsia"/>
-                <w:bCs/>
-                <w:szCs w:val="30"/>
-              </w:rPr>
-              <w:t>4.1软件整体框架</w:t>
+          <w:hyperlink w:anchor="_Toc230907492" w:history="1">
+            <w:r>
+              <w:rPr>
+                <w:rStyle w:val="ae"/>
+                <w:rFonts w:ascii="宋体" w:hAnsi="宋体" w:cs="黑体"/>
+                <w:noProof/>
+              </w:rPr>
+              <w:t>4.1 软件整体框架</w:t>
+            </w:r>
+            <w:r>
+              <w:rPr>
+                <w:rFonts w:ascii="宋体" w:hAnsi="宋体" w:hint="eastAsia"/>
+                <w:noProof/>
+              </w:rPr>
+              <w:tab/>
+            </w:r>
+            <w:r>
+              <w:rPr>
+                <w:rFonts w:ascii="宋体" w:hAnsi="宋体" w:hint="eastAsia"/>
+                <w:noProof/>
+              </w:rPr>
+              <w:fldChar w:fldCharType="begin"/>
+            </w:r>
+            <w:r>
+              <w:rPr>
+                <w:rFonts w:ascii="宋体" w:hAnsi="宋体" w:hint="eastAsia"/>
+                <w:noProof/>
+              </w:rPr>
+              <w:instrText xml:space="preserve"> </w:instrText>
             </w:r>
             <w:r>
               <w:rPr>
                 <w:rFonts w:ascii="宋体" w:hAnsi="宋体"/>
-              </w:rPr>
-              <w:tab/>
+                <w:noProof/>
+              </w:rPr>
+              <w:instrText>PAGEREF _Toc230907492 \h</w:instrText>
+            </w:r>
+            <w:r>
+              <w:rPr>
+                <w:rFonts w:ascii="宋体" w:hAnsi="宋体" w:hint="eastAsia"/>
+                <w:noProof/>
+              </w:rPr>
+              <w:instrText xml:space="preserve"> </w:instrText>
+            </w:r>
+            <w:r>
+              <w:rPr>
+                <w:rFonts w:ascii="宋体" w:hAnsi="宋体" w:hint="eastAsia"/>
+                <w:noProof/>
+              </w:rPr>
+            </w:r>
+            <w:r>
+              <w:rPr>
+                <w:rFonts w:ascii="宋体" w:hAnsi="宋体" w:hint="eastAsia"/>
+                <w:noProof/>
+              </w:rPr>
+              <w:fldChar w:fldCharType="separate"/>
             </w:r>
             <w:r>
               <w:rPr>
                 <w:rFonts w:ascii="宋体" w:hAnsi="宋体"/>
-              </w:rPr>
-              <w:fldChar w:fldCharType="begin"/>
-            </w:r>
-            <w:r>
-              <w:rPr>
-                <w:rFonts w:ascii="宋体" w:hAnsi="宋体"/>
-              </w:rPr>
-              <w:instrText xml:space="preserve"> PAGEREF _Toc18069 </w:instrText>
-            </w:r>
-            <w:r>
-              <w:rPr>
-                <w:rFonts w:ascii="宋体" w:hAnsi="宋体"/>
-              </w:rPr>
-              <w:fldChar w:fldCharType="separate"/>
-            </w:r>
-            <w:r>
-              <w:rPr>
-                <w:rFonts w:ascii="宋体" w:hAnsi="宋体"/>
+                <w:noProof/>
               </w:rPr>
               <w:t>7</w:t>
             </w:r>
             <w:r>
               <w:rPr>
-                <w:rFonts w:ascii="宋体" w:hAnsi="宋体"/>
+                <w:rFonts w:ascii="宋体" w:hAnsi="宋体" w:hint="eastAsia"/>
+                <w:noProof/>
               </w:rPr>
               <w:fldChar w:fldCharType="end"/>
             </w:r>
@@ -2531,56 +2960,85 @@
           <w:pPr>
             <w:pStyle w:val="TOC2"/>
             <w:tabs>
-              <w:tab w:val="right" w:leader="dot" w:pos="8306"/>
+              <w:tab w:val="right" w:leader="dot" w:pos="8296"/>
             </w:tabs>
             <w:spacing w:after="0" w:line="360" w:lineRule="auto"/>
             <w:ind w:left="480"/>
             <w:rPr>
-              <w:rFonts w:ascii="宋体" w:hAnsi="宋体" w:hint="eastAsia"/>
+              <w:rFonts w:ascii="宋体" w:hAnsi="宋体" w:cstheme="minorBidi" w:hint="eastAsia"/>
+              <w:noProof/>
+              <w:sz w:val="22"/>
+              <w14:ligatures w14:val="standardContextual"/>
             </w:rPr>
           </w:pPr>
-          <w:hyperlink w:anchor="_Toc1089" w:history="1">
-            <w:r>
-              <w:rPr>
-                <w:rFonts w:ascii="宋体" w:hAnsi="宋体" w:cs="黑体" w:hint="eastAsia"/>
-                <w:bCs/>
-                <w:szCs w:val="30"/>
+          <w:hyperlink w:anchor="_Toc230907493" w:history="1">
+            <w:r>
+              <w:rPr>
+                <w:rStyle w:val="ae"/>
+                <w:rFonts w:ascii="宋体" w:hAnsi="宋体" w:cs="黑体"/>
+                <w:noProof/>
               </w:rPr>
               <w:t>4.2 LCD1602液晶屏显示数据</w:t>
             </w:r>
             <w:r>
               <w:rPr>
+                <w:rFonts w:ascii="宋体" w:hAnsi="宋体" w:hint="eastAsia"/>
+                <w:noProof/>
+              </w:rPr>
+              <w:tab/>
+            </w:r>
+            <w:r>
+              <w:rPr>
+                <w:rFonts w:ascii="宋体" w:hAnsi="宋体" w:hint="eastAsia"/>
+                <w:noProof/>
+              </w:rPr>
+              <w:fldChar w:fldCharType="begin"/>
+            </w:r>
+            <w:r>
+              <w:rPr>
+                <w:rFonts w:ascii="宋体" w:hAnsi="宋体" w:hint="eastAsia"/>
+                <w:noProof/>
+              </w:rPr>
+              <w:instrText xml:space="preserve"> </w:instrText>
+            </w:r>
+            <w:r>
+              <w:rPr>
                 <w:rFonts w:ascii="宋体" w:hAnsi="宋体"/>
-              </w:rPr>
-              <w:tab/>
+                <w:noProof/>
+              </w:rPr>
+              <w:instrText>PAGEREF _Toc230907493 \h</w:instrText>
+            </w:r>
+            <w:r>
+              <w:rPr>
+                <w:rFonts w:ascii="宋体" w:hAnsi="宋体" w:hint="eastAsia"/>
+                <w:noProof/>
+              </w:rPr>
+              <w:instrText xml:space="preserve"> </w:instrText>
+            </w:r>
+            <w:r>
+              <w:rPr>
+                <w:rFonts w:ascii="宋体" w:hAnsi="宋体" w:hint="eastAsia"/>
+                <w:noProof/>
+              </w:rPr>
+            </w:r>
+            <w:r>
+              <w:rPr>
+                <w:rFonts w:ascii="宋体" w:hAnsi="宋体" w:hint="eastAsia"/>
+                <w:noProof/>
+              </w:rPr>
+              <w:fldChar w:fldCharType="separate"/>
             </w:r>
             <w:r>
               <w:rPr>
                 <w:rFonts w:ascii="宋体" w:hAnsi="宋体"/>
-              </w:rPr>
-              <w:fldChar w:fldCharType="begin"/>
-            </w:r>
-            <w:r>
-              <w:rPr>
-                <w:rFonts w:ascii="宋体" w:hAnsi="宋体"/>
-              </w:rPr>
-              <w:instrText xml:space="preserve"> PAGEREF _Toc1089 </w:instrText>
-            </w:r>
-            <w:r>
-              <w:rPr>
-                <w:rFonts w:ascii="宋体" w:hAnsi="宋体"/>
-              </w:rPr>
-              <w:fldChar w:fldCharType="separate"/>
-            </w:r>
-            <w:r>
-              <w:rPr>
-                <w:rFonts w:ascii="宋体" w:hAnsi="宋体"/>
+                <w:noProof/>
               </w:rPr>
               <w:t>7</w:t>
             </w:r>
             <w:r>
               <w:rPr>
-                <w:rFonts w:ascii="宋体" w:hAnsi="宋体"/>
+                <w:rFonts w:ascii="宋体" w:hAnsi="宋体" w:hint="eastAsia"/>
+                <w:noProof/>
               </w:rPr>
               <w:fldChar w:fldCharType="end"/>
             </w:r>
@@ -2590,56 +3048,85 @@
           <w:pPr>
             <w:pStyle w:val="TOC2"/>
             <w:tabs>
-              <w:tab w:val="right" w:leader="dot" w:pos="8306"/>
+              <w:tab w:val="right" w:leader="dot" w:pos="8296"/>
             </w:tabs>
             <w:spacing w:after="0" w:line="360" w:lineRule="auto"/>
             <w:ind w:left="480"/>
             <w:rPr>
-              <w:rFonts w:ascii="宋体" w:hAnsi="宋体" w:hint="eastAsia"/>
+              <w:rFonts w:ascii="宋体" w:hAnsi="宋体" w:cstheme="minorBidi" w:hint="eastAsia"/>
+              <w:noProof/>
+              <w:sz w:val="22"/>
+              <w14:ligatures w14:val="standardContextual"/>
             </w:rPr>
           </w:pPr>
-          <w:hyperlink w:anchor="_Toc5231" w:history="1">
-            <w:r>
-              <w:rPr>
-                <w:rFonts w:ascii="宋体" w:hAnsi="宋体" w:cs="黑体" w:hint="eastAsia"/>
-                <w:bCs/>
-                <w:szCs w:val="30"/>
+          <w:hyperlink w:anchor="_Toc230907494" w:history="1">
+            <w:r>
+              <w:rPr>
+                <w:rStyle w:val="ae"/>
+                <w:rFonts w:ascii="宋体" w:hAnsi="宋体" w:cs="黑体"/>
+                <w:noProof/>
               </w:rPr>
               <w:t>4.3 七路独立按键</w:t>
             </w:r>
             <w:r>
               <w:rPr>
+                <w:rFonts w:ascii="宋体" w:hAnsi="宋体" w:hint="eastAsia"/>
+                <w:noProof/>
+              </w:rPr>
+              <w:tab/>
+            </w:r>
+            <w:r>
+              <w:rPr>
+                <w:rFonts w:ascii="宋体" w:hAnsi="宋体" w:hint="eastAsia"/>
+                <w:noProof/>
+              </w:rPr>
+              <w:fldChar w:fldCharType="begin"/>
+            </w:r>
+            <w:r>
+              <w:rPr>
+                <w:rFonts w:ascii="宋体" w:hAnsi="宋体" w:hint="eastAsia"/>
+                <w:noProof/>
+              </w:rPr>
+              <w:instrText xml:space="preserve"> </w:instrText>
+            </w:r>
+            <w:r>
+              <w:rPr>
                 <w:rFonts w:ascii="宋体" w:hAnsi="宋体"/>
-              </w:rPr>
-              <w:tab/>
+                <w:noProof/>
+              </w:rPr>
+              <w:instrText>PAGEREF _Toc230907494 \h</w:instrText>
+            </w:r>
+            <w:r>
+              <w:rPr>
+                <w:rFonts w:ascii="宋体" w:hAnsi="宋体" w:hint="eastAsia"/>
+                <w:noProof/>
+              </w:rPr>
+              <w:instrText xml:space="preserve"> </w:instrText>
+            </w:r>
+            <w:r>
+              <w:rPr>
+                <w:rFonts w:ascii="宋体" w:hAnsi="宋体" w:hint="eastAsia"/>
+                <w:noProof/>
+              </w:rPr>
+            </w:r>
+            <w:r>
+              <w:rPr>
+                <w:rFonts w:ascii="宋体" w:hAnsi="宋体" w:hint="eastAsia"/>
+                <w:noProof/>
+              </w:rPr>
+              <w:fldChar w:fldCharType="separate"/>
             </w:r>
             <w:r>
               <w:rPr>
                 <w:rFonts w:ascii="宋体" w:hAnsi="宋体"/>
-              </w:rPr>
-              <w:fldChar w:fldCharType="begin"/>
-            </w:r>
-            <w:r>
-              <w:rPr>
-                <w:rFonts w:ascii="宋体" w:hAnsi="宋体"/>
-              </w:rPr>
-              <w:instrText xml:space="preserve"> PAGEREF _Toc5231 </w:instrText>
-            </w:r>
-            <w:r>
-              <w:rPr>
-                <w:rFonts w:ascii="宋体" w:hAnsi="宋体"/>
-              </w:rPr>
-              <w:fldChar w:fldCharType="separate"/>
-            </w:r>
-            <w:r>
-              <w:rPr>
-                <w:rFonts w:ascii="宋体" w:hAnsi="宋体"/>
+                <w:noProof/>
               </w:rPr>
               <w:t>8</w:t>
             </w:r>
             <w:r>
               <w:rPr>
-                <w:rFonts w:ascii="宋体" w:hAnsi="宋体"/>
+                <w:rFonts w:ascii="宋体" w:hAnsi="宋体" w:hint="eastAsia"/>
+                <w:noProof/>
               </w:rPr>
               <w:fldChar w:fldCharType="end"/>
             </w:r>
@@ -2649,56 +3136,85 @@
           <w:pPr>
             <w:pStyle w:val="TOC2"/>
             <w:tabs>
-              <w:tab w:val="right" w:leader="dot" w:pos="8306"/>
+              <w:tab w:val="right" w:leader="dot" w:pos="8296"/>
             </w:tabs>
             <w:spacing w:after="0" w:line="360" w:lineRule="auto"/>
             <w:ind w:left="480"/>
             <w:rPr>
-              <w:rFonts w:ascii="宋体" w:hAnsi="宋体" w:hint="eastAsia"/>
+              <w:rFonts w:ascii="宋体" w:hAnsi="宋体" w:cstheme="minorBidi" w:hint="eastAsia"/>
+              <w:noProof/>
+              <w:sz w:val="22"/>
+              <w14:ligatures w14:val="standardContextual"/>
             </w:rPr>
           </w:pPr>
-          <w:hyperlink w:anchor="_Toc2498" w:history="1">
-            <w:r>
-              <w:rPr>
-                <w:rFonts w:ascii="宋体" w:hAnsi="宋体" w:cs="黑体" w:hint="eastAsia"/>
-                <w:bCs/>
-                <w:szCs w:val="30"/>
-              </w:rPr>
-              <w:t>4.4有源蜂鸣器</w:t>
+          <w:hyperlink w:anchor="_Toc230907495" w:history="1">
+            <w:r>
+              <w:rPr>
+                <w:rStyle w:val="ae"/>
+                <w:rFonts w:ascii="宋体" w:hAnsi="宋体" w:cs="黑体"/>
+                <w:noProof/>
+              </w:rPr>
+              <w:t>4.4 有源蜂鸣器</w:t>
+            </w:r>
+            <w:r>
+              <w:rPr>
+                <w:rFonts w:ascii="宋体" w:hAnsi="宋体" w:hint="eastAsia"/>
+                <w:noProof/>
+              </w:rPr>
+              <w:tab/>
+            </w:r>
+            <w:r>
+              <w:rPr>
+                <w:rFonts w:ascii="宋体" w:hAnsi="宋体" w:hint="eastAsia"/>
+                <w:noProof/>
+              </w:rPr>
+              <w:fldChar w:fldCharType="begin"/>
+            </w:r>
+            <w:r>
+              <w:rPr>
+                <w:rFonts w:ascii="宋体" w:hAnsi="宋体" w:hint="eastAsia"/>
+                <w:noProof/>
+              </w:rPr>
+              <w:instrText xml:space="preserve"> </w:instrText>
             </w:r>
             <w:r>
               <w:rPr>
                 <w:rFonts w:ascii="宋体" w:hAnsi="宋体"/>
-              </w:rPr>
-              <w:tab/>
+                <w:noProof/>
+              </w:rPr>
+              <w:instrText>PAGEREF _Toc230907495 \h</w:instrText>
+            </w:r>
+            <w:r>
+              <w:rPr>
+                <w:rFonts w:ascii="宋体" w:hAnsi="宋体" w:hint="eastAsia"/>
+                <w:noProof/>
+              </w:rPr>
+              <w:instrText xml:space="preserve"> </w:instrText>
+            </w:r>
+            <w:r>
+              <w:rPr>
+                <w:rFonts w:ascii="宋体" w:hAnsi="宋体" w:hint="eastAsia"/>
+                <w:noProof/>
+              </w:rPr>
+            </w:r>
+            <w:r>
+              <w:rPr>
+                <w:rFonts w:ascii="宋体" w:hAnsi="宋体" w:hint="eastAsia"/>
+                <w:noProof/>
+              </w:rPr>
+              <w:fldChar w:fldCharType="separate"/>
             </w:r>
             <w:r>
               <w:rPr>
                 <w:rFonts w:ascii="宋体" w:hAnsi="宋体"/>
-              </w:rPr>
-              <w:fldChar w:fldCharType="begin"/>
-            </w:r>
-            <w:r>
-              <w:rPr>
-                <w:rFonts w:ascii="宋体" w:hAnsi="宋体"/>
-              </w:rPr>
-              <w:instrText xml:space="preserve"> PAGEREF _Toc2498 </w:instrText>
-            </w:r>
-            <w:r>
-              <w:rPr>
-                <w:rFonts w:ascii="宋体" w:hAnsi="宋体"/>
-              </w:rPr>
-              <w:fldChar w:fldCharType="separate"/>
-            </w:r>
-            <w:r>
-              <w:rPr>
-                <w:rFonts w:ascii="宋体" w:hAnsi="宋体"/>
+                <w:noProof/>
               </w:rPr>
               <w:t>9</w:t>
             </w:r>
             <w:r>
               <w:rPr>
-                <w:rFonts w:ascii="宋体" w:hAnsi="宋体"/>
+                <w:rFonts w:ascii="宋体" w:hAnsi="宋体" w:hint="eastAsia"/>
+                <w:noProof/>
               </w:rPr>
               <w:fldChar w:fldCharType="end"/>
             </w:r>
@@ -2708,56 +3224,85 @@
           <w:pPr>
             <w:pStyle w:val="TOC2"/>
             <w:tabs>
-              <w:tab w:val="right" w:leader="dot" w:pos="8306"/>
+              <w:tab w:val="right" w:leader="dot" w:pos="8296"/>
             </w:tabs>
             <w:spacing w:after="0" w:line="360" w:lineRule="auto"/>
             <w:ind w:left="480"/>
             <w:rPr>
-              <w:rFonts w:ascii="宋体" w:hAnsi="宋体" w:hint="eastAsia"/>
+              <w:rFonts w:ascii="宋体" w:hAnsi="宋体" w:cstheme="minorBidi" w:hint="eastAsia"/>
+              <w:noProof/>
+              <w:sz w:val="22"/>
+              <w14:ligatures w14:val="standardContextual"/>
             </w:rPr>
           </w:pPr>
-          <w:hyperlink w:anchor="_Toc29672" w:history="1">
-            <w:r>
-              <w:rPr>
-                <w:rFonts w:ascii="宋体" w:hAnsi="宋体" w:cs="黑体" w:hint="eastAsia"/>
-                <w:bCs/>
-                <w:szCs w:val="30"/>
+          <w:hyperlink w:anchor="_Toc230907496" w:history="1">
+            <w:r>
+              <w:rPr>
+                <w:rStyle w:val="ae"/>
+                <w:rFonts w:ascii="宋体" w:hAnsi="宋体" w:cs="黑体"/>
+                <w:noProof/>
               </w:rPr>
               <w:t>4.5 语音报时模块</w:t>
             </w:r>
             <w:r>
               <w:rPr>
+                <w:rFonts w:ascii="宋体" w:hAnsi="宋体" w:hint="eastAsia"/>
+                <w:noProof/>
+              </w:rPr>
+              <w:tab/>
+            </w:r>
+            <w:r>
+              <w:rPr>
+                <w:rFonts w:ascii="宋体" w:hAnsi="宋体" w:hint="eastAsia"/>
+                <w:noProof/>
+              </w:rPr>
+              <w:fldChar w:fldCharType="begin"/>
+            </w:r>
+            <w:r>
+              <w:rPr>
+                <w:rFonts w:ascii="宋体" w:hAnsi="宋体" w:hint="eastAsia"/>
+                <w:noProof/>
+              </w:rPr>
+              <w:instrText xml:space="preserve"> </w:instrText>
+            </w:r>
+            <w:r>
+              <w:rPr>
                 <w:rFonts w:ascii="宋体" w:hAnsi="宋体"/>
-              </w:rPr>
-              <w:tab/>
+                <w:noProof/>
+              </w:rPr>
+              <w:instrText>PAGEREF _Toc230907496 \h</w:instrText>
+            </w:r>
+            <w:r>
+              <w:rPr>
+                <w:rFonts w:ascii="宋体" w:hAnsi="宋体" w:hint="eastAsia"/>
+                <w:noProof/>
+              </w:rPr>
+              <w:instrText xml:space="preserve"> </w:instrText>
+            </w:r>
+            <w:r>
+              <w:rPr>
+                <w:rFonts w:ascii="宋体" w:hAnsi="宋体" w:hint="eastAsia"/>
+                <w:noProof/>
+              </w:rPr>
+            </w:r>
+            <w:r>
+              <w:rPr>
+                <w:rFonts w:ascii="宋体" w:hAnsi="宋体" w:hint="eastAsia"/>
+                <w:noProof/>
+              </w:rPr>
+              <w:fldChar w:fldCharType="separate"/>
             </w:r>
             <w:r>
               <w:rPr>
                 <w:rFonts w:ascii="宋体" w:hAnsi="宋体"/>
-              </w:rPr>
-              <w:fldChar w:fldCharType="begin"/>
-            </w:r>
-            <w:r>
-              <w:rPr>
-                <w:rFonts w:ascii="宋体" w:hAnsi="宋体"/>
-              </w:rPr>
-              <w:instrText xml:space="preserve"> PAGEREF _Toc29672 </w:instrText>
-            </w:r>
-            <w:r>
-              <w:rPr>
-                <w:rFonts w:ascii="宋体" w:hAnsi="宋体"/>
-              </w:rPr>
-              <w:fldChar w:fldCharType="separate"/>
-            </w:r>
-            <w:r>
-              <w:rPr>
-                <w:rFonts w:ascii="宋体" w:hAnsi="宋体"/>
+                <w:noProof/>
               </w:rPr>
               <w:t>10</w:t>
             </w:r>
             <w:r>
               <w:rPr>
-                <w:rFonts w:ascii="宋体" w:hAnsi="宋体"/>
+                <w:rFonts w:ascii="宋体" w:hAnsi="宋体" w:hint="eastAsia"/>
+                <w:noProof/>
               </w:rPr>
               <w:fldChar w:fldCharType="end"/>
             </w:r>
@@ -2767,56 +3312,85 @@
           <w:pPr>
             <w:pStyle w:val="TOC3"/>
             <w:tabs>
-              <w:tab w:val="right" w:leader="dot" w:pos="8306"/>
+              <w:tab w:val="right" w:leader="dot" w:pos="8296"/>
             </w:tabs>
             <w:spacing w:after="0" w:line="360" w:lineRule="auto"/>
             <w:ind w:left="960"/>
             <w:rPr>
-              <w:rFonts w:ascii="宋体" w:hAnsi="宋体" w:hint="eastAsia"/>
+              <w:rFonts w:ascii="宋体" w:hAnsi="宋体" w:cstheme="minorBidi" w:hint="eastAsia"/>
+              <w:noProof/>
+              <w:sz w:val="22"/>
+              <w14:ligatures w14:val="standardContextual"/>
             </w:rPr>
           </w:pPr>
-          <w:hyperlink w:anchor="_Toc25609" w:history="1">
-            <w:r>
-              <w:rPr>
-                <w:rFonts w:ascii="宋体" w:hAnsi="宋体" w:cs="黑体" w:hint="eastAsia"/>
-                <w:bCs/>
-                <w:szCs w:val="28"/>
+          <w:hyperlink w:anchor="_Toc230907497" w:history="1">
+            <w:r>
+              <w:rPr>
+                <w:rStyle w:val="ae"/>
+                <w:rFonts w:ascii="宋体" w:hAnsi="宋体" w:cs="黑体"/>
+                <w:noProof/>
               </w:rPr>
               <w:t>4.5.1 串口通信初始化</w:t>
             </w:r>
             <w:r>
               <w:rPr>
+                <w:rFonts w:ascii="宋体" w:hAnsi="宋体" w:hint="eastAsia"/>
+                <w:noProof/>
+              </w:rPr>
+              <w:tab/>
+            </w:r>
+            <w:r>
+              <w:rPr>
+                <w:rFonts w:ascii="宋体" w:hAnsi="宋体" w:hint="eastAsia"/>
+                <w:noProof/>
+              </w:rPr>
+              <w:fldChar w:fldCharType="begin"/>
+            </w:r>
+            <w:r>
+              <w:rPr>
+                <w:rFonts w:ascii="宋体" w:hAnsi="宋体" w:hint="eastAsia"/>
+                <w:noProof/>
+              </w:rPr>
+              <w:instrText xml:space="preserve"> </w:instrText>
+            </w:r>
+            <w:r>
+              <w:rPr>
                 <w:rFonts w:ascii="宋体" w:hAnsi="宋体"/>
-              </w:rPr>
-              <w:tab/>
+                <w:noProof/>
+              </w:rPr>
+              <w:instrText>PAGEREF _Toc230907497 \h</w:instrText>
+            </w:r>
+            <w:r>
+              <w:rPr>
+                <w:rFonts w:ascii="宋体" w:hAnsi="宋体" w:hint="eastAsia"/>
+                <w:noProof/>
+              </w:rPr>
+              <w:instrText xml:space="preserve"> </w:instrText>
+            </w:r>
+            <w:r>
+              <w:rPr>
+                <w:rFonts w:ascii="宋体" w:hAnsi="宋体" w:hint="eastAsia"/>
+                <w:noProof/>
+              </w:rPr>
+            </w:r>
+            <w:r>
+              <w:rPr>
+                <w:rFonts w:ascii="宋体" w:hAnsi="宋体" w:hint="eastAsia"/>
+                <w:noProof/>
+              </w:rPr>
+              <w:fldChar w:fldCharType="separate"/>
             </w:r>
             <w:r>
               <w:rPr>
                 <w:rFonts w:ascii="宋体" w:hAnsi="宋体"/>
-              </w:rPr>
-              <w:fldChar w:fldCharType="begin"/>
-            </w:r>
-            <w:r>
-              <w:rPr>
-                <w:rFonts w:ascii="宋体" w:hAnsi="宋体"/>
-              </w:rPr>
-              <w:instrText xml:space="preserve"> PAGEREF _Toc25609 </w:instrText>
-            </w:r>
-            <w:r>
-              <w:rPr>
-                <w:rFonts w:ascii="宋体" w:hAnsi="宋体"/>
-              </w:rPr>
-              <w:fldChar w:fldCharType="separate"/>
-            </w:r>
-            <w:r>
-              <w:rPr>
-                <w:rFonts w:ascii="宋体" w:hAnsi="宋体"/>
+                <w:noProof/>
               </w:rPr>
               <w:t>10</w:t>
             </w:r>
             <w:r>
               <w:rPr>
-                <w:rFonts w:ascii="宋体" w:hAnsi="宋体"/>
+                <w:rFonts w:ascii="宋体" w:hAnsi="宋体" w:hint="eastAsia"/>
+                <w:noProof/>
               </w:rPr>
               <w:fldChar w:fldCharType="end"/>
             </w:r>
@@ -2826,56 +3400,85 @@
           <w:pPr>
             <w:pStyle w:val="TOC3"/>
             <w:tabs>
-              <w:tab w:val="right" w:leader="dot" w:pos="8306"/>
+              <w:tab w:val="right" w:leader="dot" w:pos="8296"/>
             </w:tabs>
             <w:spacing w:after="0" w:line="360" w:lineRule="auto"/>
             <w:ind w:left="960"/>
             <w:rPr>
-              <w:rFonts w:ascii="宋体" w:hAnsi="宋体" w:hint="eastAsia"/>
+              <w:rFonts w:ascii="宋体" w:hAnsi="宋体" w:cstheme="minorBidi" w:hint="eastAsia"/>
+              <w:noProof/>
+              <w:sz w:val="22"/>
+              <w14:ligatures w14:val="standardContextual"/>
             </w:rPr>
           </w:pPr>
-          <w:hyperlink w:anchor="_Toc8473" w:history="1">
-            <w:r>
-              <w:rPr>
-                <w:rFonts w:ascii="宋体" w:hAnsi="宋体" w:cs="黑体" w:hint="eastAsia"/>
-                <w:bCs/>
-                <w:szCs w:val="28"/>
+          <w:hyperlink w:anchor="_Toc230907498" w:history="1">
+            <w:r>
+              <w:rPr>
+                <w:rStyle w:val="ae"/>
+                <w:rFonts w:ascii="宋体" w:hAnsi="宋体" w:cs="黑体"/>
+                <w:noProof/>
               </w:rPr>
               <w:t>4.5.2 串口通信协议</w:t>
             </w:r>
             <w:r>
               <w:rPr>
+                <w:rFonts w:ascii="宋体" w:hAnsi="宋体" w:hint="eastAsia"/>
+                <w:noProof/>
+              </w:rPr>
+              <w:tab/>
+            </w:r>
+            <w:r>
+              <w:rPr>
+                <w:rFonts w:ascii="宋体" w:hAnsi="宋体" w:hint="eastAsia"/>
+                <w:noProof/>
+              </w:rPr>
+              <w:fldChar w:fldCharType="begin"/>
+            </w:r>
+            <w:r>
+              <w:rPr>
+                <w:rFonts w:ascii="宋体" w:hAnsi="宋体" w:hint="eastAsia"/>
+                <w:noProof/>
+              </w:rPr>
+              <w:instrText xml:space="preserve"> </w:instrText>
+            </w:r>
+            <w:r>
+              <w:rPr>
                 <w:rFonts w:ascii="宋体" w:hAnsi="宋体"/>
-              </w:rPr>
-              <w:tab/>
+                <w:noProof/>
+              </w:rPr>
+              <w:instrText>PAGEREF _Toc230907498 \h</w:instrText>
+            </w:r>
+            <w:r>
+              <w:rPr>
+                <w:rFonts w:ascii="宋体" w:hAnsi="宋体" w:hint="eastAsia"/>
+                <w:noProof/>
+              </w:rPr>
+              <w:instrText xml:space="preserve"> </w:instrText>
+            </w:r>
+            <w:r>
+              <w:rPr>
+                <w:rFonts w:ascii="宋体" w:hAnsi="宋体" w:hint="eastAsia"/>
+                <w:noProof/>
+              </w:rPr>
+            </w:r>
+            <w:r>
+              <w:rPr>
+                <w:rFonts w:ascii="宋体" w:hAnsi="宋体" w:hint="eastAsia"/>
+                <w:noProof/>
+              </w:rPr>
+              <w:fldChar w:fldCharType="separate"/>
             </w:r>
             <w:r>
               <w:rPr>
                 <w:rFonts w:ascii="宋体" w:hAnsi="宋体"/>
-              </w:rPr>
-              <w:fldChar w:fldCharType="begin"/>
-            </w:r>
-            <w:r>
-              <w:rPr>
-                <w:rFonts w:ascii="宋体" w:hAnsi="宋体"/>
-              </w:rPr>
-              <w:instrText xml:space="preserve"> PAGEREF _Toc8473 </w:instrText>
-            </w:r>
-            <w:r>
-              <w:rPr>
-                <w:rFonts w:ascii="宋体" w:hAnsi="宋体"/>
-              </w:rPr>
-              <w:fldChar w:fldCharType="separate"/>
-            </w:r>
-            <w:r>
-              <w:rPr>
-                <w:rFonts w:ascii="宋体" w:hAnsi="宋体"/>
+                <w:noProof/>
               </w:rPr>
               <w:t>11</w:t>
             </w:r>
             <w:r>
               <w:rPr>
-                <w:rFonts w:ascii="宋体" w:hAnsi="宋体"/>
+                <w:rFonts w:ascii="宋体" w:hAnsi="宋体" w:hint="eastAsia"/>
+                <w:noProof/>
               </w:rPr>
               <w:fldChar w:fldCharType="end"/>
             </w:r>
@@ -2885,23 +3488,27 @@
           <w:pPr>
             <w:pStyle w:val="TOC1"/>
             <w:tabs>
-              <w:tab w:val="right" w:leader="dot" w:pos="8306"/>
+              <w:tab w:val="right" w:leader="dot" w:pos="8296"/>
             </w:tabs>
             <w:spacing w:after="0" w:line="360" w:lineRule="auto"/>
             <w:rPr>
-              <w:rFonts w:ascii="宋体" w:hAnsi="宋体" w:hint="eastAsia"/>
+              <w:rFonts w:ascii="宋体" w:hAnsi="宋体" w:cstheme="minorBidi" w:hint="eastAsia"/>
               <w:b/>
               <w:bCs/>
+              <w:noProof/>
               <w:sz w:val="28"/>
               <w:szCs w:val="28"/>
+              <w14:ligatures w14:val="standardContextual"/>
             </w:rPr>
           </w:pPr>
-          <w:hyperlink w:anchor="_Toc13825" w:history="1">
-            <w:r>
-              <w:rPr>
-                <w:rFonts w:ascii="宋体" w:hAnsi="宋体" w:cs="黑体" w:hint="eastAsia"/>
+          <w:hyperlink w:anchor="_Toc230907499" w:history="1">
+            <w:r>
+              <w:rPr>
+                <w:rStyle w:val="ae"/>
+                <w:rFonts w:ascii="宋体" w:hAnsi="宋体" w:cs="黑体"/>
                 <w:b/>
                 <w:bCs/>
+                <w:noProof/>
                 <w:sz w:val="28"/>
                 <w:szCs w:val="28"/>
               </w:rPr>
@@ -2909,9 +3516,10 @@
             </w:r>
             <w:r>
               <w:rPr>
-                <w:rFonts w:ascii="宋体" w:hAnsi="宋体"/>
+                <w:rFonts w:ascii="宋体" w:hAnsi="宋体" w:hint="eastAsia"/>
                 <w:b/>
                 <w:bCs/>
+                <w:noProof/>
                 <w:sz w:val="28"/>
                 <w:szCs w:val="28"/>
               </w:rPr>
@@ -2919,51 +3527,56 @@
             </w:r>
             <w:r>
               <w:rPr>
+                <w:rFonts w:ascii="宋体" w:hAnsi="宋体" w:hint="eastAsia"/>
+                <w:noProof/>
+              </w:rPr>
+              <w:fldChar w:fldCharType="begin"/>
+            </w:r>
+            <w:r>
+              <w:rPr>
+                <w:rFonts w:ascii="宋体" w:hAnsi="宋体" w:hint="eastAsia"/>
+                <w:noProof/>
+              </w:rPr>
+              <w:instrText xml:space="preserve"> </w:instrText>
+            </w:r>
+            <w:r>
+              <w:rPr>
                 <w:rFonts w:ascii="宋体" w:hAnsi="宋体"/>
-                <w:b/>
-                <w:bCs/>
-                <w:sz w:val="28"/>
-                <w:szCs w:val="28"/>
-              </w:rPr>
-              <w:fldChar w:fldCharType="begin"/>
+                <w:noProof/>
+              </w:rPr>
+              <w:instrText>PAGEREF _Toc230907499 \h</w:instrText>
+            </w:r>
+            <w:r>
+              <w:rPr>
+                <w:rFonts w:ascii="宋体" w:hAnsi="宋体" w:hint="eastAsia"/>
+                <w:noProof/>
+              </w:rPr>
+              <w:instrText xml:space="preserve"> </w:instrText>
+            </w:r>
+            <w:r>
+              <w:rPr>
+                <w:rFonts w:ascii="宋体" w:hAnsi="宋体" w:hint="eastAsia"/>
+                <w:noProof/>
+              </w:rPr>
+            </w:r>
+            <w:r>
+              <w:rPr>
+                <w:rFonts w:ascii="宋体" w:hAnsi="宋体" w:hint="eastAsia"/>
+                <w:noProof/>
+              </w:rPr>
+              <w:fldChar w:fldCharType="separate"/>
             </w:r>
             <w:r>
               <w:rPr>
                 <w:rFonts w:ascii="宋体" w:hAnsi="宋体"/>
-                <w:b/>
-                <w:bCs/>
-                <w:sz w:val="28"/>
-                <w:szCs w:val="28"/>
-              </w:rPr>
-              <w:instrText xml:space="preserve"> PAGEREF _Toc13825 </w:instrText>
-            </w:r>
-            <w:r>
-              <w:rPr>
-                <w:rFonts w:ascii="宋体" w:hAnsi="宋体"/>
-                <w:b/>
-                <w:bCs/>
-                <w:sz w:val="28"/>
-                <w:szCs w:val="28"/>
-              </w:rPr>
-              <w:fldChar w:fldCharType="separate"/>
-            </w:r>
-            <w:r>
-              <w:rPr>
-                <w:rFonts w:ascii="宋体" w:hAnsi="宋体"/>
-                <w:b/>
-                <w:bCs/>
-                <w:sz w:val="28"/>
-                <w:szCs w:val="28"/>
+                <w:noProof/>
               </w:rPr>
               <w:t>12</w:t>
             </w:r>
             <w:r>
               <w:rPr>
-                <w:rFonts w:ascii="宋体" w:hAnsi="宋体"/>
-                <w:b/>
-                <w:bCs/>
-                <w:sz w:val="28"/>
-                <w:szCs w:val="28"/>
+                <w:rFonts w:ascii="宋体" w:hAnsi="宋体" w:hint="eastAsia"/>
+                <w:noProof/>
               </w:rPr>
               <w:fldChar w:fldCharType="end"/>
             </w:r>
@@ -2973,56 +3586,85 @@
           <w:pPr>
             <w:pStyle w:val="TOC2"/>
             <w:tabs>
-              <w:tab w:val="right" w:leader="dot" w:pos="8306"/>
+              <w:tab w:val="right" w:leader="dot" w:pos="8296"/>
             </w:tabs>
             <w:spacing w:after="0" w:line="360" w:lineRule="auto"/>
             <w:ind w:left="480"/>
             <w:rPr>
-              <w:rFonts w:ascii="宋体" w:hAnsi="宋体" w:hint="eastAsia"/>
+              <w:rFonts w:ascii="宋体" w:hAnsi="宋体" w:cstheme="minorBidi" w:hint="eastAsia"/>
+              <w:noProof/>
+              <w:sz w:val="22"/>
+              <w14:ligatures w14:val="standardContextual"/>
             </w:rPr>
           </w:pPr>
-          <w:hyperlink w:anchor="_Toc30127" w:history="1">
-            <w:r>
-              <w:rPr>
-                <w:rFonts w:ascii="宋体" w:hAnsi="宋体" w:cs="黑体" w:hint="eastAsia"/>
-                <w:bCs/>
-                <w:szCs w:val="30"/>
+          <w:hyperlink w:anchor="_Toc230907500" w:history="1">
+            <w:r>
+              <w:rPr>
+                <w:rStyle w:val="ae"/>
+                <w:rFonts w:ascii="宋体" w:hAnsi="宋体" w:cs="黑体"/>
+                <w:noProof/>
               </w:rPr>
               <w:t>5.1 时间核心逻辑</w:t>
             </w:r>
             <w:r>
               <w:rPr>
+                <w:rFonts w:ascii="宋体" w:hAnsi="宋体" w:hint="eastAsia"/>
+                <w:noProof/>
+              </w:rPr>
+              <w:tab/>
+            </w:r>
+            <w:r>
+              <w:rPr>
+                <w:rFonts w:ascii="宋体" w:hAnsi="宋体" w:hint="eastAsia"/>
+                <w:noProof/>
+              </w:rPr>
+              <w:fldChar w:fldCharType="begin"/>
+            </w:r>
+            <w:r>
+              <w:rPr>
+                <w:rFonts w:ascii="宋体" w:hAnsi="宋体" w:hint="eastAsia"/>
+                <w:noProof/>
+              </w:rPr>
+              <w:instrText xml:space="preserve"> </w:instrText>
+            </w:r>
+            <w:r>
+              <w:rPr>
                 <w:rFonts w:ascii="宋体" w:hAnsi="宋体"/>
-              </w:rPr>
-              <w:tab/>
+                <w:noProof/>
+              </w:rPr>
+              <w:instrText>PAGEREF _Toc230907500 \h</w:instrText>
+            </w:r>
+            <w:r>
+              <w:rPr>
+                <w:rFonts w:ascii="宋体" w:hAnsi="宋体" w:hint="eastAsia"/>
+                <w:noProof/>
+              </w:rPr>
+              <w:instrText xml:space="preserve"> </w:instrText>
+            </w:r>
+            <w:r>
+              <w:rPr>
+                <w:rFonts w:ascii="宋体" w:hAnsi="宋体" w:hint="eastAsia"/>
+                <w:noProof/>
+              </w:rPr>
+            </w:r>
+            <w:r>
+              <w:rPr>
+                <w:rFonts w:ascii="宋体" w:hAnsi="宋体" w:hint="eastAsia"/>
+                <w:noProof/>
+              </w:rPr>
+              <w:fldChar w:fldCharType="separate"/>
             </w:r>
             <w:r>
               <w:rPr>
                 <w:rFonts w:ascii="宋体" w:hAnsi="宋体"/>
-              </w:rPr>
-              <w:fldChar w:fldCharType="begin"/>
-            </w:r>
-            <w:r>
-              <w:rPr>
-                <w:rFonts w:ascii="宋体" w:hAnsi="宋体"/>
-              </w:rPr>
-              <w:instrText xml:space="preserve"> PAGEREF _Toc30127 </w:instrText>
-            </w:r>
-            <w:r>
-              <w:rPr>
-                <w:rFonts w:ascii="宋体" w:hAnsi="宋体"/>
-              </w:rPr>
-              <w:fldChar w:fldCharType="separate"/>
-            </w:r>
-            <w:r>
-              <w:rPr>
-                <w:rFonts w:ascii="宋体" w:hAnsi="宋体"/>
+                <w:noProof/>
               </w:rPr>
               <w:t>12</w:t>
             </w:r>
             <w:r>
               <w:rPr>
-                <w:rFonts w:ascii="宋体" w:hAnsi="宋体"/>
+                <w:rFonts w:ascii="宋体" w:hAnsi="宋体" w:hint="eastAsia"/>
+                <w:noProof/>
               </w:rPr>
               <w:fldChar w:fldCharType="end"/>
             </w:r>
@@ -3032,72 +3674,85 @@
           <w:pPr>
             <w:pStyle w:val="TOC3"/>
             <w:tabs>
-              <w:tab w:val="right" w:leader="dot" w:pos="8306"/>
+              <w:tab w:val="right" w:leader="dot" w:pos="8296"/>
             </w:tabs>
             <w:spacing w:after="0" w:line="360" w:lineRule="auto"/>
             <w:ind w:left="960"/>
             <w:rPr>
-              <w:rFonts w:ascii="宋体" w:hAnsi="宋体" w:hint="eastAsia"/>
+              <w:rFonts w:ascii="宋体" w:hAnsi="宋体" w:cstheme="minorBidi" w:hint="eastAsia"/>
+              <w:noProof/>
+              <w:sz w:val="22"/>
+              <w14:ligatures w14:val="standardContextual"/>
             </w:rPr>
           </w:pPr>
-          <w:hyperlink w:anchor="_Toc21348" w:history="1">
-            <w:r>
-              <w:rPr>
-                <w:rFonts w:ascii="宋体" w:hAnsi="宋体" w:cs="黑体" w:hint="eastAsia"/>
-                <w:bCs/>
-                <w:szCs w:val="28"/>
-              </w:rPr>
-              <w:t xml:space="preserve">5.1.1 </w:t>
-            </w:r>
-            <w:r>
-              <w:rPr>
-                <w:rFonts w:ascii="宋体" w:hAnsi="宋体" w:cs="黑体" w:hint="eastAsia"/>
-                <w:bCs/>
-                <w:szCs w:val="30"/>
-              </w:rPr>
-              <w:t>时间核心逻辑</w:t>
-            </w:r>
-            <w:r>
-              <w:rPr>
-                <w:rFonts w:ascii="宋体" w:hAnsi="宋体" w:cs="黑体" w:hint="eastAsia"/>
-                <w:bCs/>
-                <w:szCs w:val="28"/>
-              </w:rPr>
-              <w:t>简述</w:t>
+          <w:hyperlink w:anchor="_Toc230907501" w:history="1">
+            <w:r>
+              <w:rPr>
+                <w:rStyle w:val="ae"/>
+                <w:rFonts w:ascii="宋体" w:hAnsi="宋体" w:cs="黑体"/>
+                <w:noProof/>
+              </w:rPr>
+              <w:t>5.1.1 时间核心逻辑简述</w:t>
+            </w:r>
+            <w:r>
+              <w:rPr>
+                <w:rFonts w:ascii="宋体" w:hAnsi="宋体" w:hint="eastAsia"/>
+                <w:noProof/>
+              </w:rPr>
+              <w:tab/>
+            </w:r>
+            <w:r>
+              <w:rPr>
+                <w:rFonts w:ascii="宋体" w:hAnsi="宋体" w:hint="eastAsia"/>
+                <w:noProof/>
+              </w:rPr>
+              <w:fldChar w:fldCharType="begin"/>
+            </w:r>
+            <w:r>
+              <w:rPr>
+                <w:rFonts w:ascii="宋体" w:hAnsi="宋体" w:hint="eastAsia"/>
+                <w:noProof/>
+              </w:rPr>
+              <w:instrText xml:space="preserve"> </w:instrText>
             </w:r>
             <w:r>
               <w:rPr>
                 <w:rFonts w:ascii="宋体" w:hAnsi="宋体"/>
-              </w:rPr>
-              <w:tab/>
+                <w:noProof/>
+              </w:rPr>
+              <w:instrText>PAGEREF _Toc230907501 \h</w:instrText>
+            </w:r>
+            <w:r>
+              <w:rPr>
+                <w:rFonts w:ascii="宋体" w:hAnsi="宋体" w:hint="eastAsia"/>
+                <w:noProof/>
+              </w:rPr>
+              <w:instrText xml:space="preserve"> </w:instrText>
+            </w:r>
+            <w:r>
+              <w:rPr>
+                <w:rFonts w:ascii="宋体" w:hAnsi="宋体" w:hint="eastAsia"/>
+                <w:noProof/>
+              </w:rPr>
+            </w:r>
+            <w:r>
+              <w:rPr>
+                <w:rFonts w:ascii="宋体" w:hAnsi="宋体" w:hint="eastAsia"/>
+                <w:noProof/>
+              </w:rPr>
+              <w:fldChar w:fldCharType="separate"/>
             </w:r>
             <w:r>
               <w:rPr>
                 <w:rFonts w:ascii="宋体" w:hAnsi="宋体"/>
-              </w:rPr>
-              <w:fldChar w:fldCharType="begin"/>
-            </w:r>
-            <w:r>
-              <w:rPr>
-                <w:rFonts w:ascii="宋体" w:hAnsi="宋体"/>
-              </w:rPr>
-              <w:instrText xml:space="preserve"> PAGEREF _Toc21348 </w:instrText>
-            </w:r>
-            <w:r>
-              <w:rPr>
-                <w:rFonts w:ascii="宋体" w:hAnsi="宋体"/>
-              </w:rPr>
-              <w:fldChar w:fldCharType="separate"/>
-            </w:r>
-            <w:r>
-              <w:rPr>
-                <w:rFonts w:ascii="宋体" w:hAnsi="宋体"/>
+                <w:noProof/>
               </w:rPr>
               <w:t>12</w:t>
             </w:r>
             <w:r>
               <w:rPr>
-                <w:rFonts w:ascii="宋体" w:hAnsi="宋体"/>
+                <w:rFonts w:ascii="宋体" w:hAnsi="宋体" w:hint="eastAsia"/>
+                <w:noProof/>
               </w:rPr>
               <w:fldChar w:fldCharType="end"/>
             </w:r>
@@ -3107,56 +3762,261 @@
           <w:pPr>
             <w:pStyle w:val="TOC3"/>
             <w:tabs>
-              <w:tab w:val="right" w:leader="dot" w:pos="8306"/>
+              <w:tab w:val="right" w:leader="dot" w:pos="8296"/>
             </w:tabs>
             <w:spacing w:after="0" w:line="360" w:lineRule="auto"/>
             <w:ind w:left="960"/>
             <w:rPr>
-              <w:rFonts w:ascii="宋体" w:hAnsi="宋体" w:hint="eastAsia"/>
+              <w:rFonts w:ascii="宋体" w:hAnsi="宋体" w:cstheme="minorBidi" w:hint="eastAsia"/>
+              <w:noProof/>
+              <w:sz w:val="22"/>
+              <w14:ligatures w14:val="standardContextual"/>
             </w:rPr>
           </w:pPr>
-          <w:hyperlink w:anchor="_Toc23606" w:history="1">
-            <w:r>
-              <w:rPr>
-                <w:rFonts w:ascii="宋体" w:hAnsi="宋体" w:cs="黑体" w:hint="eastAsia"/>
-                <w:bCs/>
-                <w:szCs w:val="28"/>
+          <w:hyperlink w:anchor="_Toc230907502" w:history="1">
+            <w:r>
+              <w:rPr>
+                <w:rStyle w:val="ae"/>
+                <w:rFonts w:ascii="宋体" w:hAnsi="宋体" w:cs="黑体"/>
+                <w:noProof/>
               </w:rPr>
               <w:t>5.1.2 计算星期核心逻辑</w:t>
             </w:r>
             <w:r>
               <w:rPr>
+                <w:rFonts w:ascii="宋体" w:hAnsi="宋体" w:hint="eastAsia"/>
+                <w:noProof/>
+              </w:rPr>
+              <w:tab/>
+            </w:r>
+            <w:r>
+              <w:rPr>
+                <w:rFonts w:ascii="宋体" w:hAnsi="宋体" w:hint="eastAsia"/>
+                <w:noProof/>
+              </w:rPr>
+              <w:fldChar w:fldCharType="begin"/>
+            </w:r>
+            <w:r>
+              <w:rPr>
+                <w:rFonts w:ascii="宋体" w:hAnsi="宋体" w:hint="eastAsia"/>
+                <w:noProof/>
+              </w:rPr>
+              <w:instrText xml:space="preserve"> </w:instrText>
+            </w:r>
+            <w:r>
+              <w:rPr>
                 <w:rFonts w:ascii="宋体" w:hAnsi="宋体"/>
+                <w:noProof/>
+              </w:rPr>
+              <w:instrText>PAGEREF _Toc230907502 \h</w:instrText>
+            </w:r>
+            <w:r>
+              <w:rPr>
+                <w:rFonts w:ascii="宋体" w:hAnsi="宋体" w:hint="eastAsia"/>
+                <w:noProof/>
+              </w:rPr>
+              <w:instrText xml:space="preserve"> </w:instrText>
+            </w:r>
+            <w:r>
+              <w:rPr>
+                <w:rFonts w:ascii="宋体" w:hAnsi="宋体" w:hint="eastAsia"/>
+                <w:noProof/>
+              </w:rPr>
+            </w:r>
+            <w:r>
+              <w:rPr>
+                <w:rFonts w:ascii="宋体" w:hAnsi="宋体" w:hint="eastAsia"/>
+                <w:noProof/>
+              </w:rPr>
+              <w:fldChar w:fldCharType="separate"/>
+            </w:r>
+            <w:r>
+              <w:rPr>
+                <w:rFonts w:ascii="宋体" w:hAnsi="宋体"/>
+                <w:noProof/>
+              </w:rPr>
+              <w:t>13</w:t>
+            </w:r>
+            <w:r>
+              <w:rPr>
+                <w:rFonts w:ascii="宋体" w:hAnsi="宋体" w:hint="eastAsia"/>
+                <w:noProof/>
+              </w:rPr>
+              <w:fldChar w:fldCharType="end"/>
+            </w:r>
+          </w:hyperlink>
+        </w:p>
+        <w:p>
+          <w:pPr>
+            <w:pStyle w:val="TOC2"/>
+            <w:tabs>
+              <w:tab w:val="right" w:leader="dot" w:pos="8296"/>
+            </w:tabs>
+            <w:spacing w:after="0" w:line="360" w:lineRule="auto"/>
+            <w:ind w:left="480"/>
+            <w:rPr>
+              <w:rFonts w:ascii="宋体" w:hAnsi="宋体" w:cstheme="minorBidi" w:hint="eastAsia"/>
+              <w:noProof/>
+              <w:sz w:val="22"/>
+              <w14:ligatures w14:val="standardContextual"/>
+            </w:rPr>
+          </w:pPr>
+          <w:hyperlink w:anchor="_Toc230907503" w:history="1">
+            <w:r>
+              <w:rPr>
+                <w:rStyle w:val="ae"/>
+                <w:rFonts w:ascii="宋体" w:hAnsi="宋体" w:cs="黑体"/>
+                <w:noProof/>
+              </w:rPr>
+              <w:t>5.2 主函数核心逻辑</w:t>
+            </w:r>
+            <w:r>
+              <w:rPr>
+                <w:rFonts w:ascii="宋体" w:hAnsi="宋体" w:hint="eastAsia"/>
+                <w:noProof/>
               </w:rPr>
               <w:tab/>
             </w:r>
             <w:r>
               <w:rPr>
+                <w:rFonts w:ascii="宋体" w:hAnsi="宋体" w:hint="eastAsia"/>
+                <w:noProof/>
+              </w:rPr>
+              <w:fldChar w:fldCharType="begin"/>
+            </w:r>
+            <w:r>
+              <w:rPr>
+                <w:rFonts w:ascii="宋体" w:hAnsi="宋体" w:hint="eastAsia"/>
+                <w:noProof/>
+              </w:rPr>
+              <w:instrText xml:space="preserve"> </w:instrText>
+            </w:r>
+            <w:r>
+              <w:rPr>
                 <w:rFonts w:ascii="宋体" w:hAnsi="宋体"/>
+                <w:noProof/>
+              </w:rPr>
+              <w:instrText>PAGEREF _Toc230907503 \h</w:instrText>
+            </w:r>
+            <w:r>
+              <w:rPr>
+                <w:rFonts w:ascii="宋体" w:hAnsi="宋体" w:hint="eastAsia"/>
+                <w:noProof/>
+              </w:rPr>
+              <w:instrText xml:space="preserve"> </w:instrText>
+            </w:r>
+            <w:r>
+              <w:rPr>
+                <w:rFonts w:ascii="宋体" w:hAnsi="宋体" w:hint="eastAsia"/>
+                <w:noProof/>
+              </w:rPr>
+            </w:r>
+            <w:r>
+              <w:rPr>
+                <w:rFonts w:ascii="宋体" w:hAnsi="宋体" w:hint="eastAsia"/>
+                <w:noProof/>
+              </w:rPr>
+              <w:fldChar w:fldCharType="separate"/>
+            </w:r>
+            <w:r>
+              <w:rPr>
+                <w:rFonts w:ascii="宋体" w:hAnsi="宋体"/>
+                <w:noProof/>
+              </w:rPr>
+              <w:t>13</w:t>
+            </w:r>
+            <w:r>
+              <w:rPr>
+                <w:rFonts w:ascii="宋体" w:hAnsi="宋体" w:hint="eastAsia"/>
+                <w:noProof/>
+              </w:rPr>
+              <w:fldChar w:fldCharType="end"/>
+            </w:r>
+          </w:hyperlink>
+        </w:p>
+        <w:p>
+          <w:pPr>
+            <w:pStyle w:val="TOC2"/>
+            <w:tabs>
+              <w:tab w:val="right" w:leader="dot" w:pos="8296"/>
+            </w:tabs>
+            <w:spacing w:after="0" w:line="360" w:lineRule="auto"/>
+            <w:ind w:left="480"/>
+            <w:rPr>
+              <w:rFonts w:ascii="宋体" w:hAnsi="宋体" w:cstheme="minorBidi" w:hint="eastAsia"/>
+              <w:noProof/>
+              <w:sz w:val="22"/>
+              <w14:ligatures w14:val="standardContextual"/>
+            </w:rPr>
+          </w:pPr>
+          <w:hyperlink w:anchor="_Toc230907504" w:history="1">
+            <w:r>
+              <w:rPr>
+                <w:rStyle w:val="ae"/>
+                <w:rFonts w:ascii="宋体" w:hAnsi="宋体" w:cs="黑体"/>
+                <w:noProof/>
+              </w:rPr>
+              <w:t>5.3 按键功能核心逻辑</w:t>
+            </w:r>
+            <w:r>
+              <w:rPr>
+                <w:rFonts w:ascii="宋体" w:hAnsi="宋体" w:hint="eastAsia"/>
+                <w:noProof/>
+              </w:rPr>
+              <w:tab/>
+            </w:r>
+            <w:r>
+              <w:rPr>
+                <w:rFonts w:ascii="宋体" w:hAnsi="宋体" w:hint="eastAsia"/>
+                <w:noProof/>
               </w:rPr>
               <w:fldChar w:fldCharType="begin"/>
             </w:r>
             <w:r>
               <w:rPr>
+                <w:rFonts w:ascii="宋体" w:hAnsi="宋体" w:hint="eastAsia"/>
+                <w:noProof/>
+              </w:rPr>
+              <w:instrText xml:space="preserve"> </w:instrText>
+            </w:r>
+            <w:r>
+              <w:rPr>
                 <w:rFonts w:ascii="宋体" w:hAnsi="宋体"/>
-              </w:rPr>
-              <w:instrText xml:space="preserve"> PAGEREF _Toc23606 </w:instrText>
+                <w:noProof/>
+              </w:rPr>
+              <w:instrText>PAGEREF _Toc230907504 \h</w:instrText>
+            </w:r>
+            <w:r>
+              <w:rPr>
+                <w:rFonts w:ascii="宋体" w:hAnsi="宋体" w:hint="eastAsia"/>
+                <w:noProof/>
+              </w:rPr>
+              <w:instrText xml:space="preserve"> </w:instrText>
+            </w:r>
+            <w:r>
+              <w:rPr>
+                <w:rFonts w:ascii="宋体" w:hAnsi="宋体" w:hint="eastAsia"/>
+                <w:noProof/>
+              </w:rPr>
+            </w:r>
+            <w:r>
+              <w:rPr>
+                <w:rFonts w:ascii="宋体" w:hAnsi="宋体" w:hint="eastAsia"/>
+                <w:noProof/>
+              </w:rPr>
+              <w:fldChar w:fldCharType="separate"/>
             </w:r>
             <w:r>
               <w:rPr>
                 <w:rFonts w:ascii="宋体" w:hAnsi="宋体"/>
-              </w:rPr>
-              <w:fldChar w:fldCharType="separate"/>
-            </w:r>
-            <w:r>
-              <w:rPr>
-                <w:rFonts w:ascii="宋体" w:hAnsi="宋体"/>
-              </w:rPr>
-              <w:t>13</w:t>
-            </w:r>
-            <w:r>
-              <w:rPr>
-                <w:rFonts w:ascii="宋体" w:hAnsi="宋体"/>
+                <w:noProof/>
+              </w:rPr>
+              <w:t>14</w:t>
+            </w:r>
+            <w:r>
+              <w:rPr>
+                <w:rFonts w:ascii="宋体" w:hAnsi="宋体" w:hint="eastAsia"/>
+                <w:noProof/>
               </w:rPr>
               <w:fldChar w:fldCharType="end"/>
             </w:r>
@@ -3166,23 +4026,27 @@
           <w:pPr>
             <w:pStyle w:val="TOC1"/>
             <w:tabs>
-              <w:tab w:val="right" w:leader="dot" w:pos="8306"/>
+              <w:tab w:val="right" w:leader="dot" w:pos="8296"/>
             </w:tabs>
             <w:spacing w:after="0" w:line="360" w:lineRule="auto"/>
             <w:rPr>
-              <w:rFonts w:ascii="宋体" w:hAnsi="宋体" w:hint="eastAsia"/>
+              <w:rFonts w:ascii="宋体" w:hAnsi="宋体" w:cstheme="minorBidi" w:hint="eastAsia"/>
               <w:b/>
               <w:bCs/>
+              <w:noProof/>
               <w:sz w:val="28"/>
               <w:szCs w:val="28"/>
+              <w14:ligatures w14:val="standardContextual"/>
             </w:rPr>
           </w:pPr>
-          <w:hyperlink w:anchor="_Toc13153" w:history="1">
-            <w:r>
-              <w:rPr>
-                <w:rFonts w:ascii="宋体" w:hAnsi="宋体" w:cs="黑体" w:hint="eastAsia"/>
+          <w:hyperlink w:anchor="_Toc230907505" w:history="1">
+            <w:r>
+              <w:rPr>
+                <w:rStyle w:val="ae"/>
+                <w:rFonts w:ascii="宋体" w:hAnsi="宋体" w:cs="黑体"/>
                 <w:b/>
                 <w:bCs/>
+                <w:noProof/>
                 <w:sz w:val="28"/>
                 <w:szCs w:val="28"/>
               </w:rPr>
@@ -3190,9 +4054,10 @@
             </w:r>
             <w:r>
               <w:rPr>
-                <w:rFonts w:ascii="宋体" w:hAnsi="宋体"/>
+                <w:rFonts w:ascii="宋体" w:hAnsi="宋体" w:hint="eastAsia"/>
                 <w:b/>
                 <w:bCs/>
+                <w:noProof/>
                 <w:sz w:val="28"/>
                 <w:szCs w:val="28"/>
               </w:rPr>
@@ -3200,51 +4065,56 @@
             </w:r>
             <w:r>
               <w:rPr>
+                <w:rFonts w:ascii="宋体" w:hAnsi="宋体" w:hint="eastAsia"/>
+                <w:noProof/>
+              </w:rPr>
+              <w:fldChar w:fldCharType="begin"/>
+            </w:r>
+            <w:r>
+              <w:rPr>
+                <w:rFonts w:ascii="宋体" w:hAnsi="宋体" w:hint="eastAsia"/>
+                <w:noProof/>
+              </w:rPr>
+              <w:instrText xml:space="preserve"> </w:instrText>
+            </w:r>
+            <w:r>
+              <w:rPr>
                 <w:rFonts w:ascii="宋体" w:hAnsi="宋体"/>
-                <w:b/>
-                <w:bCs/>
-                <w:sz w:val="28"/>
-                <w:szCs w:val="28"/>
-              </w:rPr>
-              <w:fldChar w:fldCharType="begin"/>
+                <w:noProof/>
+              </w:rPr>
+              <w:instrText>PAGEREF _Toc230907505 \h</w:instrText>
+            </w:r>
+            <w:r>
+              <w:rPr>
+                <w:rFonts w:ascii="宋体" w:hAnsi="宋体" w:hint="eastAsia"/>
+                <w:noProof/>
+              </w:rPr>
+              <w:instrText xml:space="preserve"> </w:instrText>
+            </w:r>
+            <w:r>
+              <w:rPr>
+                <w:rFonts w:ascii="宋体" w:hAnsi="宋体" w:hint="eastAsia"/>
+                <w:noProof/>
+              </w:rPr>
+            </w:r>
+            <w:r>
+              <w:rPr>
+                <w:rFonts w:ascii="宋体" w:hAnsi="宋体" w:hint="eastAsia"/>
+                <w:noProof/>
+              </w:rPr>
+              <w:fldChar w:fldCharType="separate"/>
             </w:r>
             <w:r>
               <w:rPr>
                 <w:rFonts w:ascii="宋体" w:hAnsi="宋体"/>
-                <w:b/>
-                <w:bCs/>
-                <w:sz w:val="28"/>
-                <w:szCs w:val="28"/>
-              </w:rPr>
-              <w:instrText xml:space="preserve"> PAGEREF _Toc13153 </w:instrText>
-            </w:r>
-            <w:r>
-              <w:rPr>
-                <w:rFonts w:ascii="宋体" w:hAnsi="宋体"/>
-                <w:b/>
-                <w:bCs/>
-                <w:sz w:val="28"/>
-                <w:szCs w:val="28"/>
-              </w:rPr>
-              <w:fldChar w:fldCharType="separate"/>
-            </w:r>
-            <w:r>
-              <w:rPr>
-                <w:rFonts w:ascii="宋体" w:hAnsi="宋体"/>
-                <w:b/>
-                <w:bCs/>
-                <w:sz w:val="28"/>
-                <w:szCs w:val="28"/>
+                <w:noProof/>
               </w:rPr>
               <w:t>15</w:t>
             </w:r>
             <w:r>
               <w:rPr>
-                <w:rFonts w:ascii="宋体" w:hAnsi="宋体"/>
-                <w:b/>
-                <w:bCs/>
-                <w:sz w:val="28"/>
-                <w:szCs w:val="28"/>
+                <w:rFonts w:ascii="宋体" w:hAnsi="宋体" w:hint="eastAsia"/>
+                <w:noProof/>
               </w:rPr>
               <w:fldChar w:fldCharType="end"/>
             </w:r>
@@ -3254,56 +4124,85 @@
           <w:pPr>
             <w:pStyle w:val="TOC2"/>
             <w:tabs>
-              <w:tab w:val="right" w:leader="dot" w:pos="8306"/>
+              <w:tab w:val="right" w:leader="dot" w:pos="8296"/>
             </w:tabs>
             <w:spacing w:after="0" w:line="360" w:lineRule="auto"/>
             <w:ind w:left="480"/>
             <w:rPr>
-              <w:rFonts w:ascii="宋体" w:hAnsi="宋体" w:hint="eastAsia"/>
+              <w:rFonts w:ascii="宋体" w:hAnsi="宋体" w:cstheme="minorBidi" w:hint="eastAsia"/>
+              <w:noProof/>
+              <w:sz w:val="22"/>
+              <w14:ligatures w14:val="standardContextual"/>
             </w:rPr>
           </w:pPr>
-          <w:hyperlink w:anchor="_Toc4778" w:history="1">
-            <w:r>
-              <w:rPr>
-                <w:rFonts w:ascii="宋体" w:hAnsi="宋体" w:cs="黑体" w:hint="eastAsia"/>
-                <w:bCs/>
-                <w:szCs w:val="30"/>
+          <w:hyperlink w:anchor="_Toc230907506" w:history="1">
+            <w:r>
+              <w:rPr>
+                <w:rStyle w:val="ae"/>
+                <w:rFonts w:ascii="宋体" w:hAnsi="宋体" w:cs="黑体"/>
+                <w:noProof/>
               </w:rPr>
               <w:t>6.1 软件调试与分析</w:t>
             </w:r>
             <w:r>
               <w:rPr>
+                <w:rFonts w:ascii="宋体" w:hAnsi="宋体" w:hint="eastAsia"/>
+                <w:noProof/>
+              </w:rPr>
+              <w:tab/>
+            </w:r>
+            <w:r>
+              <w:rPr>
+                <w:rFonts w:ascii="宋体" w:hAnsi="宋体" w:hint="eastAsia"/>
+                <w:noProof/>
+              </w:rPr>
+              <w:fldChar w:fldCharType="begin"/>
+            </w:r>
+            <w:r>
+              <w:rPr>
+                <w:rFonts w:ascii="宋体" w:hAnsi="宋体" w:hint="eastAsia"/>
+                <w:noProof/>
+              </w:rPr>
+              <w:instrText xml:space="preserve"> </w:instrText>
+            </w:r>
+            <w:r>
+              <w:rPr>
                 <w:rFonts w:ascii="宋体" w:hAnsi="宋体"/>
-              </w:rPr>
-              <w:tab/>
+                <w:noProof/>
+              </w:rPr>
+              <w:instrText>PAGEREF _Toc230907506 \h</w:instrText>
+            </w:r>
+            <w:r>
+              <w:rPr>
+                <w:rFonts w:ascii="宋体" w:hAnsi="宋体" w:hint="eastAsia"/>
+                <w:noProof/>
+              </w:rPr>
+              <w:instrText xml:space="preserve"> </w:instrText>
+            </w:r>
+            <w:r>
+              <w:rPr>
+                <w:rFonts w:ascii="宋体" w:hAnsi="宋体" w:hint="eastAsia"/>
+                <w:noProof/>
+              </w:rPr>
+            </w:r>
+            <w:r>
+              <w:rPr>
+                <w:rFonts w:ascii="宋体" w:hAnsi="宋体" w:hint="eastAsia"/>
+                <w:noProof/>
+              </w:rPr>
+              <w:fldChar w:fldCharType="separate"/>
             </w:r>
             <w:r>
               <w:rPr>
                 <w:rFonts w:ascii="宋体" w:hAnsi="宋体"/>
-              </w:rPr>
-              <w:fldChar w:fldCharType="begin"/>
-            </w:r>
-            <w:r>
-              <w:rPr>
-                <w:rFonts w:ascii="宋体" w:hAnsi="宋体"/>
-              </w:rPr>
-              <w:instrText xml:space="preserve"> PAGEREF _Toc4778 </w:instrText>
-            </w:r>
-            <w:r>
-              <w:rPr>
-                <w:rFonts w:ascii="宋体" w:hAnsi="宋体"/>
-              </w:rPr>
-              <w:fldChar w:fldCharType="separate"/>
-            </w:r>
-            <w:r>
-              <w:rPr>
-                <w:rFonts w:ascii="宋体" w:hAnsi="宋体"/>
+                <w:noProof/>
               </w:rPr>
               <w:t>15</w:t>
             </w:r>
             <w:r>
               <w:rPr>
-                <w:rFonts w:ascii="宋体" w:hAnsi="宋体"/>
+                <w:rFonts w:ascii="宋体" w:hAnsi="宋体" w:hint="eastAsia"/>
+                <w:noProof/>
               </w:rPr>
               <w:fldChar w:fldCharType="end"/>
             </w:r>
@@ -3313,56 +4212,85 @@
           <w:pPr>
             <w:pStyle w:val="TOC2"/>
             <w:tabs>
-              <w:tab w:val="right" w:leader="dot" w:pos="8306"/>
+              <w:tab w:val="right" w:leader="dot" w:pos="8296"/>
             </w:tabs>
             <w:spacing w:after="0" w:line="360" w:lineRule="auto"/>
             <w:ind w:left="480"/>
             <w:rPr>
-              <w:rFonts w:ascii="宋体" w:hAnsi="宋体" w:hint="eastAsia"/>
+              <w:rFonts w:ascii="宋体" w:hAnsi="宋体" w:cstheme="minorBidi" w:hint="eastAsia"/>
+              <w:noProof/>
+              <w:sz w:val="22"/>
+              <w14:ligatures w14:val="standardContextual"/>
             </w:rPr>
           </w:pPr>
-          <w:hyperlink w:anchor="_Toc22886" w:history="1">
-            <w:r>
-              <w:rPr>
-                <w:rFonts w:ascii="宋体" w:hAnsi="宋体" w:cs="黑体" w:hint="eastAsia"/>
-                <w:bCs/>
-                <w:szCs w:val="30"/>
-              </w:rPr>
-              <w:t>6.2 proteus仿真操作方法</w:t>
+          <w:hyperlink w:anchor="_Toc230907507" w:history="1">
+            <w:r>
+              <w:rPr>
+                <w:rStyle w:val="ae"/>
+                <w:rFonts w:ascii="宋体" w:hAnsi="宋体" w:cs="黑体"/>
+                <w:noProof/>
+              </w:rPr>
+              <w:t>6.2 Proteus仿真操作方法</w:t>
+            </w:r>
+            <w:r>
+              <w:rPr>
+                <w:rFonts w:ascii="宋体" w:hAnsi="宋体" w:hint="eastAsia"/>
+                <w:noProof/>
+              </w:rPr>
+              <w:tab/>
+            </w:r>
+            <w:r>
+              <w:rPr>
+                <w:rFonts w:ascii="宋体" w:hAnsi="宋体" w:hint="eastAsia"/>
+                <w:noProof/>
+              </w:rPr>
+              <w:fldChar w:fldCharType="begin"/>
+            </w:r>
+            <w:r>
+              <w:rPr>
+                <w:rFonts w:ascii="宋体" w:hAnsi="宋体" w:hint="eastAsia"/>
+                <w:noProof/>
+              </w:rPr>
+              <w:instrText xml:space="preserve"> </w:instrText>
             </w:r>
             <w:r>
               <w:rPr>
                 <w:rFonts w:ascii="宋体" w:hAnsi="宋体"/>
-              </w:rPr>
-              <w:tab/>
+                <w:noProof/>
+              </w:rPr>
+              <w:instrText>PAGEREF _Toc230907507 \h</w:instrText>
+            </w:r>
+            <w:r>
+              <w:rPr>
+                <w:rFonts w:ascii="宋体" w:hAnsi="宋体" w:hint="eastAsia"/>
+                <w:noProof/>
+              </w:rPr>
+              <w:instrText xml:space="preserve"> </w:instrText>
+            </w:r>
+            <w:r>
+              <w:rPr>
+                <w:rFonts w:ascii="宋体" w:hAnsi="宋体" w:hint="eastAsia"/>
+                <w:noProof/>
+              </w:rPr>
+            </w:r>
+            <w:r>
+              <w:rPr>
+                <w:rFonts w:ascii="宋体" w:hAnsi="宋体" w:hint="eastAsia"/>
+                <w:noProof/>
+              </w:rPr>
+              <w:fldChar w:fldCharType="separate"/>
             </w:r>
             <w:r>
               <w:rPr>
                 <w:rFonts w:ascii="宋体" w:hAnsi="宋体"/>
-              </w:rPr>
-              <w:fldChar w:fldCharType="begin"/>
-            </w:r>
-            <w:r>
-              <w:rPr>
-                <w:rFonts w:ascii="宋体" w:hAnsi="宋体"/>
-              </w:rPr>
-              <w:instrText xml:space="preserve"> PAGEREF _Toc22886 </w:instrText>
-            </w:r>
-            <w:r>
-              <w:rPr>
-                <w:rFonts w:ascii="宋体" w:hAnsi="宋体"/>
-              </w:rPr>
-              <w:fldChar w:fldCharType="separate"/>
-            </w:r>
-            <w:r>
-              <w:rPr>
-                <w:rFonts w:ascii="宋体" w:hAnsi="宋体"/>
+                <w:noProof/>
               </w:rPr>
               <w:t>15</w:t>
             </w:r>
             <w:r>
               <w:rPr>
-                <w:rFonts w:ascii="宋体" w:hAnsi="宋体"/>
+                <w:rFonts w:ascii="宋体" w:hAnsi="宋体" w:hint="eastAsia"/>
+                <w:noProof/>
               </w:rPr>
               <w:fldChar w:fldCharType="end"/>
             </w:r>
@@ -3370,58 +4298,87 @@
         </w:p>
         <w:p>
           <w:pPr>
-            <w:pStyle w:val="TOC2"/>
+            <w:pStyle w:val="TOC3"/>
             <w:tabs>
-              <w:tab w:val="right" w:leader="dot" w:pos="8306"/>
+              <w:tab w:val="right" w:leader="dot" w:pos="8296"/>
             </w:tabs>
             <w:spacing w:after="0" w:line="360" w:lineRule="auto"/>
-            <w:ind w:left="480"/>
+            <w:ind w:left="960"/>
             <w:rPr>
-              <w:rFonts w:ascii="宋体" w:hAnsi="宋体" w:hint="eastAsia"/>
+              <w:rFonts w:ascii="宋体" w:hAnsi="宋体" w:cstheme="minorBidi" w:hint="eastAsia"/>
+              <w:noProof/>
+              <w:sz w:val="22"/>
+              <w14:ligatures w14:val="standardContextual"/>
             </w:rPr>
           </w:pPr>
-          <w:hyperlink w:anchor="_Toc24218" w:history="1">
-            <w:r>
-              <w:rPr>
-                <w:rFonts w:ascii="宋体" w:hAnsi="宋体" w:cs="黑体" w:hint="eastAsia"/>
-                <w:bCs/>
-                <w:szCs w:val="30"/>
+          <w:hyperlink w:anchor="_Toc230907508" w:history="1">
+            <w:r>
+              <w:rPr>
+                <w:rStyle w:val="ae"/>
+                <w:rFonts w:ascii="宋体" w:hAnsi="宋体" w:cs="黑体"/>
+                <w:noProof/>
               </w:rPr>
               <w:t>6.2.1 主界面操作方法</w:t>
             </w:r>
             <w:r>
               <w:rPr>
+                <w:rFonts w:ascii="宋体" w:hAnsi="宋体" w:hint="eastAsia"/>
+                <w:noProof/>
+              </w:rPr>
+              <w:tab/>
+            </w:r>
+            <w:r>
+              <w:rPr>
+                <w:rFonts w:ascii="宋体" w:hAnsi="宋体" w:hint="eastAsia"/>
+                <w:noProof/>
+              </w:rPr>
+              <w:fldChar w:fldCharType="begin"/>
+            </w:r>
+            <w:r>
+              <w:rPr>
+                <w:rFonts w:ascii="宋体" w:hAnsi="宋体" w:hint="eastAsia"/>
+                <w:noProof/>
+              </w:rPr>
+              <w:instrText xml:space="preserve"> </w:instrText>
+            </w:r>
+            <w:r>
+              <w:rPr>
                 <w:rFonts w:ascii="宋体" w:hAnsi="宋体"/>
-              </w:rPr>
-              <w:tab/>
+                <w:noProof/>
+              </w:rPr>
+              <w:instrText>PAGEREF _Toc230907508 \h</w:instrText>
+            </w:r>
+            <w:r>
+              <w:rPr>
+                <w:rFonts w:ascii="宋体" w:hAnsi="宋体" w:hint="eastAsia"/>
+                <w:noProof/>
+              </w:rPr>
+              <w:instrText xml:space="preserve"> </w:instrText>
+            </w:r>
+            <w:r>
+              <w:rPr>
+                <w:rFonts w:ascii="宋体" w:hAnsi="宋体" w:hint="eastAsia"/>
+                <w:noProof/>
+              </w:rPr>
+            </w:r>
+            <w:r>
+              <w:rPr>
+                <w:rFonts w:ascii="宋体" w:hAnsi="宋体" w:hint="eastAsia"/>
+                <w:noProof/>
+              </w:rPr>
+              <w:fldChar w:fldCharType="separate"/>
             </w:r>
             <w:r>
               <w:rPr>
                 <w:rFonts w:ascii="宋体" w:hAnsi="宋体"/>
-              </w:rPr>
-              <w:fldChar w:fldCharType="begin"/>
-            </w:r>
-            <w:r>
-              <w:rPr>
-                <w:rFonts w:ascii="宋体" w:hAnsi="宋体"/>
-              </w:rPr>
-              <w:instrText xml:space="preserve"> PAGEREF _Toc24218 </w:instrText>
-            </w:r>
-            <w:r>
-              <w:rPr>
-                <w:rFonts w:ascii="宋体" w:hAnsi="宋体"/>
-              </w:rPr>
-              <w:fldChar w:fldCharType="separate"/>
-            </w:r>
-            <w:r>
-              <w:rPr>
-                <w:rFonts w:ascii="宋体" w:hAnsi="宋体"/>
+                <w:noProof/>
               </w:rPr>
               <w:t>16</w:t>
             </w:r>
             <w:r>
               <w:rPr>
-                <w:rFonts w:ascii="宋体" w:hAnsi="宋体"/>
+                <w:rFonts w:ascii="宋体" w:hAnsi="宋体" w:hint="eastAsia"/>
+                <w:noProof/>
               </w:rPr>
               <w:fldChar w:fldCharType="end"/>
             </w:r>
@@ -3429,58 +4386,175 @@
         </w:p>
         <w:p>
           <w:pPr>
-            <w:pStyle w:val="TOC2"/>
+            <w:pStyle w:val="TOC3"/>
             <w:tabs>
-              <w:tab w:val="right" w:leader="dot" w:pos="8306"/>
+              <w:tab w:val="right" w:leader="dot" w:pos="8296"/>
             </w:tabs>
             <w:spacing w:after="0" w:line="360" w:lineRule="auto"/>
-            <w:ind w:left="480"/>
+            <w:ind w:left="960"/>
             <w:rPr>
-              <w:rFonts w:ascii="宋体" w:hAnsi="宋体" w:hint="eastAsia"/>
+              <w:rFonts w:ascii="宋体" w:hAnsi="宋体" w:cstheme="minorBidi" w:hint="eastAsia"/>
+              <w:noProof/>
+              <w:sz w:val="22"/>
+              <w14:ligatures w14:val="standardContextual"/>
             </w:rPr>
           </w:pPr>
-          <w:hyperlink w:anchor="_Toc27960" w:history="1">
-            <w:r>
-              <w:rPr>
-                <w:rFonts w:ascii="宋体" w:hAnsi="宋体" w:cs="黑体" w:hint="eastAsia"/>
-                <w:bCs/>
-                <w:szCs w:val="30"/>
+          <w:hyperlink w:anchor="_Toc230907509" w:history="1">
+            <w:r>
+              <w:rPr>
+                <w:rStyle w:val="ae"/>
+                <w:rFonts w:ascii="宋体" w:hAnsi="宋体" w:cs="黑体"/>
+                <w:noProof/>
               </w:rPr>
               <w:t>6.2.2 时间设置操作方法</w:t>
             </w:r>
             <w:r>
               <w:rPr>
+                <w:rFonts w:ascii="宋体" w:hAnsi="宋体" w:hint="eastAsia"/>
+                <w:noProof/>
+              </w:rPr>
+              <w:tab/>
+            </w:r>
+            <w:r>
+              <w:rPr>
+                <w:rFonts w:ascii="宋体" w:hAnsi="宋体" w:hint="eastAsia"/>
+                <w:noProof/>
+              </w:rPr>
+              <w:fldChar w:fldCharType="begin"/>
+            </w:r>
+            <w:r>
+              <w:rPr>
+                <w:rFonts w:ascii="宋体" w:hAnsi="宋体" w:hint="eastAsia"/>
+                <w:noProof/>
+              </w:rPr>
+              <w:instrText xml:space="preserve"> </w:instrText>
+            </w:r>
+            <w:r>
+              <w:rPr>
                 <w:rFonts w:ascii="宋体" w:hAnsi="宋体"/>
+                <w:noProof/>
+              </w:rPr>
+              <w:instrText>PAGEREF _Toc230907509 \h</w:instrText>
+            </w:r>
+            <w:r>
+              <w:rPr>
+                <w:rFonts w:ascii="宋体" w:hAnsi="宋体" w:hint="eastAsia"/>
+                <w:noProof/>
+              </w:rPr>
+              <w:instrText xml:space="preserve"> </w:instrText>
+            </w:r>
+            <w:r>
+              <w:rPr>
+                <w:rFonts w:ascii="宋体" w:hAnsi="宋体" w:hint="eastAsia"/>
+                <w:noProof/>
+              </w:rPr>
+            </w:r>
+            <w:r>
+              <w:rPr>
+                <w:rFonts w:ascii="宋体" w:hAnsi="宋体" w:hint="eastAsia"/>
+                <w:noProof/>
+              </w:rPr>
+              <w:fldChar w:fldCharType="separate"/>
+            </w:r>
+            <w:r>
+              <w:rPr>
+                <w:rFonts w:ascii="宋体" w:hAnsi="宋体"/>
+                <w:noProof/>
+              </w:rPr>
+              <w:t>16</w:t>
+            </w:r>
+            <w:r>
+              <w:rPr>
+                <w:rFonts w:ascii="宋体" w:hAnsi="宋体" w:hint="eastAsia"/>
+                <w:noProof/>
+              </w:rPr>
+              <w:fldChar w:fldCharType="end"/>
+            </w:r>
+          </w:hyperlink>
+        </w:p>
+        <w:p>
+          <w:pPr>
+            <w:pStyle w:val="TOC3"/>
+            <w:tabs>
+              <w:tab w:val="right" w:leader="dot" w:pos="8296"/>
+            </w:tabs>
+            <w:spacing w:after="0" w:line="360" w:lineRule="auto"/>
+            <w:ind w:left="960"/>
+            <w:rPr>
+              <w:rFonts w:ascii="宋体" w:hAnsi="宋体" w:cstheme="minorBidi" w:hint="eastAsia"/>
+              <w:noProof/>
+              <w:sz w:val="22"/>
+              <w14:ligatures w14:val="standardContextual"/>
+            </w:rPr>
+          </w:pPr>
+          <w:hyperlink w:anchor="_Toc230907510" w:history="1">
+            <w:r>
+              <w:rPr>
+                <w:rStyle w:val="ae"/>
+                <w:rFonts w:ascii="宋体" w:hAnsi="宋体" w:cs="黑体"/>
+                <w:noProof/>
+              </w:rPr>
+              <w:t>6.2.3 闹钟设置操作方法</w:t>
+            </w:r>
+            <w:r>
+              <w:rPr>
+                <w:rFonts w:ascii="宋体" w:hAnsi="宋体" w:hint="eastAsia"/>
+                <w:noProof/>
               </w:rPr>
               <w:tab/>
             </w:r>
             <w:r>
               <w:rPr>
+                <w:rFonts w:ascii="宋体" w:hAnsi="宋体" w:hint="eastAsia"/>
+                <w:noProof/>
+              </w:rPr>
+              <w:fldChar w:fldCharType="begin"/>
+            </w:r>
+            <w:r>
+              <w:rPr>
+                <w:rFonts w:ascii="宋体" w:hAnsi="宋体" w:hint="eastAsia"/>
+                <w:noProof/>
+              </w:rPr>
+              <w:instrText xml:space="preserve"> </w:instrText>
+            </w:r>
+            <w:r>
+              <w:rPr>
                 <w:rFonts w:ascii="宋体" w:hAnsi="宋体"/>
-              </w:rPr>
-              <w:fldChar w:fldCharType="begin"/>
+                <w:noProof/>
+              </w:rPr>
+              <w:instrText>PAGEREF _Toc230907510 \h</w:instrText>
+            </w:r>
+            <w:r>
+              <w:rPr>
+                <w:rFonts w:ascii="宋体" w:hAnsi="宋体" w:hint="eastAsia"/>
+                <w:noProof/>
+              </w:rPr>
+              <w:instrText xml:space="preserve"> </w:instrText>
+            </w:r>
+            <w:r>
+              <w:rPr>
+                <w:rFonts w:ascii="宋体" w:hAnsi="宋体" w:hint="eastAsia"/>
+                <w:noProof/>
+              </w:rPr>
+            </w:r>
+            <w:r>
+              <w:rPr>
+                <w:rFonts w:ascii="宋体" w:hAnsi="宋体" w:hint="eastAsia"/>
+                <w:noProof/>
+              </w:rPr>
+              <w:fldChar w:fldCharType="separate"/>
             </w:r>
             <w:r>
               <w:rPr>
                 <w:rFonts w:ascii="宋体" w:hAnsi="宋体"/>
-              </w:rPr>
-              <w:instrText xml:space="preserve"> PAGEREF _Toc27960 </w:instrText>
-            </w:r>
-            <w:r>
-              <w:rPr>
-                <w:rFonts w:ascii="宋体" w:hAnsi="宋体"/>
-              </w:rPr>
-              <w:fldChar w:fldCharType="separate"/>
-            </w:r>
-            <w:r>
-              <w:rPr>
-                <w:rFonts w:ascii="宋体" w:hAnsi="宋体"/>
+                <w:noProof/>
               </w:rPr>
               <w:t>16</w:t>
             </w:r>
             <w:r>
               <w:rPr>
-                <w:rFonts w:ascii="宋体" w:hAnsi="宋体"/>
+                <w:rFonts w:ascii="宋体" w:hAnsi="宋体" w:hint="eastAsia"/>
+                <w:noProof/>
               </w:rPr>
               <w:fldChar w:fldCharType="end"/>
             </w:r>
@@ -3490,23 +4564,27 @@
           <w:pPr>
             <w:pStyle w:val="TOC1"/>
             <w:tabs>
-              <w:tab w:val="right" w:leader="dot" w:pos="8306"/>
+              <w:tab w:val="right" w:leader="dot" w:pos="8296"/>
             </w:tabs>
             <w:spacing w:after="0" w:line="360" w:lineRule="auto"/>
             <w:rPr>
-              <w:rFonts w:ascii="宋体" w:hAnsi="宋体" w:hint="eastAsia"/>
+              <w:rFonts w:ascii="宋体" w:hAnsi="宋体" w:cstheme="minorBidi" w:hint="eastAsia"/>
               <w:b/>
               <w:bCs/>
+              <w:noProof/>
               <w:sz w:val="28"/>
               <w:szCs w:val="28"/>
+              <w14:ligatures w14:val="standardContextual"/>
             </w:rPr>
           </w:pPr>
-          <w:hyperlink w:anchor="_Toc10084" w:history="1">
-            <w:r>
-              <w:rPr>
-                <w:rFonts w:ascii="宋体" w:hAnsi="宋体" w:cs="黑体" w:hint="eastAsia"/>
+          <w:hyperlink w:anchor="_Toc230907511" w:history="1">
+            <w:r>
+              <w:rPr>
+                <w:rStyle w:val="ae"/>
+                <w:rFonts w:ascii="宋体" w:hAnsi="宋体" w:cs="黑体"/>
                 <w:b/>
                 <w:bCs/>
+                <w:noProof/>
                 <w:sz w:val="28"/>
                 <w:szCs w:val="28"/>
               </w:rPr>
@@ -3514,9 +4592,10 @@
             </w:r>
             <w:r>
               <w:rPr>
-                <w:rFonts w:ascii="宋体" w:hAnsi="宋体"/>
+                <w:rFonts w:ascii="宋体" w:hAnsi="宋体" w:hint="eastAsia"/>
                 <w:b/>
                 <w:bCs/>
+                <w:noProof/>
                 <w:sz w:val="28"/>
                 <w:szCs w:val="28"/>
               </w:rPr>
@@ -3524,51 +4603,56 @@
             </w:r>
             <w:r>
               <w:rPr>
+                <w:rFonts w:ascii="宋体" w:hAnsi="宋体" w:hint="eastAsia"/>
+                <w:noProof/>
+              </w:rPr>
+              <w:fldChar w:fldCharType="begin"/>
+            </w:r>
+            <w:r>
+              <w:rPr>
+                <w:rFonts w:ascii="宋体" w:hAnsi="宋体" w:hint="eastAsia"/>
+                <w:noProof/>
+              </w:rPr>
+              <w:instrText xml:space="preserve"> </w:instrText>
+            </w:r>
+            <w:r>
+              <w:rPr>
                 <w:rFonts w:ascii="宋体" w:hAnsi="宋体"/>
-                <w:b/>
-                <w:bCs/>
-                <w:sz w:val="28"/>
-                <w:szCs w:val="28"/>
-              </w:rPr>
-              <w:fldChar w:fldCharType="begin"/>
+                <w:noProof/>
+              </w:rPr>
+              <w:instrText>PAGEREF _Toc230907511 \h</w:instrText>
+            </w:r>
+            <w:r>
+              <w:rPr>
+                <w:rFonts w:ascii="宋体" w:hAnsi="宋体" w:hint="eastAsia"/>
+                <w:noProof/>
+              </w:rPr>
+              <w:instrText xml:space="preserve"> </w:instrText>
+            </w:r>
+            <w:r>
+              <w:rPr>
+                <w:rFonts w:ascii="宋体" w:hAnsi="宋体" w:hint="eastAsia"/>
+                <w:noProof/>
+              </w:rPr>
+            </w:r>
+            <w:r>
+              <w:rPr>
+                <w:rFonts w:ascii="宋体" w:hAnsi="宋体" w:hint="eastAsia"/>
+                <w:noProof/>
+              </w:rPr>
+              <w:fldChar w:fldCharType="separate"/>
             </w:r>
             <w:r>
               <w:rPr>
                 <w:rFonts w:ascii="宋体" w:hAnsi="宋体"/>
-                <w:b/>
-                <w:bCs/>
-                <w:sz w:val="28"/>
-                <w:szCs w:val="28"/>
-              </w:rPr>
-              <w:instrText xml:space="preserve"> PAGEREF _Toc10084 </w:instrText>
-            </w:r>
-            <w:r>
-              <w:rPr>
-                <w:rFonts w:ascii="宋体" w:hAnsi="宋体"/>
-                <w:b/>
-                <w:bCs/>
-                <w:sz w:val="28"/>
-                <w:szCs w:val="28"/>
-              </w:rPr>
-              <w:fldChar w:fldCharType="separate"/>
-            </w:r>
-            <w:r>
-              <w:rPr>
-                <w:rFonts w:ascii="宋体" w:hAnsi="宋体"/>
-                <w:b/>
-                <w:bCs/>
-                <w:sz w:val="28"/>
-                <w:szCs w:val="28"/>
-              </w:rPr>
-              <w:t>17</w:t>
-            </w:r>
-            <w:r>
-              <w:rPr>
-                <w:rFonts w:ascii="宋体" w:hAnsi="宋体"/>
-                <w:b/>
-                <w:bCs/>
-                <w:sz w:val="28"/>
-                <w:szCs w:val="28"/>
+                <w:noProof/>
+              </w:rPr>
+              <w:t>20</w:t>
+            </w:r>
+            <w:r>
+              <w:rPr>
+                <w:rFonts w:ascii="宋体" w:hAnsi="宋体" w:hint="eastAsia"/>
+                <w:noProof/>
               </w:rPr>
               <w:fldChar w:fldCharType="end"/>
             </w:r>
@@ -3578,23 +4662,27 @@
           <w:pPr>
             <w:pStyle w:val="TOC1"/>
             <w:tabs>
-              <w:tab w:val="right" w:leader="dot" w:pos="8306"/>
+              <w:tab w:val="right" w:leader="dot" w:pos="8296"/>
             </w:tabs>
             <w:spacing w:after="0" w:line="360" w:lineRule="auto"/>
             <w:rPr>
-              <w:rFonts w:ascii="宋体" w:hAnsi="宋体" w:hint="eastAsia"/>
+              <w:rFonts w:ascii="宋体" w:hAnsi="宋体" w:cstheme="minorBidi" w:hint="eastAsia"/>
               <w:b/>
               <w:bCs/>
+              <w:noProof/>
               <w:sz w:val="28"/>
               <w:szCs w:val="28"/>
+              <w14:ligatures w14:val="standardContextual"/>
             </w:rPr>
           </w:pPr>
-          <w:hyperlink w:anchor="_Toc17594" w:history="1">
-            <w:r>
-              <w:rPr>
-                <w:rFonts w:ascii="宋体" w:hAnsi="宋体" w:cs="黑体" w:hint="eastAsia"/>
+          <w:hyperlink w:anchor="_Toc230907512" w:history="1">
+            <w:r>
+              <w:rPr>
+                <w:rStyle w:val="ae"/>
+                <w:rFonts w:ascii="宋体" w:hAnsi="宋体" w:cs="黑体"/>
                 <w:b/>
                 <w:bCs/>
+                <w:noProof/>
                 <w:sz w:val="28"/>
                 <w:szCs w:val="28"/>
               </w:rPr>
@@ -3602,9 +4690,10 @@
             </w:r>
             <w:r>
               <w:rPr>
-                <w:rFonts w:ascii="宋体" w:hAnsi="宋体"/>
+                <w:rFonts w:ascii="宋体" w:hAnsi="宋体" w:hint="eastAsia"/>
                 <w:b/>
                 <w:bCs/>
+                <w:noProof/>
                 <w:sz w:val="28"/>
                 <w:szCs w:val="28"/>
               </w:rPr>
@@ -3612,51 +4701,56 @@
             </w:r>
             <w:r>
               <w:rPr>
+                <w:rFonts w:ascii="宋体" w:hAnsi="宋体" w:hint="eastAsia"/>
+                <w:noProof/>
+              </w:rPr>
+              <w:fldChar w:fldCharType="begin"/>
+            </w:r>
+            <w:r>
+              <w:rPr>
+                <w:rFonts w:ascii="宋体" w:hAnsi="宋体" w:hint="eastAsia"/>
+                <w:noProof/>
+              </w:rPr>
+              <w:instrText xml:space="preserve"> </w:instrText>
+            </w:r>
+            <w:r>
+              <w:rPr>
                 <w:rFonts w:ascii="宋体" w:hAnsi="宋体"/>
-                <w:b/>
-                <w:bCs/>
-                <w:sz w:val="28"/>
-                <w:szCs w:val="28"/>
-              </w:rPr>
-              <w:fldChar w:fldCharType="begin"/>
+                <w:noProof/>
+              </w:rPr>
+              <w:instrText>PAGEREF _Toc230907512 \h</w:instrText>
+            </w:r>
+            <w:r>
+              <w:rPr>
+                <w:rFonts w:ascii="宋体" w:hAnsi="宋体" w:hint="eastAsia"/>
+                <w:noProof/>
+              </w:rPr>
+              <w:instrText xml:space="preserve"> </w:instrText>
+            </w:r>
+            <w:r>
+              <w:rPr>
+                <w:rFonts w:ascii="宋体" w:hAnsi="宋体" w:hint="eastAsia"/>
+                <w:noProof/>
+              </w:rPr>
+            </w:r>
+            <w:r>
+              <w:rPr>
+                <w:rFonts w:ascii="宋体" w:hAnsi="宋体" w:hint="eastAsia"/>
+                <w:noProof/>
+              </w:rPr>
+              <w:fldChar w:fldCharType="separate"/>
             </w:r>
             <w:r>
               <w:rPr>
                 <w:rFonts w:ascii="宋体" w:hAnsi="宋体"/>
-                <w:b/>
-                <w:bCs/>
-                <w:sz w:val="28"/>
-                <w:szCs w:val="28"/>
-              </w:rPr>
-              <w:instrText xml:space="preserve"> PAGEREF _Toc17594 </w:instrText>
-            </w:r>
-            <w:r>
-              <w:rPr>
-                <w:rFonts w:ascii="宋体" w:hAnsi="宋体"/>
-                <w:b/>
-                <w:bCs/>
-                <w:sz w:val="28"/>
-                <w:szCs w:val="28"/>
-              </w:rPr>
-              <w:fldChar w:fldCharType="separate"/>
-            </w:r>
-            <w:r>
-              <w:rPr>
-                <w:rFonts w:ascii="宋体" w:hAnsi="宋体"/>
-                <w:b/>
-                <w:bCs/>
-                <w:sz w:val="28"/>
-                <w:szCs w:val="28"/>
-              </w:rPr>
-              <w:t>18</w:t>
-            </w:r>
-            <w:r>
-              <w:rPr>
-                <w:rFonts w:ascii="宋体" w:hAnsi="宋体"/>
-                <w:b/>
-                <w:bCs/>
-                <w:sz w:val="28"/>
-                <w:szCs w:val="28"/>
+                <w:noProof/>
+              </w:rPr>
+              <w:t>21</w:t>
+            </w:r>
+            <w:r>
+              <w:rPr>
+                <w:rFonts w:ascii="宋体" w:hAnsi="宋体" w:hint="eastAsia"/>
+                <w:noProof/>
               </w:rPr>
               <w:fldChar w:fldCharType="end"/>
             </w:r>
@@ -3666,23 +4760,27 @@
           <w:pPr>
             <w:pStyle w:val="TOC1"/>
             <w:tabs>
-              <w:tab w:val="right" w:leader="dot" w:pos="8306"/>
+              <w:tab w:val="right" w:leader="dot" w:pos="8296"/>
             </w:tabs>
             <w:spacing w:after="0" w:line="360" w:lineRule="auto"/>
             <w:rPr>
-              <w:rFonts w:ascii="宋体" w:hAnsi="宋体" w:hint="eastAsia"/>
+              <w:rFonts w:ascii="宋体" w:hAnsi="宋体" w:cstheme="minorBidi" w:hint="eastAsia"/>
               <w:b/>
               <w:bCs/>
+              <w:noProof/>
               <w:sz w:val="28"/>
               <w:szCs w:val="28"/>
+              <w14:ligatures w14:val="standardContextual"/>
             </w:rPr>
           </w:pPr>
-          <w:hyperlink w:anchor="_Toc20310" w:history="1">
-            <w:r>
-              <w:rPr>
-                <w:rFonts w:ascii="宋体" w:hAnsi="宋体" w:cs="黑体" w:hint="eastAsia"/>
+          <w:hyperlink w:anchor="_Toc230907513" w:history="1">
+            <w:r>
+              <w:rPr>
+                <w:rStyle w:val="ae"/>
+                <w:rFonts w:ascii="宋体" w:hAnsi="宋体" w:cs="黑体"/>
                 <w:b/>
                 <w:bCs/>
+                <w:noProof/>
                 <w:sz w:val="28"/>
                 <w:szCs w:val="28"/>
               </w:rPr>
@@ -3690,9 +4788,10 @@
             </w:r>
             <w:r>
               <w:rPr>
-                <w:rFonts w:ascii="宋体" w:hAnsi="宋体"/>
+                <w:rFonts w:ascii="宋体" w:hAnsi="宋体" w:hint="eastAsia"/>
                 <w:b/>
                 <w:bCs/>
+                <w:noProof/>
                 <w:sz w:val="28"/>
                 <w:szCs w:val="28"/>
               </w:rPr>
@@ -3700,51 +4799,56 @@
             </w:r>
             <w:r>
               <w:rPr>
+                <w:rFonts w:ascii="宋体" w:hAnsi="宋体" w:hint="eastAsia"/>
+                <w:noProof/>
+              </w:rPr>
+              <w:fldChar w:fldCharType="begin"/>
+            </w:r>
+            <w:r>
+              <w:rPr>
+                <w:rFonts w:ascii="宋体" w:hAnsi="宋体" w:hint="eastAsia"/>
+                <w:noProof/>
+              </w:rPr>
+              <w:instrText xml:space="preserve"> </w:instrText>
+            </w:r>
+            <w:r>
+              <w:rPr>
                 <w:rFonts w:ascii="宋体" w:hAnsi="宋体"/>
-                <w:b/>
-                <w:bCs/>
-                <w:sz w:val="28"/>
-                <w:szCs w:val="28"/>
-              </w:rPr>
-              <w:fldChar w:fldCharType="begin"/>
+                <w:noProof/>
+              </w:rPr>
+              <w:instrText>PAGEREF _Toc230907513 \h</w:instrText>
+            </w:r>
+            <w:r>
+              <w:rPr>
+                <w:rFonts w:ascii="宋体" w:hAnsi="宋体" w:hint="eastAsia"/>
+                <w:noProof/>
+              </w:rPr>
+              <w:instrText xml:space="preserve"> </w:instrText>
+            </w:r>
+            <w:r>
+              <w:rPr>
+                <w:rFonts w:ascii="宋体" w:hAnsi="宋体" w:hint="eastAsia"/>
+                <w:noProof/>
+              </w:rPr>
+            </w:r>
+            <w:r>
+              <w:rPr>
+                <w:rFonts w:ascii="宋体" w:hAnsi="宋体" w:hint="eastAsia"/>
+                <w:noProof/>
+              </w:rPr>
+              <w:fldChar w:fldCharType="separate"/>
             </w:r>
             <w:r>
               <w:rPr>
                 <w:rFonts w:ascii="宋体" w:hAnsi="宋体"/>
-                <w:b/>
-                <w:bCs/>
-                <w:sz w:val="28"/>
-                <w:szCs w:val="28"/>
-              </w:rPr>
-              <w:instrText xml:space="preserve"> PAGEREF _Toc20310 </w:instrText>
-            </w:r>
-            <w:r>
-              <w:rPr>
-                <w:rFonts w:ascii="宋体" w:hAnsi="宋体"/>
-                <w:b/>
-                <w:bCs/>
-                <w:sz w:val="28"/>
-                <w:szCs w:val="28"/>
-              </w:rPr>
-              <w:fldChar w:fldCharType="separate"/>
-            </w:r>
-            <w:r>
-              <w:rPr>
-                <w:rFonts w:ascii="宋体" w:hAnsi="宋体"/>
-                <w:b/>
-                <w:bCs/>
-                <w:sz w:val="28"/>
-                <w:szCs w:val="28"/>
-              </w:rPr>
-              <w:t>19</w:t>
-            </w:r>
-            <w:r>
-              <w:rPr>
-                <w:rFonts w:ascii="宋体" w:hAnsi="宋体"/>
-                <w:b/>
-                <w:bCs/>
-                <w:sz w:val="28"/>
-                <w:szCs w:val="28"/>
+                <w:noProof/>
+              </w:rPr>
+              <w:t>22</w:t>
+            </w:r>
+            <w:r>
+              <w:rPr>
+                <w:rFonts w:ascii="宋体" w:hAnsi="宋体" w:hint="eastAsia"/>
+                <w:noProof/>
               </w:rPr>
               <w:fldChar w:fldCharType="end"/>
             </w:r>
@@ -3798,7 +4902,7 @@
           <w:szCs w:val="36"/>
         </w:rPr>
       </w:pPr>
-      <w:bookmarkStart w:id="7" w:name="_Toc25105"/>
+      <w:bookmarkStart w:id="7" w:name="_Toc230907479"/>
       <w:r>
         <w:rPr>
           <w:rFonts w:eastAsia="黑体" w:cs="黑体" w:hint="eastAsia"/>
@@ -3844,7 +4948,7 @@
           <w:szCs w:val="30"/>
         </w:rPr>
       </w:pPr>
-      <w:bookmarkStart w:id="8" w:name="_Toc18040"/>
+      <w:bookmarkStart w:id="8" w:name="_Toc230907480"/>
       <w:r>
         <w:rPr>
           <w:rFonts w:eastAsia="黑体" w:cs="黑体" w:hint="eastAsia"/>
@@ -3965,7 +5069,7 @@
           <w:szCs w:val="30"/>
         </w:rPr>
       </w:pPr>
-      <w:bookmarkStart w:id="9" w:name="_Toc224"/>
+      <w:bookmarkStart w:id="9" w:name="_Toc230907481"/>
       <w:r>
         <w:rPr>
           <w:rFonts w:eastAsia="黑体" w:cs="黑体" w:hint="eastAsia"/>
@@ -4020,7 +5124,19 @@
         <w:rPr>
           <w:rFonts w:hint="eastAsia"/>
         </w:rPr>
-        <w:t>8:00-22:00</w:t>
+        <w:t>8:00</w:t>
+      </w:r>
+      <w:r>
+        <w:rPr>
+          <w:rFonts w:hint="eastAsia"/>
+        </w:rPr>
+        <w:t>至</w:t>
+      </w:r>
+      <w:r>
+        <w:rPr>
+          <w:rFonts w:hint="eastAsia"/>
+        </w:rPr>
+        <w:t>22:00</w:t>
       </w:r>
       <w:r>
         <w:rPr>
@@ -4057,7 +5173,7 @@
           <w:szCs w:val="36"/>
         </w:rPr>
       </w:pPr>
-      <w:bookmarkStart w:id="10" w:name="_Toc6144"/>
+      <w:bookmarkStart w:id="10" w:name="_Toc230907482"/>
       <w:r>
         <w:rPr>
           <w:rFonts w:eastAsia="黑体" w:cs="黑体" w:hint="eastAsia"/>
@@ -4103,7 +5219,7 @@
           <w:szCs w:val="30"/>
         </w:rPr>
       </w:pPr>
-      <w:bookmarkStart w:id="11" w:name="_Toc18440"/>
+      <w:bookmarkStart w:id="11" w:name="_Toc230907483"/>
       <w:r>
         <w:rPr>
           <w:rFonts w:eastAsia="黑体" w:cs="黑体" w:hint="eastAsia"/>
@@ -4219,7 +5335,7 @@
           <w:sz w:val="22"/>
           <w:szCs w:val="18"/>
         </w:rPr>
-        <w:t xml:space="preserve">2-1 </w:t>
+        <w:t xml:space="preserve"> </w:t>
       </w:r>
       <w:r>
         <w:rPr>
@@ -4229,7 +5345,17 @@
           <w:sz w:val="22"/>
           <w:szCs w:val="18"/>
         </w:rPr>
-        <w:t>系统主要组成部分和及预设实现目标功能</w:t>
+        <w:t xml:space="preserve">2-1 </w:t>
+      </w:r>
+      <w:r>
+        <w:rPr>
+          <w:rFonts w:hint="eastAsia"/>
+          <w:b/>
+          <w:bCs/>
+          <w:sz w:val="22"/>
+          <w:szCs w:val="18"/>
+        </w:rPr>
+        <w:t>系统主要组成部分及预设实现目标功能</w:t>
       </w:r>
     </w:p>
     <w:tbl>
@@ -4788,7 +5914,7 @@
           <w:szCs w:val="36"/>
         </w:rPr>
       </w:pPr>
-      <w:bookmarkStart w:id="12" w:name="_Toc15970"/>
+      <w:bookmarkStart w:id="12" w:name="_Toc230907484"/>
       <w:r>
         <w:rPr>
           <w:rFonts w:eastAsia="黑体" w:cs="黑体" w:hint="eastAsia"/>
@@ -4833,7 +5959,7 @@
           <w:szCs w:val="30"/>
         </w:rPr>
       </w:pPr>
-      <w:bookmarkStart w:id="13" w:name="_Toc21486"/>
+      <w:bookmarkStart w:id="13" w:name="_Toc230907485"/>
       <w:r>
         <w:rPr>
           <w:rFonts w:eastAsia="黑体" w:cs="黑体" w:hint="eastAsia"/>
@@ -5025,7 +6151,7 @@
           <w:szCs w:val="30"/>
         </w:rPr>
       </w:pPr>
-      <w:bookmarkStart w:id="14" w:name="_Toc17839"/>
+      <w:bookmarkStart w:id="14" w:name="_Toc230907486"/>
       <w:r>
         <w:rPr>
           <w:rFonts w:eastAsia="黑体" w:cs="黑体" w:hint="eastAsia"/>
@@ -5437,6 +6563,16 @@
           <w:sz w:val="22"/>
           <w:szCs w:val="18"/>
         </w:rPr>
+        <w:t xml:space="preserve"> </w:t>
+      </w:r>
+      <w:r>
+        <w:rPr>
+          <w:rFonts w:cs="宋体" w:hint="eastAsia"/>
+          <w:b/>
+          <w:bCs/>
+          <w:sz w:val="22"/>
+          <w:szCs w:val="18"/>
+        </w:rPr>
         <w:t>3-1 LCD1602</w:t>
       </w:r>
       <w:r>
@@ -5459,7 +6595,7 @@
           <w:szCs w:val="20"/>
         </w:rPr>
       </w:pPr>
-      <w:bookmarkStart w:id="15" w:name="_Toc17584"/>
+      <w:bookmarkStart w:id="15" w:name="_Toc230907487"/>
       <w:r>
         <w:rPr>
           <w:rFonts w:eastAsia="黑体" w:cs="黑体" w:hint="eastAsia"/>
@@ -5696,6 +6832,16 @@
           <w:sz w:val="22"/>
           <w:szCs w:val="18"/>
         </w:rPr>
+        <w:t xml:space="preserve"> </w:t>
+      </w:r>
+      <w:r>
+        <w:rPr>
+          <w:rFonts w:cs="宋体" w:hint="eastAsia"/>
+          <w:b/>
+          <w:bCs/>
+          <w:sz w:val="22"/>
+          <w:szCs w:val="18"/>
+        </w:rPr>
         <w:t xml:space="preserve">3-2 </w:t>
       </w:r>
       <w:r>
@@ -5721,7 +6867,7 @@
           <w:szCs w:val="30"/>
         </w:rPr>
       </w:pPr>
-      <w:bookmarkStart w:id="16" w:name="_Toc18579"/>
+      <w:bookmarkStart w:id="16" w:name="_Toc230907488"/>
       <w:r>
         <w:rPr>
           <w:rFonts w:eastAsia="黑体" w:cs="黑体" w:hint="eastAsia"/>
@@ -5731,6 +6877,16 @@
           <w:szCs w:val="30"/>
         </w:rPr>
         <w:t>3.4</w:t>
+      </w:r>
+      <w:r>
+        <w:rPr>
+          <w:rFonts w:eastAsia="黑体" w:cs="黑体" w:hint="eastAsia"/>
+          <w:b/>
+          <w:bCs/>
+          <w:sz w:val="30"/>
+          <w:szCs w:val="30"/>
+        </w:rPr>
+        <w:t xml:space="preserve"> </w:t>
       </w:r>
       <w:r>
         <w:rPr>
@@ -5970,6 +7126,16 @@
           <w:sz w:val="22"/>
           <w:szCs w:val="18"/>
         </w:rPr>
+        <w:t xml:space="preserve"> </w:t>
+      </w:r>
+      <w:r>
+        <w:rPr>
+          <w:rFonts w:cs="宋体" w:hint="eastAsia"/>
+          <w:b/>
+          <w:bCs/>
+          <w:sz w:val="22"/>
+          <w:szCs w:val="18"/>
+        </w:rPr>
         <w:t xml:space="preserve">3-3 </w:t>
       </w:r>
       <w:r>
@@ -6008,7 +7174,7 @@
           <w:szCs w:val="30"/>
         </w:rPr>
       </w:pPr>
-      <w:bookmarkStart w:id="17" w:name="_Toc298"/>
+      <w:bookmarkStart w:id="17" w:name="_Toc230907489"/>
       <w:r>
         <w:rPr>
           <w:rFonts w:eastAsia="黑体" w:cs="黑体" w:hint="eastAsia"/>
@@ -6565,6 +7731,16 @@
                 <w:sz w:val="22"/>
                 <w:szCs w:val="18"/>
               </w:rPr>
+              <w:t xml:space="preserve"> </w:t>
+            </w:r>
+            <w:r>
+              <w:rPr>
+                <w:rFonts w:cs="宋体" w:hint="eastAsia"/>
+                <w:b/>
+                <w:bCs/>
+                <w:sz w:val="22"/>
+                <w:szCs w:val="18"/>
+              </w:rPr>
               <w:t xml:space="preserve">3-4 </w:t>
             </w:r>
             <w:r>
@@ -6681,6 +7857,16 @@
                 <w:sz w:val="22"/>
                 <w:szCs w:val="18"/>
               </w:rPr>
+              <w:t xml:space="preserve"> </w:t>
+            </w:r>
+            <w:r>
+              <w:rPr>
+                <w:rFonts w:cs="宋体" w:hint="eastAsia"/>
+                <w:b/>
+                <w:bCs/>
+                <w:sz w:val="22"/>
+                <w:szCs w:val="18"/>
+              </w:rPr>
               <w:t xml:space="preserve">3-6 </w:t>
             </w:r>
             <w:r>
@@ -6804,6 +7990,16 @@
           <w:sz w:val="22"/>
           <w:szCs w:val="18"/>
         </w:rPr>
+        <w:t xml:space="preserve"> </w:t>
+      </w:r>
+      <w:r>
+        <w:rPr>
+          <w:rFonts w:cs="宋体" w:hint="eastAsia"/>
+          <w:b/>
+          <w:bCs/>
+          <w:sz w:val="22"/>
+          <w:szCs w:val="18"/>
+        </w:rPr>
         <w:t xml:space="preserve">3-5 </w:t>
       </w:r>
       <w:r>
@@ -6866,7 +8062,7 @@
           <w:szCs w:val="30"/>
         </w:rPr>
       </w:pPr>
-      <w:bookmarkStart w:id="18" w:name="_Toc30160"/>
+      <w:bookmarkStart w:id="18" w:name="_Toc230907490"/>
       <w:r>
         <w:rPr>
           <w:rFonts w:eastAsia="黑体" w:cs="黑体" w:hint="eastAsia"/>
@@ -6926,7 +8122,14 @@
           <w:rFonts w:cs="宋体" w:hint="eastAsia"/>
           <w:szCs w:val="20"/>
         </w:rPr>
-        <w:t>3-6</w:t>
+        <w:t>3-</w:t>
+      </w:r>
+      <w:r>
+        <w:rPr>
+          <w:rFonts w:cs="宋体" w:hint="eastAsia"/>
+          <w:szCs w:val="20"/>
+        </w:rPr>
+        <w:t>7</w:t>
       </w:r>
       <w:r>
         <w:rPr>
@@ -7024,6 +8227,17 @@
           <w:szCs w:val="22"/>
           <w14:ligatures w14:val="standardContextual"/>
         </w:rPr>
+        <w:t xml:space="preserve"> </w:t>
+      </w:r>
+      <w:r>
+        <w:rPr>
+          <w:rFonts w:hint="eastAsia"/>
+          <w:b/>
+          <w:bCs/>
+          <w:sz w:val="22"/>
+          <w:szCs w:val="22"/>
+          <w14:ligatures w14:val="standardContextual"/>
+        </w:rPr>
         <w:t>3-</w:t>
       </w:r>
       <w:r>
@@ -7088,7 +8302,14 @@
           <w:rFonts w:cs="宋体" w:hint="eastAsia"/>
           <w:szCs w:val="20"/>
         </w:rPr>
-        <w:t>3-7</w:t>
+        <w:t>3-</w:t>
+      </w:r>
+      <w:r>
+        <w:rPr>
+          <w:rFonts w:cs="宋体" w:hint="eastAsia"/>
+          <w:szCs w:val="20"/>
+        </w:rPr>
+        <w:t>8</w:t>
       </w:r>
       <w:r>
         <w:rPr>
@@ -7107,7 +8328,7 @@
           <w:noProof/>
         </w:rPr>
         <w:drawing>
-          <wp:inline distT="0" distB="0" distL="0" distR="0" wp14:anchorId="7FC16C9C" wp14:editId="441A02A8">
+          <wp:inline distT="0" distB="0" distL="0" distR="0" wp14:anchorId="7FC16C9C" wp14:editId="4CEF9D19">
             <wp:extent cx="4953000" cy="3503952"/>
             <wp:effectExtent l="0" t="0" r="0" b="1270"/>
             <wp:docPr id="247376027" name="图片 1"/>
@@ -7182,7 +8403,7 @@
           <w:szCs w:val="22"/>
           <w14:ligatures w14:val="standardContextual"/>
         </w:rPr>
-        <w:t>3-</w:t>
+        <w:t xml:space="preserve"> </w:t>
       </w:r>
       <w:r>
         <w:rPr>
@@ -7193,7 +8414,7 @@
           <w:szCs w:val="22"/>
           <w14:ligatures w14:val="standardContextual"/>
         </w:rPr>
-        <w:t>8</w:t>
+        <w:t>3-</w:t>
       </w:r>
       <w:r>
         <w:rPr>
@@ -7204,7 +8425,29 @@
           <w:szCs w:val="22"/>
           <w14:ligatures w14:val="standardContextual"/>
         </w:rPr>
-        <w:t xml:space="preserve"> Proteus</w:t>
+        <w:t>8</w:t>
+      </w:r>
+      <w:r>
+        <w:rPr>
+          <w:rFonts w:hint="eastAsia"/>
+          <w:b/>
+          <w:bCs/>
+          <w:sz w:val="22"/>
+          <w:szCs w:val="22"/>
+          <w14:ligatures w14:val="standardContextual"/>
+        </w:rPr>
+        <w:t xml:space="preserve"> </w:t>
+      </w:r>
+      <w:r>
+        <w:rPr>
+          <w:rFonts w:hint="eastAsia"/>
+          <w:b/>
+          <w:bCs/>
+          <w:sz w:val="22"/>
+          <w:szCs w:val="22"/>
+          <w14:ligatures w14:val="standardContextual"/>
+        </w:rPr>
+        <w:t>Proteus</w:t>
       </w:r>
       <w:r>
         <w:rPr>
@@ -7242,7 +8485,7 @@
           <w:szCs w:val="36"/>
         </w:rPr>
       </w:pPr>
-      <w:bookmarkStart w:id="19" w:name="_Toc15112"/>
+      <w:bookmarkStart w:id="19" w:name="_Toc230907491"/>
       <w:r>
         <w:rPr>
           <w:rFonts w:eastAsia="黑体" w:cs="黑体" w:hint="eastAsia"/>
@@ -7288,7 +8531,7 @@
           <w:szCs w:val="30"/>
         </w:rPr>
       </w:pPr>
-      <w:bookmarkStart w:id="20" w:name="_Toc18069"/>
+      <w:bookmarkStart w:id="20" w:name="_Toc230907492"/>
       <w:r>
         <w:rPr>
           <w:rFonts w:eastAsia="黑体" w:cs="黑体" w:hint="eastAsia"/>
@@ -7298,6 +8541,16 @@
           <w:szCs w:val="30"/>
         </w:rPr>
         <w:t>4.1</w:t>
+      </w:r>
+      <w:r>
+        <w:rPr>
+          <w:rFonts w:eastAsia="黑体" w:cs="黑体" w:hint="eastAsia"/>
+          <w:b/>
+          <w:bCs/>
+          <w:sz w:val="30"/>
+          <w:szCs w:val="30"/>
+        </w:rPr>
+        <w:t xml:space="preserve"> </w:t>
       </w:r>
       <w:r>
         <w:rPr>
@@ -7392,21 +8645,19 @@
       <w:pPr>
         <w:pStyle w:val="af0"/>
         <w:spacing w:after="0"/>
-        <w:ind w:left="60" w:firstLine="420"/>
-        <w:jc w:val="both"/>
-        <w:rPr>
-          <w:rFonts w:ascii="宋体" w:hAnsi="宋体" w:hint="eastAsia"/>
-        </w:rPr>
+        <w:ind w:firstLineChars="200" w:firstLine="480"/>
+        <w:jc w:val="left"/>
       </w:pPr>
       <w:r>
         <w:rPr>
+          <w:rFonts w:hint="eastAsia"/>
           <w:noProof/>
         </w:rPr>
         <w:drawing>
-          <wp:inline distT="0" distB="0" distL="0" distR="0" wp14:anchorId="0DC908EB" wp14:editId="26175F26">
-            <wp:extent cx="5014613" cy="3371134"/>
-            <wp:effectExtent l="0" t="0" r="0" b="1270"/>
-            <wp:docPr id="677069244" name="图片 13"/>
+          <wp:inline distT="0" distB="0" distL="0" distR="0" wp14:anchorId="5CCAD831" wp14:editId="19CD617C">
+            <wp:extent cx="5266690" cy="3540760"/>
+            <wp:effectExtent l="0" t="0" r="0" b="2540"/>
+            <wp:docPr id="1455191253" name="图片 1"/>
             <wp:cNvGraphicFramePr>
               <a:graphicFrameLocks xmlns:a="http://schemas.openxmlformats.org/drawingml/2006/main" noChangeAspect="1"/>
             </wp:cNvGraphicFramePr>
@@ -7414,27 +8665,28 @@
               <a:graphicData uri="http://schemas.openxmlformats.org/drawingml/2006/picture">
                 <pic:pic xmlns:pic="http://schemas.openxmlformats.org/drawingml/2006/picture">
                   <pic:nvPicPr>
-                    <pic:cNvPr id="677069244" name="图片 13"/>
+                    <pic:cNvPr id="0" name="Picture 3"/>
                     <pic:cNvPicPr>
                       <a:picLocks noChangeAspect="1" noChangeArrowheads="1"/>
                     </pic:cNvPicPr>
                   </pic:nvPicPr>
                   <pic:blipFill>
-                    <a:blip r:embed="rId22" cstate="print">
+                    <a:blip r:embed="rId22">
                       <a:extLst>
                         <a:ext uri="{28A0092B-C50C-407E-A947-70E740481C1C}">
                           <a14:useLocalDpi xmlns:a14="http://schemas.microsoft.com/office/drawing/2010/main" val="0"/>
                         </a:ext>
                       </a:extLst>
                     </a:blip>
+                    <a:srcRect/>
                     <a:stretch>
                       <a:fillRect/>
                     </a:stretch>
                   </pic:blipFill>
-                  <pic:spPr>
+                  <pic:spPr bwMode="auto">
                     <a:xfrm>
                       <a:off x="0" y="0"/>
-                      <a:ext cx="5014613" cy="3371134"/>
+                      <a:ext cx="5266690" cy="3540760"/>
                     </a:xfrm>
                     <a:prstGeom prst="rect">
                       <a:avLst/>
@@ -7482,6 +8734,17 @@
           <w:szCs w:val="22"/>
           <w14:ligatures w14:val="standardContextual"/>
         </w:rPr>
+        <w:t xml:space="preserve"> </w:t>
+      </w:r>
+      <w:r>
+        <w:rPr>
+          <w:rFonts w:hint="eastAsia"/>
+          <w:b/>
+          <w:bCs/>
+          <w:sz w:val="22"/>
+          <w:szCs w:val="22"/>
+          <w14:ligatures w14:val="standardContextual"/>
+        </w:rPr>
         <w:t xml:space="preserve">4-1 </w:t>
       </w:r>
       <w:r>
@@ -7508,7 +8771,7 @@
           <w:szCs w:val="30"/>
         </w:rPr>
       </w:pPr>
-      <w:bookmarkStart w:id="21" w:name="_Toc1089"/>
+      <w:bookmarkStart w:id="21" w:name="_Toc230907493"/>
       <w:r>
         <w:rPr>
           <w:rFonts w:eastAsia="黑体" w:cs="黑体" w:hint="eastAsia"/>
@@ -8123,7 +9386,7 @@
           <w:szCs w:val="30"/>
         </w:rPr>
       </w:pPr>
-      <w:bookmarkStart w:id="22" w:name="_Toc5231"/>
+      <w:bookmarkStart w:id="22" w:name="_Toc230907494"/>
       <w:r>
         <w:rPr>
           <w:rFonts w:eastAsia="黑体" w:cs="黑体" w:hint="eastAsia"/>
@@ -8344,7 +9607,7 @@
           <w:szCs w:val="30"/>
         </w:rPr>
       </w:pPr>
-      <w:bookmarkStart w:id="23" w:name="_Toc2498"/>
+      <w:bookmarkStart w:id="23" w:name="_Toc230907495"/>
       <w:r>
         <w:rPr>
           <w:rFonts w:eastAsia="黑体" w:cs="黑体" w:hint="eastAsia"/>
@@ -8355,6 +9618,16 @@
         </w:rPr>
         <w:lastRenderedPageBreak/>
         <w:t>4.4</w:t>
+      </w:r>
+      <w:r>
+        <w:rPr>
+          <w:rFonts w:eastAsia="黑体" w:cs="黑体" w:hint="eastAsia"/>
+          <w:b/>
+          <w:bCs/>
+          <w:sz w:val="30"/>
+          <w:szCs w:val="30"/>
+        </w:rPr>
+        <w:t xml:space="preserve"> </w:t>
       </w:r>
       <w:r>
         <w:rPr>
@@ -9127,7 +10400,7 @@
           <w:szCs w:val="30"/>
         </w:rPr>
       </w:pPr>
-      <w:bookmarkStart w:id="24" w:name="_Toc29672"/>
+      <w:bookmarkStart w:id="24" w:name="_Toc230907496"/>
       <w:r>
         <w:rPr>
           <w:rFonts w:eastAsia="黑体" w:cs="黑体" w:hint="eastAsia"/>
@@ -9195,7 +10468,7 @@
           <w:szCs w:val="28"/>
         </w:rPr>
       </w:pPr>
-      <w:bookmarkStart w:id="25" w:name="_Toc25609"/>
+      <w:bookmarkStart w:id="25" w:name="_Toc230907497"/>
       <w:r>
         <w:rPr>
           <w:rFonts w:eastAsia="黑体" w:cs="黑体" w:hint="eastAsia"/>
@@ -9813,7 +11086,7 @@
           <w:szCs w:val="28"/>
         </w:rPr>
       </w:pPr>
-      <w:bookmarkStart w:id="26" w:name="_Toc8473"/>
+      <w:bookmarkStart w:id="26" w:name="_Toc230907498"/>
       <w:r>
         <w:rPr>
           <w:rFonts w:eastAsia="黑体" w:cs="黑体" w:hint="eastAsia"/>
@@ -9909,6 +11182,16 @@
           <w:szCs w:val="18"/>
         </w:rPr>
         <w:t>表</w:t>
+      </w:r>
+      <w:r>
+        <w:rPr>
+          <w:rFonts w:hint="eastAsia"/>
+          <w:b/>
+          <w:bCs/>
+          <w:sz w:val="22"/>
+          <w:szCs w:val="18"/>
+        </w:rPr>
+        <w:t xml:space="preserve"> </w:t>
       </w:r>
       <w:r>
         <w:rPr>
@@ -11291,7 +12574,7 @@
           <w:szCs w:val="30"/>
         </w:rPr>
       </w:pPr>
-      <w:bookmarkStart w:id="27" w:name="_Toc13825"/>
+      <w:bookmarkStart w:id="27" w:name="_Toc230907499"/>
       <w:r>
         <w:rPr>
           <w:rFonts w:eastAsia="黑体" w:cs="黑体" w:hint="eastAsia"/>
@@ -11337,7 +12620,7 @@
           <w:szCs w:val="30"/>
         </w:rPr>
       </w:pPr>
-      <w:bookmarkStart w:id="28" w:name="_Toc30127"/>
+      <w:bookmarkStart w:id="28" w:name="_Toc230907500"/>
       <w:r>
         <w:rPr>
           <w:rFonts w:eastAsia="黑体" w:cs="黑体" w:hint="eastAsia"/>
@@ -11452,7 +12735,7 @@
           <w:szCs w:val="28"/>
         </w:rPr>
       </w:pPr>
-      <w:bookmarkStart w:id="29" w:name="_Toc21348"/>
+      <w:bookmarkStart w:id="29" w:name="_Toc230907501"/>
       <w:r>
         <w:rPr>
           <w:rFonts w:eastAsia="黑体" w:cs="黑体" w:hint="eastAsia"/>
@@ -12267,7 +13550,7 @@
           <w:szCs w:val="28"/>
         </w:rPr>
       </w:pPr>
-      <w:bookmarkStart w:id="30" w:name="_Toc23606"/>
+      <w:bookmarkStart w:id="30" w:name="_Toc230907502"/>
       <w:r>
         <w:rPr>
           <w:rFonts w:eastAsia="黑体" w:cs="黑体" w:hint="eastAsia"/>
@@ -12698,8 +13981,8 @@
     </w:tbl>
     <w:p>
       <w:pPr>
-        <w:spacing w:line="360" w:lineRule="auto"/>
-        <w:jc w:val="both"/>
+        <w:spacing w:after="0" w:line="360" w:lineRule="auto"/>
+        <w:outlineLvl w:val="1"/>
         <w:rPr>
           <w:rFonts w:eastAsia="黑体" w:cs="黑体"/>
           <w:b/>
@@ -12707,25 +13990,18 @@
           <w:sz w:val="28"/>
           <w:szCs w:val="28"/>
         </w:rPr>
-        <w:sectPr>
-          <w:pgSz w:w="11906" w:h="16838"/>
-          <w:pgMar w:top="1440" w:right="1800" w:bottom="1440" w:left="1800" w:header="851" w:footer="992" w:gutter="0"/>
-          <w:cols w:space="425"/>
-          <w:docGrid w:type="lines" w:linePitch="312"/>
-        </w:sectPr>
       </w:pPr>
-    </w:p>
-    <w:p>
-      <w:pPr>
-        <w:spacing w:after="0" w:line="360" w:lineRule="auto"/>
-        <w:rPr>
-          <w:rFonts w:eastAsia="黑体" w:cs="黑体"/>
+      <w:bookmarkStart w:id="31" w:name="_Toc230907503"/>
+      <w:r>
+        <w:rPr>
+          <w:rFonts w:eastAsia="黑体" w:cs="黑体" w:hint="eastAsia"/>
           <w:b/>
           <w:bCs/>
           <w:sz w:val="28"/>
           <w:szCs w:val="28"/>
         </w:rPr>
-      </w:pPr>
+        <w:t xml:space="preserve">5.2 </w:t>
+      </w:r>
       <w:r>
         <w:rPr>
           <w:rFonts w:eastAsia="黑体" w:cs="黑体" w:hint="eastAsia"/>
@@ -12734,19 +14010,9 @@
           <w:sz w:val="28"/>
           <w:szCs w:val="28"/>
         </w:rPr>
-        <w:lastRenderedPageBreak/>
-        <w:t xml:space="preserve">5.1.2 </w:t>
-      </w:r>
-      <w:r>
-        <w:rPr>
-          <w:rFonts w:eastAsia="黑体" w:cs="黑体" w:hint="eastAsia"/>
-          <w:b/>
-          <w:bCs/>
-          <w:sz w:val="28"/>
-          <w:szCs w:val="28"/>
-        </w:rPr>
-        <w:t>按键功能核心逻辑</w:t>
-      </w:r>
+        <w:t>主函数核心逻辑</w:t>
+      </w:r>
+      <w:bookmarkEnd w:id="31"/>
     </w:p>
     <w:p>
       <w:pPr>
@@ -12763,105 +14029,73 @@
           <w:rFonts w:cs="宋体"/>
           <w:szCs w:val="20"/>
         </w:rPr>
-        <w:t>按键处理是整个系统人机交互的枢纽。</w:t>
-      </w:r>
-      <w:r>
-        <w:rPr>
-          <w:rFonts w:cs="宋体"/>
-          <w:szCs w:val="20"/>
-        </w:rPr>
-        <w:t>KeyLogic() </w:t>
-      </w:r>
-      <w:r>
-        <w:rPr>
-          <w:rFonts w:cs="宋体"/>
-          <w:szCs w:val="20"/>
-        </w:rPr>
-        <w:t>函数通过</w:t>
-      </w:r>
-      <w:r>
-        <w:rPr>
-          <w:rFonts w:cs="宋体"/>
-          <w:szCs w:val="20"/>
-        </w:rPr>
-        <w:t> switch-case </w:t>
-      </w:r>
-      <w:r>
-        <w:rPr>
-          <w:rFonts w:cs="宋体"/>
-          <w:szCs w:val="20"/>
-        </w:rPr>
-        <w:t>结构对</w:t>
-      </w:r>
-      <w:r>
-        <w:rPr>
-          <w:rFonts w:cs="宋体"/>
-          <w:szCs w:val="20"/>
-        </w:rPr>
-        <w:t xml:space="preserve"> 7 </w:t>
-      </w:r>
-      <w:r>
-        <w:rPr>
-          <w:rFonts w:cs="宋体"/>
-          <w:szCs w:val="20"/>
-        </w:rPr>
-        <w:t>个独立按键的键值进行分支响应，并根据当前界面标志</w:t>
-      </w:r>
-      <w:r>
-        <w:rPr>
-          <w:rFonts w:cs="宋体"/>
-          <w:szCs w:val="20"/>
-        </w:rPr>
-        <w:t> Menu_flag</w:t>
-      </w:r>
-      <w:r>
-        <w:rPr>
-          <w:rFonts w:cs="宋体"/>
-          <w:szCs w:val="20"/>
-        </w:rPr>
-        <w:t>（</w:t>
-      </w:r>
-      <w:r>
-        <w:rPr>
-          <w:rFonts w:cs="宋体"/>
-          <w:szCs w:val="20"/>
-        </w:rPr>
-        <w:t>0=</w:t>
-      </w:r>
-      <w:r>
-        <w:rPr>
-          <w:rFonts w:cs="宋体"/>
-          <w:szCs w:val="20"/>
-        </w:rPr>
-        <w:t>主界面，</w:t>
-      </w:r>
-      <w:r>
-        <w:rPr>
-          <w:rFonts w:cs="宋体"/>
-          <w:szCs w:val="20"/>
-        </w:rPr>
-        <w:t>1=</w:t>
-      </w:r>
-      <w:r>
-        <w:rPr>
-          <w:rFonts w:cs="宋体"/>
-          <w:szCs w:val="20"/>
-        </w:rPr>
-        <w:t>时间设置，</w:t>
-      </w:r>
-      <w:r>
-        <w:rPr>
-          <w:rFonts w:cs="宋体"/>
-          <w:szCs w:val="20"/>
-        </w:rPr>
-        <w:t>2=</w:t>
-      </w:r>
-      <w:r>
-        <w:rPr>
-          <w:rFonts w:cs="宋体"/>
-          <w:szCs w:val="20"/>
-        </w:rPr>
-        <w:t>闹钟设置）执行不同操作</w:t>
+        <w:t>主函数</w:t>
+      </w:r>
+      <w:r>
+        <w:rPr>
+          <w:rFonts w:cs="宋体"/>
+          <w:szCs w:val="20"/>
+        </w:rPr>
+        <w:t> main() </w:t>
+      </w:r>
+      <w:r>
+        <w:rPr>
+          <w:rFonts w:cs="宋体"/>
+          <w:szCs w:val="20"/>
+        </w:rPr>
+        <w:t>是整个系统软件的入口与调度中心，采用</w:t>
+      </w:r>
+      <w:r>
+        <w:rPr>
+          <w:rFonts w:cs="宋体"/>
+          <w:szCs w:val="20"/>
+        </w:rPr>
+        <w:t> </w:t>
+      </w:r>
+      <w:r>
+        <w:rPr>
+          <w:rFonts w:cs="宋体"/>
+          <w:szCs w:val="20"/>
+        </w:rPr>
+        <w:t>无限循环</w:t>
+      </w:r>
+      <w:r>
+        <w:rPr>
+          <w:rFonts w:cs="宋体"/>
+          <w:szCs w:val="20"/>
+        </w:rPr>
+        <w:t xml:space="preserve"> + </w:t>
+      </w:r>
+      <w:r>
+        <w:rPr>
+          <w:rFonts w:cs="宋体"/>
+          <w:szCs w:val="20"/>
+        </w:rPr>
+        <w:t>状态机</w:t>
+      </w:r>
+      <w:r>
+        <w:rPr>
+          <w:rFonts w:cs="宋体"/>
+          <w:szCs w:val="20"/>
+        </w:rPr>
+        <w:t> </w:t>
+      </w:r>
+      <w:r>
+        <w:rPr>
+          <w:rFonts w:cs="宋体"/>
+          <w:szCs w:val="20"/>
+        </w:rPr>
+        <w:t>的结构，完成硬件初始化、按键扫描、闹钟检测与界面刷新等核心任务</w:t>
+      </w:r>
+      <w:r>
+        <w:rPr>
+          <w:rFonts w:cs="宋体" w:hint="eastAsia"/>
+          <w:szCs w:val="20"/>
+        </w:rPr>
+        <w:t>。</w:t>
+      </w:r>
+      <w:r>
+        <w:t>关键实现代码如下：</w:t>
       </w:r>
     </w:p>
     <w:tbl>
@@ -12903,6 +14137,871 @@
                 <w:sz w:val="15"/>
                 <w:szCs w:val="15"/>
               </w:rPr>
+              <w:t>主函数</w:t>
+            </w:r>
+            <w:r>
+              <w:rPr>
+                <w:rFonts w:hint="eastAsia"/>
+                <w:sz w:val="15"/>
+                <w:szCs w:val="15"/>
+              </w:rPr>
+              <w:t xml:space="preserve"> ---</w:t>
+            </w:r>
+          </w:p>
+          <w:p>
+            <w:pPr>
+              <w:pStyle w:val="af0"/>
+              <w:spacing w:after="0" w:line="0" w:lineRule="atLeast"/>
+              <w:jc w:val="both"/>
+              <w:rPr>
+                <w:sz w:val="15"/>
+                <w:szCs w:val="15"/>
+              </w:rPr>
+            </w:pPr>
+            <w:r>
+              <w:rPr>
+                <w:sz w:val="15"/>
+                <w:szCs w:val="15"/>
+              </w:rPr>
+              <w:t>int main(void)</w:t>
+            </w:r>
+          </w:p>
+          <w:p>
+            <w:pPr>
+              <w:pStyle w:val="af0"/>
+              <w:spacing w:after="0" w:line="0" w:lineRule="atLeast"/>
+              <w:jc w:val="both"/>
+              <w:rPr>
+                <w:sz w:val="15"/>
+                <w:szCs w:val="15"/>
+              </w:rPr>
+            </w:pPr>
+            <w:r>
+              <w:rPr>
+                <w:sz w:val="15"/>
+                <w:szCs w:val="15"/>
+              </w:rPr>
+              <w:t>{</w:t>
+            </w:r>
+          </w:p>
+          <w:p>
+            <w:pPr>
+              <w:pStyle w:val="af0"/>
+              <w:spacing w:after="0" w:line="0" w:lineRule="atLeast"/>
+              <w:jc w:val="both"/>
+              <w:rPr>
+                <w:sz w:val="15"/>
+                <w:szCs w:val="15"/>
+              </w:rPr>
+            </w:pPr>
+            <w:r>
+              <w:rPr>
+                <w:rFonts w:hint="eastAsia"/>
+                <w:sz w:val="15"/>
+                <w:szCs w:val="15"/>
+              </w:rPr>
+              <w:t xml:space="preserve">    buzzer(0); // </w:t>
+            </w:r>
+            <w:r>
+              <w:rPr>
+                <w:rFonts w:hint="eastAsia"/>
+                <w:sz w:val="15"/>
+                <w:szCs w:val="15"/>
+              </w:rPr>
+              <w:t>初始化蜂鸣器，确保上电时处于关闭状态</w:t>
+            </w:r>
+          </w:p>
+          <w:p>
+            <w:pPr>
+              <w:pStyle w:val="af0"/>
+              <w:spacing w:after="0" w:line="0" w:lineRule="atLeast"/>
+              <w:jc w:val="both"/>
+              <w:rPr>
+                <w:sz w:val="15"/>
+                <w:szCs w:val="15"/>
+              </w:rPr>
+            </w:pPr>
+            <w:r>
+              <w:rPr>
+                <w:rFonts w:hint="eastAsia"/>
+                <w:sz w:val="15"/>
+                <w:szCs w:val="15"/>
+              </w:rPr>
+              <w:t xml:space="preserve">    LCD_Init(); // </w:t>
+            </w:r>
+            <w:r>
+              <w:rPr>
+                <w:rFonts w:hint="eastAsia"/>
+                <w:sz w:val="15"/>
+                <w:szCs w:val="15"/>
+              </w:rPr>
+              <w:t>初始化</w:t>
+            </w:r>
+            <w:r>
+              <w:rPr>
+                <w:rFonts w:hint="eastAsia"/>
+                <w:sz w:val="15"/>
+                <w:szCs w:val="15"/>
+              </w:rPr>
+              <w:t>LCD1602</w:t>
+            </w:r>
+            <w:r>
+              <w:rPr>
+                <w:rFonts w:hint="eastAsia"/>
+                <w:sz w:val="15"/>
+                <w:szCs w:val="15"/>
+              </w:rPr>
+              <w:t>液晶显示屏</w:t>
+            </w:r>
+          </w:p>
+          <w:p>
+            <w:pPr>
+              <w:pStyle w:val="af0"/>
+              <w:spacing w:after="0" w:line="0" w:lineRule="atLeast"/>
+              <w:jc w:val="both"/>
+              <w:rPr>
+                <w:sz w:val="15"/>
+                <w:szCs w:val="15"/>
+              </w:rPr>
+            </w:pPr>
+            <w:r>
+              <w:rPr>
+                <w:rFonts w:hint="eastAsia"/>
+                <w:sz w:val="15"/>
+                <w:szCs w:val="15"/>
+              </w:rPr>
+              <w:t xml:space="preserve">    Timer0Init(); // </w:t>
+            </w:r>
+            <w:r>
+              <w:rPr>
+                <w:rFonts w:hint="eastAsia"/>
+                <w:sz w:val="15"/>
+                <w:szCs w:val="15"/>
+              </w:rPr>
+              <w:t>初始化定时器</w:t>
+            </w:r>
+            <w:r>
+              <w:rPr>
+                <w:rFonts w:hint="eastAsia"/>
+                <w:sz w:val="15"/>
+                <w:szCs w:val="15"/>
+              </w:rPr>
+              <w:t>0</w:t>
+            </w:r>
+            <w:r>
+              <w:rPr>
+                <w:rFonts w:hint="eastAsia"/>
+                <w:sz w:val="15"/>
+                <w:szCs w:val="15"/>
+              </w:rPr>
+              <w:t>，启动系统时基（用于计时和闪烁）</w:t>
+            </w:r>
+          </w:p>
+          <w:p>
+            <w:pPr>
+              <w:pStyle w:val="af0"/>
+              <w:spacing w:after="0" w:line="0" w:lineRule="atLeast"/>
+              <w:jc w:val="both"/>
+              <w:rPr>
+                <w:sz w:val="15"/>
+                <w:szCs w:val="15"/>
+              </w:rPr>
+            </w:pPr>
+            <w:r>
+              <w:rPr>
+                <w:rFonts w:hint="eastAsia"/>
+                <w:sz w:val="15"/>
+                <w:szCs w:val="15"/>
+              </w:rPr>
+              <w:t xml:space="preserve">    InitUART(); // </w:t>
+            </w:r>
+            <w:r>
+              <w:rPr>
+                <w:rFonts w:hint="eastAsia"/>
+                <w:sz w:val="15"/>
+                <w:szCs w:val="15"/>
+              </w:rPr>
+              <w:t>初始化</w:t>
+            </w:r>
+            <w:r>
+              <w:rPr>
+                <w:rFonts w:hint="eastAsia"/>
+                <w:sz w:val="15"/>
+                <w:szCs w:val="15"/>
+              </w:rPr>
+              <w:t>UART</w:t>
+            </w:r>
+            <w:r>
+              <w:rPr>
+                <w:rFonts w:hint="eastAsia"/>
+                <w:sz w:val="15"/>
+                <w:szCs w:val="15"/>
+              </w:rPr>
+              <w:t>串口，为语音播报功能做准备</w:t>
+            </w:r>
+          </w:p>
+          <w:p>
+            <w:pPr>
+              <w:pStyle w:val="af0"/>
+              <w:spacing w:after="0" w:line="0" w:lineRule="atLeast"/>
+              <w:jc w:val="both"/>
+              <w:rPr>
+                <w:sz w:val="15"/>
+                <w:szCs w:val="15"/>
+              </w:rPr>
+            </w:pPr>
+            <w:r>
+              <w:rPr>
+                <w:sz w:val="15"/>
+                <w:szCs w:val="15"/>
+              </w:rPr>
+              <w:t xml:space="preserve">    while (1) {</w:t>
+            </w:r>
+          </w:p>
+          <w:p>
+            <w:pPr>
+              <w:pStyle w:val="af0"/>
+              <w:spacing w:after="0" w:line="0" w:lineRule="atLeast"/>
+              <w:jc w:val="both"/>
+              <w:rPr>
+                <w:sz w:val="15"/>
+                <w:szCs w:val="15"/>
+              </w:rPr>
+            </w:pPr>
+            <w:r>
+              <w:rPr>
+                <w:rFonts w:hint="eastAsia"/>
+                <w:sz w:val="15"/>
+                <w:szCs w:val="15"/>
+              </w:rPr>
+              <w:t xml:space="preserve">        KeyValue = GetKey(); // </w:t>
+            </w:r>
+            <w:r>
+              <w:rPr>
+                <w:rFonts w:hint="eastAsia"/>
+                <w:sz w:val="15"/>
+                <w:szCs w:val="15"/>
+              </w:rPr>
+              <w:t>扫描矩阵键盘，获取当前按下的键值</w:t>
+            </w:r>
+          </w:p>
+          <w:p>
+            <w:pPr>
+              <w:pStyle w:val="af0"/>
+              <w:spacing w:after="0" w:line="0" w:lineRule="atLeast"/>
+              <w:jc w:val="both"/>
+              <w:rPr>
+                <w:sz w:val="15"/>
+                <w:szCs w:val="15"/>
+              </w:rPr>
+            </w:pPr>
+            <w:r>
+              <w:rPr>
+                <w:rFonts w:hint="eastAsia"/>
+                <w:sz w:val="15"/>
+                <w:szCs w:val="15"/>
+              </w:rPr>
+              <w:t xml:space="preserve">        AlarmState(); // </w:t>
+            </w:r>
+            <w:r>
+              <w:rPr>
+                <w:rFonts w:hint="eastAsia"/>
+                <w:sz w:val="15"/>
+                <w:szCs w:val="15"/>
+              </w:rPr>
+              <w:t>实时检测闹钟状态（判断是否到达设定时间并触发蜂鸣器）</w:t>
+            </w:r>
+          </w:p>
+          <w:p>
+            <w:pPr>
+              <w:pStyle w:val="af0"/>
+              <w:spacing w:after="0" w:line="0" w:lineRule="atLeast"/>
+              <w:jc w:val="both"/>
+              <w:rPr>
+                <w:sz w:val="15"/>
+                <w:szCs w:val="15"/>
+              </w:rPr>
+            </w:pPr>
+            <w:r>
+              <w:rPr>
+                <w:rFonts w:hint="eastAsia"/>
+                <w:sz w:val="15"/>
+                <w:szCs w:val="15"/>
+              </w:rPr>
+              <w:t xml:space="preserve">        KeyLogic(KeyValue); // </w:t>
+            </w:r>
+            <w:r>
+              <w:rPr>
+                <w:rFonts w:hint="eastAsia"/>
+                <w:sz w:val="15"/>
+                <w:szCs w:val="15"/>
+              </w:rPr>
+              <w:t>将获取到的键值传入逻辑处理函数，执行相应操作</w:t>
+            </w:r>
+          </w:p>
+          <w:p>
+            <w:pPr>
+              <w:pStyle w:val="af0"/>
+              <w:spacing w:after="0" w:line="0" w:lineRule="atLeast"/>
+              <w:jc w:val="both"/>
+              <w:rPr>
+                <w:sz w:val="15"/>
+                <w:szCs w:val="15"/>
+              </w:rPr>
+            </w:pPr>
+            <w:r>
+              <w:rPr>
+                <w:sz w:val="15"/>
+                <w:szCs w:val="15"/>
+              </w:rPr>
+              <w:t xml:space="preserve">        switch (Menu_flag) {</w:t>
+            </w:r>
+          </w:p>
+          <w:p>
+            <w:pPr>
+              <w:pStyle w:val="af0"/>
+              <w:spacing w:after="0" w:line="0" w:lineRule="atLeast"/>
+              <w:jc w:val="both"/>
+              <w:rPr>
+                <w:sz w:val="15"/>
+                <w:szCs w:val="15"/>
+              </w:rPr>
+            </w:pPr>
+            <w:r>
+              <w:rPr>
+                <w:rFonts w:hint="eastAsia"/>
+                <w:sz w:val="15"/>
+                <w:szCs w:val="15"/>
+              </w:rPr>
+              <w:t xml:space="preserve">            case 0: // </w:t>
+            </w:r>
+            <w:r>
+              <w:rPr>
+                <w:rFonts w:hint="eastAsia"/>
+                <w:sz w:val="15"/>
+                <w:szCs w:val="15"/>
+              </w:rPr>
+              <w:t>主界面</w:t>
+            </w:r>
+          </w:p>
+          <w:p>
+            <w:pPr>
+              <w:pStyle w:val="af0"/>
+              <w:spacing w:after="0" w:line="0" w:lineRule="atLeast"/>
+              <w:jc w:val="both"/>
+              <w:rPr>
+                <w:sz w:val="15"/>
+                <w:szCs w:val="15"/>
+              </w:rPr>
+            </w:pPr>
+            <w:r>
+              <w:rPr>
+                <w:rFonts w:hint="eastAsia"/>
+                <w:sz w:val="15"/>
+                <w:szCs w:val="15"/>
+              </w:rPr>
+              <w:t xml:space="preserve">                Main_ShowData(); // </w:t>
+            </w:r>
+            <w:r>
+              <w:rPr>
+                <w:rFonts w:hint="eastAsia"/>
+                <w:sz w:val="15"/>
+                <w:szCs w:val="15"/>
+              </w:rPr>
+              <w:t>在主界面显示当前的时间与日期</w:t>
+            </w:r>
+          </w:p>
+          <w:p>
+            <w:pPr>
+              <w:pStyle w:val="af0"/>
+              <w:spacing w:after="0" w:line="0" w:lineRule="atLeast"/>
+              <w:jc w:val="both"/>
+              <w:rPr>
+                <w:sz w:val="15"/>
+                <w:szCs w:val="15"/>
+              </w:rPr>
+            </w:pPr>
+            <w:r>
+              <w:rPr>
+                <w:rFonts w:hint="eastAsia"/>
+                <w:sz w:val="15"/>
+                <w:szCs w:val="15"/>
+              </w:rPr>
+              <w:t xml:space="preserve">                break; // </w:t>
+            </w:r>
+            <w:r>
+              <w:rPr>
+                <w:rFonts w:hint="eastAsia"/>
+                <w:sz w:val="15"/>
+                <w:szCs w:val="15"/>
+              </w:rPr>
+              <w:t>退出当前</w:t>
+            </w:r>
+            <w:r>
+              <w:rPr>
+                <w:rFonts w:hint="eastAsia"/>
+                <w:sz w:val="15"/>
+                <w:szCs w:val="15"/>
+              </w:rPr>
+              <w:t>case</w:t>
+            </w:r>
+          </w:p>
+          <w:p>
+            <w:pPr>
+              <w:pStyle w:val="af0"/>
+              <w:spacing w:after="0" w:line="0" w:lineRule="atLeast"/>
+              <w:jc w:val="both"/>
+              <w:rPr>
+                <w:sz w:val="15"/>
+                <w:szCs w:val="15"/>
+              </w:rPr>
+            </w:pPr>
+            <w:r>
+              <w:rPr>
+                <w:rFonts w:hint="eastAsia"/>
+                <w:sz w:val="15"/>
+                <w:szCs w:val="15"/>
+              </w:rPr>
+              <w:t xml:space="preserve">            case 1: // </w:t>
+            </w:r>
+            <w:r>
+              <w:rPr>
+                <w:rFonts w:hint="eastAsia"/>
+                <w:sz w:val="15"/>
+                <w:szCs w:val="15"/>
+              </w:rPr>
+              <w:t>设置界面</w:t>
+            </w:r>
+          </w:p>
+          <w:p>
+            <w:pPr>
+              <w:pStyle w:val="af0"/>
+              <w:spacing w:after="0" w:line="0" w:lineRule="atLeast"/>
+              <w:jc w:val="both"/>
+              <w:rPr>
+                <w:sz w:val="15"/>
+                <w:szCs w:val="15"/>
+              </w:rPr>
+            </w:pPr>
+            <w:r>
+              <w:rPr>
+                <w:rFonts w:hint="eastAsia"/>
+                <w:sz w:val="15"/>
+                <w:szCs w:val="15"/>
+              </w:rPr>
+              <w:t xml:space="preserve">                AlterTime_ShowData(); // </w:t>
+            </w:r>
+            <w:r>
+              <w:rPr>
+                <w:rFonts w:hint="eastAsia"/>
+                <w:sz w:val="15"/>
+                <w:szCs w:val="15"/>
+              </w:rPr>
+              <w:t>在设置界面显示待修改的时间数据（带光标闪烁）</w:t>
+            </w:r>
+          </w:p>
+          <w:p>
+            <w:pPr>
+              <w:pStyle w:val="af0"/>
+              <w:spacing w:after="0" w:line="0" w:lineRule="atLeast"/>
+              <w:jc w:val="both"/>
+              <w:rPr>
+                <w:sz w:val="15"/>
+                <w:szCs w:val="15"/>
+              </w:rPr>
+            </w:pPr>
+            <w:r>
+              <w:rPr>
+                <w:rFonts w:hint="eastAsia"/>
+                <w:sz w:val="15"/>
+                <w:szCs w:val="15"/>
+              </w:rPr>
+              <w:t xml:space="preserve">                break; // </w:t>
+            </w:r>
+            <w:r>
+              <w:rPr>
+                <w:rFonts w:hint="eastAsia"/>
+                <w:sz w:val="15"/>
+                <w:szCs w:val="15"/>
+              </w:rPr>
+              <w:t>退出当前</w:t>
+            </w:r>
+            <w:r>
+              <w:rPr>
+                <w:rFonts w:hint="eastAsia"/>
+                <w:sz w:val="15"/>
+                <w:szCs w:val="15"/>
+              </w:rPr>
+              <w:t>case</w:t>
+            </w:r>
+          </w:p>
+          <w:p>
+            <w:pPr>
+              <w:pStyle w:val="af0"/>
+              <w:spacing w:after="0" w:line="0" w:lineRule="atLeast"/>
+              <w:jc w:val="both"/>
+              <w:rPr>
+                <w:sz w:val="15"/>
+                <w:szCs w:val="15"/>
+              </w:rPr>
+            </w:pPr>
+            <w:r>
+              <w:rPr>
+                <w:rFonts w:hint="eastAsia"/>
+                <w:sz w:val="15"/>
+                <w:szCs w:val="15"/>
+              </w:rPr>
+              <w:t xml:space="preserve">            case 2: // </w:t>
+            </w:r>
+            <w:r>
+              <w:rPr>
+                <w:rFonts w:hint="eastAsia"/>
+                <w:sz w:val="15"/>
+                <w:szCs w:val="15"/>
+              </w:rPr>
+              <w:t>闹钟设置界面</w:t>
+            </w:r>
+          </w:p>
+          <w:p>
+            <w:pPr>
+              <w:pStyle w:val="af0"/>
+              <w:spacing w:after="0" w:line="0" w:lineRule="atLeast"/>
+              <w:jc w:val="both"/>
+              <w:rPr>
+                <w:sz w:val="15"/>
+                <w:szCs w:val="15"/>
+              </w:rPr>
+            </w:pPr>
+            <w:r>
+              <w:rPr>
+                <w:rFonts w:hint="eastAsia"/>
+                <w:sz w:val="15"/>
+                <w:szCs w:val="15"/>
+              </w:rPr>
+              <w:t xml:space="preserve">                SetAlarm_ShowData(); // </w:t>
+            </w:r>
+            <w:r>
+              <w:rPr>
+                <w:rFonts w:hint="eastAsia"/>
+                <w:sz w:val="15"/>
+                <w:szCs w:val="15"/>
+              </w:rPr>
+              <w:t>在闹钟界面显示闹钟的设定数据（带光标闪烁）</w:t>
+            </w:r>
+          </w:p>
+          <w:p>
+            <w:pPr>
+              <w:pStyle w:val="af0"/>
+              <w:spacing w:after="0" w:line="0" w:lineRule="atLeast"/>
+              <w:jc w:val="both"/>
+              <w:rPr>
+                <w:sz w:val="15"/>
+                <w:szCs w:val="15"/>
+              </w:rPr>
+            </w:pPr>
+            <w:r>
+              <w:rPr>
+                <w:rFonts w:hint="eastAsia"/>
+                <w:sz w:val="15"/>
+                <w:szCs w:val="15"/>
+              </w:rPr>
+              <w:t xml:space="preserve">                break; // </w:t>
+            </w:r>
+            <w:r>
+              <w:rPr>
+                <w:rFonts w:hint="eastAsia"/>
+                <w:sz w:val="15"/>
+                <w:szCs w:val="15"/>
+              </w:rPr>
+              <w:t>退出当前</w:t>
+            </w:r>
+            <w:r>
+              <w:rPr>
+                <w:rFonts w:hint="eastAsia"/>
+                <w:sz w:val="15"/>
+                <w:szCs w:val="15"/>
+              </w:rPr>
+              <w:t>case</w:t>
+            </w:r>
+          </w:p>
+          <w:p>
+            <w:pPr>
+              <w:pStyle w:val="af0"/>
+              <w:spacing w:after="0" w:line="0" w:lineRule="atLeast"/>
+              <w:jc w:val="both"/>
+              <w:rPr>
+                <w:sz w:val="15"/>
+                <w:szCs w:val="15"/>
+              </w:rPr>
+            </w:pPr>
+            <w:r>
+              <w:rPr>
+                <w:sz w:val="15"/>
+                <w:szCs w:val="15"/>
+              </w:rPr>
+              <w:t xml:space="preserve">        }</w:t>
+            </w:r>
+          </w:p>
+          <w:p>
+            <w:pPr>
+              <w:pStyle w:val="af0"/>
+              <w:spacing w:after="0" w:line="0" w:lineRule="atLeast"/>
+              <w:jc w:val="both"/>
+              <w:rPr>
+                <w:sz w:val="15"/>
+                <w:szCs w:val="15"/>
+              </w:rPr>
+            </w:pPr>
+            <w:r>
+              <w:rPr>
+                <w:sz w:val="15"/>
+                <w:szCs w:val="15"/>
+              </w:rPr>
+              <w:t xml:space="preserve">    }</w:t>
+            </w:r>
+          </w:p>
+          <w:p>
+            <w:pPr>
+              <w:pStyle w:val="af0"/>
+              <w:spacing w:after="0" w:line="0" w:lineRule="atLeast"/>
+              <w:jc w:val="both"/>
+              <w:rPr>
+                <w:sz w:val="15"/>
+                <w:szCs w:val="15"/>
+              </w:rPr>
+            </w:pPr>
+            <w:r>
+              <w:rPr>
+                <w:sz w:val="15"/>
+                <w:szCs w:val="15"/>
+              </w:rPr>
+              <w:t>}</w:t>
+            </w:r>
+          </w:p>
+        </w:tc>
+      </w:tr>
+    </w:tbl>
+    <w:p>
+      <w:pPr>
+        <w:spacing w:after="0" w:line="360" w:lineRule="auto"/>
+        <w:outlineLvl w:val="1"/>
+        <w:rPr>
+          <w:rFonts w:eastAsia="黑体" w:cs="黑体"/>
+          <w:b/>
+          <w:bCs/>
+          <w:sz w:val="28"/>
+          <w:szCs w:val="28"/>
+        </w:rPr>
+      </w:pPr>
+      <w:bookmarkStart w:id="32" w:name="_Toc230907504"/>
+      <w:r>
+        <w:rPr>
+          <w:rFonts w:eastAsia="黑体" w:cs="黑体" w:hint="eastAsia"/>
+          <w:b/>
+          <w:bCs/>
+          <w:sz w:val="28"/>
+          <w:szCs w:val="28"/>
+        </w:rPr>
+        <w:lastRenderedPageBreak/>
+        <w:t>5.</w:t>
+      </w:r>
+      <w:r>
+        <w:rPr>
+          <w:rFonts w:eastAsia="黑体" w:cs="黑体" w:hint="eastAsia"/>
+          <w:b/>
+          <w:bCs/>
+          <w:sz w:val="28"/>
+          <w:szCs w:val="28"/>
+        </w:rPr>
+        <w:t>3</w:t>
+      </w:r>
+      <w:r>
+        <w:rPr>
+          <w:rFonts w:eastAsia="黑体" w:cs="黑体" w:hint="eastAsia"/>
+          <w:b/>
+          <w:bCs/>
+          <w:sz w:val="28"/>
+          <w:szCs w:val="28"/>
+        </w:rPr>
+        <w:t xml:space="preserve"> </w:t>
+      </w:r>
+      <w:r>
+        <w:rPr>
+          <w:rFonts w:eastAsia="黑体" w:cs="黑体" w:hint="eastAsia"/>
+          <w:b/>
+          <w:bCs/>
+          <w:sz w:val="28"/>
+          <w:szCs w:val="28"/>
+        </w:rPr>
+        <w:t>按键功能核心逻辑</w:t>
+      </w:r>
+      <w:bookmarkEnd w:id="32"/>
+    </w:p>
+    <w:p>
+      <w:pPr>
+        <w:spacing w:after="0" w:line="360" w:lineRule="auto"/>
+        <w:ind w:firstLineChars="200" w:firstLine="480"/>
+        <w:jc w:val="both"/>
+        <w:rPr>
+          <w:rFonts w:cs="宋体"/>
+          <w:szCs w:val="20"/>
+        </w:rPr>
+      </w:pPr>
+      <w:r>
+        <w:rPr>
+          <w:rFonts w:cs="宋体"/>
+          <w:szCs w:val="20"/>
+        </w:rPr>
+        <w:t>按键处理是整个系统人机交互的枢纽。</w:t>
+      </w:r>
+      <w:r>
+        <w:rPr>
+          <w:rFonts w:cs="宋体"/>
+          <w:szCs w:val="20"/>
+        </w:rPr>
+        <w:t>KeyLogic() </w:t>
+      </w:r>
+      <w:r>
+        <w:rPr>
+          <w:rFonts w:cs="宋体"/>
+          <w:szCs w:val="20"/>
+        </w:rPr>
+        <w:t>函数通过</w:t>
+      </w:r>
+      <w:r>
+        <w:rPr>
+          <w:rFonts w:cs="宋体"/>
+          <w:szCs w:val="20"/>
+        </w:rPr>
+        <w:t> switch-case </w:t>
+      </w:r>
+      <w:r>
+        <w:rPr>
+          <w:rFonts w:cs="宋体"/>
+          <w:szCs w:val="20"/>
+        </w:rPr>
+        <w:t>结构对</w:t>
+      </w:r>
+      <w:r>
+        <w:rPr>
+          <w:rFonts w:cs="宋体"/>
+          <w:szCs w:val="20"/>
+        </w:rPr>
+        <w:t xml:space="preserve"> 7 </w:t>
+      </w:r>
+      <w:r>
+        <w:rPr>
+          <w:rFonts w:cs="宋体"/>
+          <w:szCs w:val="20"/>
+        </w:rPr>
+        <w:t>个独立按键的键值进行分支响应，并根据当前界面标志</w:t>
+      </w:r>
+      <w:r>
+        <w:rPr>
+          <w:rFonts w:cs="宋体"/>
+          <w:szCs w:val="20"/>
+        </w:rPr>
+        <w:t> Menu_flag</w:t>
+      </w:r>
+      <w:r>
+        <w:rPr>
+          <w:rFonts w:cs="宋体"/>
+          <w:szCs w:val="20"/>
+        </w:rPr>
+        <w:t>（</w:t>
+      </w:r>
+      <w:r>
+        <w:rPr>
+          <w:rFonts w:cs="宋体"/>
+          <w:szCs w:val="20"/>
+        </w:rPr>
+        <w:t>0=</w:t>
+      </w:r>
+      <w:r>
+        <w:rPr>
+          <w:rFonts w:cs="宋体"/>
+          <w:szCs w:val="20"/>
+        </w:rPr>
+        <w:t>主界面，</w:t>
+      </w:r>
+      <w:r>
+        <w:rPr>
+          <w:rFonts w:cs="宋体"/>
+          <w:szCs w:val="20"/>
+        </w:rPr>
+        <w:t>1=</w:t>
+      </w:r>
+      <w:r>
+        <w:rPr>
+          <w:rFonts w:cs="宋体"/>
+          <w:szCs w:val="20"/>
+        </w:rPr>
+        <w:t>时间设置，</w:t>
+      </w:r>
+      <w:r>
+        <w:rPr>
+          <w:rFonts w:cs="宋体"/>
+          <w:szCs w:val="20"/>
+        </w:rPr>
+        <w:t>2=</w:t>
+      </w:r>
+      <w:r>
+        <w:rPr>
+          <w:rFonts w:cs="宋体"/>
+          <w:szCs w:val="20"/>
+        </w:rPr>
+        <w:t>闹钟设置）执行不同操作</w:t>
+      </w:r>
+      <w:r>
+        <w:rPr>
+          <w:rFonts w:cs="宋体" w:hint="eastAsia"/>
+          <w:szCs w:val="20"/>
+        </w:rPr>
+        <w:t>。</w:t>
+      </w:r>
+      <w:r>
+        <w:t>关键实现代码如下：</w:t>
+      </w:r>
+    </w:p>
+    <w:tbl>
+      <w:tblPr>
+        <w:tblStyle w:val="ac"/>
+        <w:tblW w:w="0" w:type="auto"/>
+        <w:tblLook w:val="04A0" w:firstRow="1" w:lastRow="0" w:firstColumn="1" w:lastColumn="0" w:noHBand="0" w:noVBand="1"/>
+      </w:tblPr>
+      <w:tblGrid>
+        <w:gridCol w:w="8522"/>
+      </w:tblGrid>
+      <w:tr>
+        <w:tc>
+          <w:tcPr>
+            <w:tcW w:w="8522" w:type="dxa"/>
+            <w:shd w:val="clear" w:color="auto" w:fill="E7E6E6" w:themeFill="background2"/>
+          </w:tcPr>
+          <w:p>
+            <w:pPr>
+              <w:pStyle w:val="af0"/>
+              <w:spacing w:after="0" w:line="0" w:lineRule="atLeast"/>
+              <w:jc w:val="both"/>
+              <w:rPr>
+                <w:sz w:val="15"/>
+                <w:szCs w:val="15"/>
+              </w:rPr>
+            </w:pPr>
+            <w:r>
+              <w:rPr>
+                <w:rFonts w:hint="eastAsia"/>
+                <w:sz w:val="15"/>
+                <w:szCs w:val="15"/>
+              </w:rPr>
+              <w:t xml:space="preserve">// --- </w:t>
+            </w:r>
+            <w:r>
+              <w:rPr>
+                <w:rFonts w:hint="eastAsia"/>
+                <w:sz w:val="15"/>
+                <w:szCs w:val="15"/>
+              </w:rPr>
               <w:t>按键逻辑</w:t>
             </w:r>
             <w:r>
@@ -14172,7 +16271,7 @@
         <w:spacing w:after="0" w:line="360" w:lineRule="auto"/>
         <w:outlineLvl w:val="0"/>
       </w:pPr>
-      <w:bookmarkStart w:id="31" w:name="_Toc13153"/>
+      <w:bookmarkStart w:id="33" w:name="_Toc230907505"/>
       <w:r>
         <w:rPr>
           <w:rFonts w:eastAsia="黑体" w:cs="黑体" w:hint="eastAsia"/>
@@ -14204,7 +16303,7 @@
         </w:rPr>
         <w:t>调试与实现</w:t>
       </w:r>
-      <w:bookmarkEnd w:id="31"/>
+      <w:bookmarkEnd w:id="33"/>
     </w:p>
     <w:p>
       <w:pPr>
@@ -14218,7 +16317,7 @@
           <w:szCs w:val="30"/>
         </w:rPr>
       </w:pPr>
-      <w:bookmarkStart w:id="32" w:name="_Toc4778"/>
+      <w:bookmarkStart w:id="34" w:name="_Toc230907506"/>
       <w:r>
         <w:rPr>
           <w:rFonts w:eastAsia="黑体" w:cs="黑体" w:hint="eastAsia"/>
@@ -14239,7 +16338,7 @@
         </w:rPr>
         <w:t>软件调试与分析</w:t>
       </w:r>
-      <w:bookmarkEnd w:id="32"/>
+      <w:bookmarkEnd w:id="34"/>
     </w:p>
     <w:p>
       <w:pPr>
@@ -14469,7 +16568,7 @@
           <w:szCs w:val="30"/>
         </w:rPr>
       </w:pPr>
-      <w:bookmarkStart w:id="33" w:name="_Toc22886"/>
+      <w:bookmarkStart w:id="35" w:name="_Toc230907507"/>
       <w:r>
         <w:rPr>
           <w:rFonts w:eastAsia="黑体" w:cs="黑体" w:hint="eastAsia"/>
@@ -14478,7 +16577,7 @@
           <w:sz w:val="30"/>
           <w:szCs w:val="30"/>
         </w:rPr>
-        <w:t>6.2 proteus</w:t>
+        <w:t xml:space="preserve">6.2 </w:t>
       </w:r>
       <w:r>
         <w:rPr>
@@ -14488,9 +16587,29 @@
           <w:sz w:val="30"/>
           <w:szCs w:val="30"/>
         </w:rPr>
+        <w:t>P</w:t>
+      </w:r>
+      <w:r>
+        <w:rPr>
+          <w:rFonts w:eastAsia="黑体" w:cs="黑体" w:hint="eastAsia"/>
+          <w:b/>
+          <w:bCs/>
+          <w:sz w:val="30"/>
+          <w:szCs w:val="30"/>
+        </w:rPr>
+        <w:t>roteus</w:t>
+      </w:r>
+      <w:r>
+        <w:rPr>
+          <w:rFonts w:eastAsia="黑体" w:cs="黑体" w:hint="eastAsia"/>
+          <w:b/>
+          <w:bCs/>
+          <w:sz w:val="30"/>
+          <w:szCs w:val="30"/>
+        </w:rPr>
         <w:t>仿真操作方法</w:t>
       </w:r>
-      <w:bookmarkEnd w:id="33"/>
+      <w:bookmarkEnd w:id="35"/>
     </w:p>
     <w:p>
       <w:pPr>
@@ -14519,22 +16638,12 @@
         <w:pStyle w:val="af0"/>
         <w:spacing w:after="0"/>
         <w:rPr>
-          <w:rFonts w:ascii="Segoe UI" w:hAnsi="Segoe UI" w:cs="Segoe UI"/>
-          <w:color w:val="0F1115"/>
-          <w:szCs w:val="24"/>
-          <w:shd w:val="clear" w:color="auto" w:fill="FFFFFF"/>
-        </w:rPr>
-      </w:pPr>
-      <w:r>
-        <w:rPr>
-          <w:rFonts w:hint="eastAsia"/>
           <w:b/>
           <w:bCs/>
           <w:sz w:val="22"/>
           <w:szCs w:val="18"/>
         </w:rPr>
-        <w:t>表</w:t>
-      </w:r>
+      </w:pPr>
       <w:r>
         <w:rPr>
           <w:rFonts w:hint="eastAsia"/>
@@ -14543,7 +16652,7 @@
           <w:sz w:val="22"/>
           <w:szCs w:val="18"/>
         </w:rPr>
-        <w:t>6-</w:t>
+        <w:t>表</w:t>
       </w:r>
       <w:r>
         <w:rPr>
@@ -14553,7 +16662,37 @@
           <w:sz w:val="22"/>
           <w:szCs w:val="18"/>
         </w:rPr>
+        <w:t xml:space="preserve"> </w:t>
+      </w:r>
+      <w:r>
+        <w:rPr>
+          <w:rFonts w:hint="eastAsia"/>
+          <w:b/>
+          <w:bCs/>
+          <w:sz w:val="22"/>
+          <w:szCs w:val="18"/>
+        </w:rPr>
+        <w:t>6-</w:t>
+      </w:r>
+      <w:r>
+        <w:rPr>
+          <w:rFonts w:hint="eastAsia"/>
+          <w:b/>
+          <w:bCs/>
+          <w:sz w:val="22"/>
+          <w:szCs w:val="18"/>
+        </w:rPr>
         <w:t>1</w:t>
+      </w:r>
+      <w:r>
+        <w:rPr>
+          <w:rFonts w:hint="eastAsia"/>
+          <w:b/>
+          <w:bCs/>
+          <w:sz w:val="22"/>
+          <w:szCs w:val="18"/>
+        </w:rPr>
+        <w:t xml:space="preserve"> </w:t>
       </w:r>
       <w:r>
         <w:rPr>
@@ -15400,7 +17539,7 @@
     <w:p>
       <w:pPr>
         <w:spacing w:after="0" w:line="360" w:lineRule="auto"/>
-        <w:outlineLvl w:val="1"/>
+        <w:outlineLvl w:val="2"/>
         <w:rPr>
           <w:rFonts w:eastAsia="黑体" w:cs="黑体"/>
           <w:b/>
@@ -15409,7 +17548,7 @@
           <w:szCs w:val="30"/>
         </w:rPr>
       </w:pPr>
-      <w:bookmarkStart w:id="34" w:name="_Toc24218"/>
+      <w:bookmarkStart w:id="36" w:name="_Toc230907508"/>
       <w:r>
         <w:rPr>
           <w:rFonts w:eastAsia="黑体" w:cs="黑体" w:hint="eastAsia"/>
@@ -15431,7 +17570,7 @@
         </w:rPr>
         <w:t>主界面操作方法</w:t>
       </w:r>
-      <w:bookmarkEnd w:id="34"/>
+      <w:bookmarkEnd w:id="36"/>
     </w:p>
     <w:p>
       <w:pPr>
@@ -15568,7 +17707,7 @@
     <w:p>
       <w:pPr>
         <w:spacing w:after="0" w:line="360" w:lineRule="auto"/>
-        <w:outlineLvl w:val="1"/>
+        <w:outlineLvl w:val="2"/>
         <w:rPr>
           <w:rFonts w:eastAsia="黑体" w:cs="黑体"/>
           <w:b/>
@@ -15577,7 +17716,7 @@
           <w:szCs w:val="30"/>
         </w:rPr>
       </w:pPr>
-      <w:bookmarkStart w:id="35" w:name="_Toc27960"/>
+      <w:bookmarkStart w:id="37" w:name="_Toc230907509"/>
       <w:r>
         <w:rPr>
           <w:rFonts w:eastAsia="黑体" w:cs="黑体" w:hint="eastAsia"/>
@@ -15598,7 +17737,7 @@
         </w:rPr>
         <w:t>时间设置操作方法</w:t>
       </w:r>
-      <w:bookmarkEnd w:id="35"/>
+      <w:bookmarkEnd w:id="37"/>
     </w:p>
     <w:p>
       <w:pPr>
@@ -15722,11 +17861,13 @@
       <w:pPr>
         <w:snapToGrid w:val="0"/>
         <w:spacing w:after="0" w:line="360" w:lineRule="auto"/>
+        <w:outlineLvl w:val="2"/>
         <w:rPr>
           <w:rFonts w:cs="宋体"/>
           <w:szCs w:val="20"/>
         </w:rPr>
       </w:pPr>
+      <w:bookmarkStart w:id="38" w:name="_Toc230907510"/>
       <w:r>
         <w:rPr>
           <w:rFonts w:eastAsia="黑体" w:cs="黑体" w:hint="eastAsia"/>
@@ -15745,8 +17886,19 @@
           <w:sz w:val="30"/>
           <w:szCs w:val="30"/>
         </w:rPr>
-        <w:t>时间设置操作方法</w:t>
-      </w:r>
+        <w:t>闹钟设置</w:t>
+      </w:r>
+      <w:r>
+        <w:rPr>
+          <w:rFonts w:eastAsia="黑体" w:cs="黑体" w:hint="eastAsia"/>
+          <w:b/>
+          <w:bCs/>
+          <w:sz w:val="30"/>
+          <w:szCs w:val="30"/>
+        </w:rPr>
+        <w:t>操作方法</w:t>
+      </w:r>
+      <w:bookmarkEnd w:id="38"/>
     </w:p>
     <w:p>
       <w:pPr>
@@ -15854,7 +18006,7 @@
           <w:szCs w:val="36"/>
         </w:rPr>
       </w:pPr>
-      <w:bookmarkStart w:id="36" w:name="_Toc10084"/>
+      <w:bookmarkStart w:id="39" w:name="_Toc230907511"/>
       <w:r>
         <w:rPr>
           <w:rFonts w:eastAsia="黑体" w:cs="黑体" w:hint="eastAsia"/>
@@ -15886,7 +18038,7 @@
         </w:rPr>
         <w:t>总结</w:t>
       </w:r>
-      <w:bookmarkEnd w:id="36"/>
+      <w:bookmarkEnd w:id="39"/>
     </w:p>
     <w:p>
       <w:pPr>
@@ -16089,7 +18241,7 @@
           <w:szCs w:val="36"/>
         </w:rPr>
       </w:pPr>
-      <w:bookmarkStart w:id="37" w:name="_Toc17594"/>
+      <w:bookmarkStart w:id="40" w:name="_Toc230907512"/>
       <w:r>
         <w:rPr>
           <w:rFonts w:eastAsia="黑体" w:cs="黑体" w:hint="eastAsia"/>
@@ -16121,7 +18273,7 @@
         </w:rPr>
         <w:t>参考文献</w:t>
       </w:r>
-      <w:bookmarkEnd w:id="37"/>
+      <w:bookmarkEnd w:id="40"/>
     </w:p>
     <w:p>
       <w:pPr>
@@ -16474,7 +18626,7 @@
         <w:spacing w:after="0" w:line="360" w:lineRule="auto"/>
         <w:outlineLvl w:val="0"/>
       </w:pPr>
-      <w:bookmarkStart w:id="38" w:name="_Toc20310"/>
+      <w:bookmarkStart w:id="41" w:name="_Toc230907513"/>
       <w:r>
         <w:rPr>
           <w:rFonts w:eastAsia="黑体" w:cs="黑体" w:hint="eastAsia"/>
@@ -16506,7 +18658,7 @@
         </w:rPr>
         <w:t>附录</w:t>
       </w:r>
-      <w:bookmarkEnd w:id="38"/>
+      <w:bookmarkEnd w:id="41"/>
     </w:p>
     <w:p>
       <w:pPr>
@@ -17228,6 +19380,7 @@
   <w:style w:type="paragraph" w:default="1" w:styleId="a">
     <w:name w:val="Normal"/>
     <w:qFormat/>
+    <w:rsid w:val="003D5AA7"/>
     <w:pPr>
       <w:jc w:val="center"/>
     </w:pPr>
